--- a/reports/lab06/Laboratory_work_6_report.docx
+++ b/reports/lab06/Laboratory_work_6_report.docx
@@ -7,7 +7,7 @@
         <w:jc w:val="center"/>
       </w:pPr>
       <w:r>
-        <w:t>Международный университет информационных технологий</w:t>
+        <w:t>International Information Technology University</w:t>
       </w:r>
     </w:p>
     <w:p>
@@ -15,7 +15,7 @@
         <w:jc w:val="center"/>
       </w:pPr>
       <w:r>
-        <w:t>Факультет бизнеса медиа и менеджмента</w:t>
+        <w:t>Faculty of Business Media and Management</w:t>
       </w:r>
     </w:p>
     <w:p>
@@ -23,7 +23,7 @@
         <w:jc w:val="center"/>
       </w:pPr>
       <w:r>
-        <w:t>Кафедра информационных систем</w:t>
+        <w:t>Department of Information Systems</w:t>
       </w:r>
     </w:p>
     <w:p>
@@ -37,7 +37,7 @@
         <w:jc w:val="center"/>
       </w:pPr>
       <w:r>
-        <w:t>Лабораторная работа 6</w:t>
+        <w:t>Laboratory Work 6</w:t>
       </w:r>
     </w:p>
     <w:p>
@@ -46,7 +46,7 @@
         <w:jc w:val="center"/>
       </w:pPr>
       <w:r>
-        <w:t>Формы и валидация</w:t>
+        <w:t>Forms and Validation</w:t>
       </w:r>
     </w:p>
     <w:p>
@@ -54,7 +54,7 @@
         <w:jc w:val="center"/>
       </w:pPr>
       <w:r>
-        <w:t>Thymeleaf  Bean Validation  Локализация  Обработка исключений</w:t>
+        <w:t>Thymeleaf  Bean Validation  Localization  Exception Handling</w:t>
       </w:r>
     </w:p>
     <w:p>
@@ -67,7 +67,7 @@
         <w:jc w:val="center"/>
       </w:pPr>
       <w:r>
-        <w:t>Курс RWPSF 3305 Web Application Development with Spring Framework</w:t>
+        <w:t>Course RWPSF 3305 Web Application Development with Spring Framework</w:t>
       </w:r>
     </w:p>
     <w:p>
@@ -75,7 +75,7 @@
         <w:jc w:val="center"/>
       </w:pPr>
       <w:r>
-        <w:t>Образовательная программа 6B06105 Information Systems</w:t>
+        <w:t>Educational Programme 6B06105 Information Systems</w:t>
       </w:r>
     </w:p>
     <w:p>
@@ -83,7 +83,7 @@
         <w:jc w:val="center"/>
       </w:pPr>
       <w:r>
-        <w:t>Выполнили Aruzhan Zhaksybekova и Mukhamedjan Arman</w:t>
+        <w:t>Team members Aruzhan Zhaksybekova and Mukhamedjan Arman</w:t>
       </w:r>
     </w:p>
     <w:p>
@@ -91,7 +91,7 @@
         <w:jc w:val="center"/>
       </w:pPr>
       <w:r>
-        <w:t>Группа IT1-2404IS</w:t>
+        <w:t>Group IT1-2404IS</w:t>
       </w:r>
     </w:p>
     <w:p>
@@ -99,7 +99,7 @@
         <w:jc w:val="center"/>
       </w:pPr>
       <w:r>
-        <w:t>Индивидуальный вариант 11</w:t>
+        <w:t>Individual Variant 11</w:t>
       </w:r>
     </w:p>
     <w:p>
@@ -107,7 +107,7 @@
         <w:jc w:val="center"/>
       </w:pPr>
       <w:r>
-        <w:t>Преподаватель Yemberdiyeva Aknur</w:t>
+        <w:t>Lecturer Yemberdiyeva Aknur</w:t>
       </w:r>
     </w:p>
     <w:p>
@@ -120,7 +120,7 @@
         <w:jc w:val="center"/>
       </w:pPr>
       <w:r>
-        <w:t>Алматы 2026</w:t>
+        <w:t>Almaty 2026</w:t>
       </w:r>
     </w:p>
     <w:p>
@@ -133,27 +133,27 @@
         <w:pStyle w:val="Heading1"/>
       </w:pPr>
       <w:r>
-        <w:t>Цель и результат работы</w:t>
+        <w:t>Aim and implemented result</w:t>
       </w:r>
     </w:p>
     <w:p>
       <w:r>
-        <w:t>Мы реализовали форму добавления книги на Spring MVC и Thymeleaf. Форма связывает запрос с BookForm, проверяет поля с помощью Jakarta Bean Validation, показывает сообщения на английском и русском языках и сохраняет корректные данные через Post/Redirect/Get. Для отсутствующей книги предусмотрены HTML страница с кодом 404 и JSON ответ ProblemDetail с тем же статусом.</w:t>
+        <w:t>We implemented a book creation form with Spring MVC and Thymeleaf. The form binds request parameters to BookForm, validates the fields with Jakarta Bean Validation, displays messages in English and Russian, and saves valid input through Post/Redirect/Get. A missing book produces an HTML error page or a JSON ProblemDetail response, both with status 404.</w:t>
       </w:r>
     </w:p>
     <w:p>
       <w:r>
-        <w:t>Цель работы состоит в том, чтобы объединить привязку формы, декларативную валидацию и централизованную обработку ошибок, сохраняя введённые пользователем значения при повторном показе формы.</w:t>
+        <w:t>The aim is to combine form binding, declarative validation and centralized exception handling while preserving the submitted values when an invalid form is displayed again.</w:t>
       </w:r>
     </w:p>
     <w:p>
       <w:r>
-        <w:t>Предоставленный проект содержал реализацию лабораторной работы 4. Мы восстановили отсутствовавший каталог книг, необходимый для работы 6, и разместили его в пространстве имён kz.iitu.springlab.lab6. BookService хранит книги в памяти процесса; после перезапуска приложения список возвращается к трём начальным записям.</w:t>
+        <w:t>The supplied project contained Laboratory Work 4. We restored the missing book catalogue needed for Laboratory Work 6 in the kz.iitu.springlab.lab6 namespace. BookService stores books in process memory; restarting the application restores the three initial records.</w:t>
       </w:r>
     </w:p>
     <w:p>
       <w:r>
-        <w:t xml:space="preserve">Ветка репозитория lab06: </w:t>
+        <w:t xml:space="preserve">Repository branch lab06: </w:t>
       </w:r>
       <w:hyperlink r:id="rId10">
         <w:r>
@@ -167,12 +167,12 @@
     </w:p>
     <w:p>
       <w:r>
-        <w:t>Состояние репозитория: Ветка lab06 опубликована в GitHub. Код, доказательства и отчёт сохранены в репозитории.</w:t>
+        <w:t>Repository status: The lab06 branch is published on GitHub. The code, evidence and report are stored in the repository.</w:t>
       </w:r>
     </w:p>
     <w:p>
       <w:r>
-        <w:t>Коммит: d8df0f1e15fe8949c859466a6c472ac3d4fd5d67</w:t>
+        <w:t>Initial implementation commit: d8df0f1e15fe8949c859466a6c472ac3d4fd5d67</w:t>
       </w:r>
     </w:p>
     <w:p>
@@ -180,42 +180,42 @@
         <w:pStyle w:val="Heading1"/>
       </w:pPr>
       <w:r>
-        <w:t>Порядок выполнения</w:t>
+        <w:t>Implementation steps</w:t>
       </w:r>
     </w:p>
     <w:p>
       <w:r>
-        <w:t>1. Добавили зависимости spring-boot-starter-thymeleaf и spring-boot-starter-validation. Создали BookForm, перечисление Genre, отдельную модель Book и сервис хранения книг.</w:t>
+        <w:t>1. Added spring-boot-starter-thymeleaf and spring-boot-starter-validation. Created BookForm, the Genre enumeration, the separate Book record and the book storage service.</w:t>
       </w:r>
     </w:p>
     <w:p>
       <w:r>
-        <w:t>2. Добавили GET /books/new с пустым объектом form и перечнем genres. В templates/books/form.html связали форму через th:object, поля через th:field и вывели ошибки с th:errors, th:errorclass и #fields.</w:t>
+        <w:t>2. Added GET /books/new with an empty form object and the genre list. Bound the template with th:object and th:field, and displayed errors using th:errors, th:errorclass and #fields.</w:t>
       </w:r>
     </w:p>
     <w:p>
       <w:r>
-        <w:t>3. Реализовали POST /books. Параметр BindingResult стоит сразу после BookForm с @Valid. При ошибках контроллер возвращает ту же форму с перечнем жанров. При успехе сохраняет книгу, добавляет flash сообщение и перенаправляет на /books.</w:t>
+        <w:t>3. Implemented POST /books with BindingResult immediately after the @Valid BookForm parameter. Invalid input returns the same form with the genre options restored. Valid input creates a book, adds a flash message and redirects to /books.</w:t>
       </w:r>
     </w:p>
     <w:p>
       <w:r>
-        <w:t>4. Вынесли подписи, сообщения, названия жанров и уведомление об успехе в messages.properties и messages_ru.properties. Настроили SessionLocaleResolver и LocaleChangeInterceptor с параметром lang; локаль по умолчанию английская.</w:t>
+        <w:t>4. Moved labels, error messages, genre names and the success message into messages.properties and messages_ru.properties. Configured SessionLocaleResolver and LocaleChangeInterceptor with the lang parameter and English as the default locale.</w:t>
       </w:r>
     </w:p>
     <w:p>
       <w:r>
-        <w:t>5. Создали @NoDigits и NoDigitsValidator для автора. Ограничение пропускает null, а обязательность отдельно проверяет @NotBlank. Добавили раздельные advice для страниц и API.</w:t>
+        <w:t>5. Created @NoDigits and NoDigitsValidator for the author field. The validator accepts null; @NotBlank separately enforces required input. Added separate advice for HTML pages and the API.</w:t>
       </w:r>
     </w:p>
     <w:p>
       <w:r>
-        <w:t>6. В варианте 11 добавили @ModelAttribute libraryName в PageExceptionHandler. Название библиотеки автоматически попадает в модель страниц каталога и локализуется.</w:t>
+        <w:t>6. Implemented Variant 11 with @ModelAttribute libraryName in PageExceptionHandler. The localized library name is supplied automatically to the catalogue page models.</w:t>
       </w:r>
     </w:p>
     <w:p>
       <w:r>
-        <w:t>7. Проверили обязательные сценарии в браузере, ошибки 404, переключение языка и повторное открытие списка после сохранения. Результаты и снимки экрана приведены далее.</w:t>
+        <w:t>7. Verified invalid and valid submissions in the browser, both locales, both 404 responses and a reload after a successful save. The following sections contain the measured results and screenshots.</w:t>
       </w:r>
     </w:p>
     <w:p>
@@ -223,22 +223,22 @@
         <w:pStyle w:val="Heading1"/>
       </w:pPr>
       <w:r>
-        <w:t>Проверка сборки и поведения приложения</w:t>
+        <w:t>Build and behavior verification</w:t>
       </w:r>
     </w:p>
     <w:p>
       <w:r>
-        <w:t>Команда проверки: Maven 3.9.16: mvn -B package (прямой запуск Maven из кэша Wrapper)</w:t>
+        <w:t>Verification command: Maven 3.9.16: mvn -B package, run directly from the Maven Wrapper cache.</w:t>
       </w:r>
     </w:p>
     <w:p>
       <w:r>
-        <w:t>Результат: BUILD SUCCESS. Tests run: 18, Failures: 0, Errors: 0, Skipped: 0.</w:t>
+        <w:t>Result: BUILD SUCCESS. Tests run: 18, Failures: 0, Errors: 0, Skipped: 0.</w:t>
       </w:r>
     </w:p>
     <w:p>
       <w:r>
-        <w:t>Количество тестов: 18</w:t>
+        <w:t>Tests executed: 18</w:t>
       </w:r>
     </w:p>
     <w:tbl>
@@ -287,7 +287,7 @@
                 <w:color w:val="000000"/>
                 <w:sz w:val="18"/>
               </w:rPr>
-              <w:t>Проверка</w:t>
+              <w:t>Check</w:t>
             </w:r>
           </w:p>
         </w:tc>
@@ -307,7 +307,7 @@
                 <w:color w:val="000000"/>
                 <w:sz w:val="18"/>
               </w:rPr>
-              <w:t>Наблюдаемый результат</w:t>
+              <w:t>Observed result</w:t>
             </w:r>
           </w:p>
         </w:tc>
@@ -332,7 +332,7 @@
                 <w:color w:val="000000"/>
                 <w:sz w:val="18"/>
               </w:rPr>
-              <w:t>Отклонённые формы</w:t>
+              <w:t>Rejected submissions</w:t>
             </w:r>
           </w:p>
         </w:tc>
@@ -352,7 +352,7 @@
                 <w:color w:val="000000"/>
                 <w:sz w:val="18"/>
               </w:rPr>
-              <w:t>Шесть некорректных отправок не добавили ни одной книги.</w:t>
+              <w:t>Six invalid submissions did not create any books.</w:t>
             </w:r>
           </w:p>
         </w:tc>
@@ -377,7 +377,7 @@
                 <w:color w:val="000000"/>
                 <w:sz w:val="18"/>
               </w:rPr>
-              <w:t>Вариант 11</w:t>
+              <w:t>Variant 11</w:t>
             </w:r>
           </w:p>
         </w:tc>
@@ -397,7 +397,7 @@
                 <w:color w:val="000000"/>
                 <w:sz w:val="18"/>
               </w:rPr>
-              <w:t>libraryName отображается в общей шапке формы, каталога, деталей и страницы ошибки.</w:t>
+              <w:t>libraryName appears in the shared header of the form, catalogue, detail page and error page.</w:t>
             </w:r>
           </w:p>
         </w:tc>
@@ -422,7 +422,7 @@
                 <w:color w:val="000000"/>
                 <w:sz w:val="18"/>
               </w:rPr>
-              <w:t>Ответы 404</w:t>
+              <w:t>404 responses</w:t>
             </w:r>
           </w:p>
         </w:tc>
@@ -442,7 +442,7 @@
                 <w:color w:val="000000"/>
                 <w:sz w:val="18"/>
               </w:rPr>
-              <w:t>HTML: 404 text/html; API: 404 application/problem+json. Содержимое и заголовки сохранены отдельно.</w:t>
+              <w:t>HTML: 404 text/html. API: 404 application/problem+json. The response bodies and headers were also saved.</w:t>
             </w:r>
           </w:p>
         </w:tc>
@@ -467,7 +467,7 @@
                 <w:color w:val="000000"/>
                 <w:sz w:val="18"/>
               </w:rPr>
-              <w:t>Браузер</w:t>
+              <w:t>Browser</w:t>
             </w:r>
           </w:p>
         </w:tc>
@@ -487,7 +487,7 @@
                 <w:color w:val="000000"/>
                 <w:sz w:val="18"/>
               </w:rPr>
-              <w:t>Реальные формы отправлены через headless Google Chrome. Ошибок pageerror не обнаружено.</w:t>
+              <w:t>The forms were submitted in a real headless Google Chrome session. No pageerror events were detected.</w:t>
             </w:r>
           </w:p>
         </w:tc>
@@ -500,7 +500,7 @@
     </w:p>
     <w:p>
       <w:r>
-        <w:t>Проверка Post/Redirect/Get: Проверено в реальном Chrome: POST /books → HTTP 302 (Location: http://localhost:8080/books) → GET /books. Создана одна книга; после reload flash-сообщение отсутствует и число книг остаётся 4.</w:t>
+        <w:t>Post/Redirect/Get verification: Verified in real Chrome: POST /books returned HTTP 302 with Location: http://localhost:8080/books, followed by GET /books. One book was created. After reloading the page, the flash message disappeared and the total remained four books.</w:t>
       </w:r>
     </w:p>
     <w:p>
@@ -508,12 +508,12 @@
         <w:pStyle w:val="Heading1"/>
       </w:pPr>
       <w:r>
-        <w:t>Ответы при отсутствии книги</w:t>
+        <w:t>Responses for a missing book</w:t>
       </w:r>
     </w:p>
     <w:p>
       <w:r>
-        <w:t>Оба запроса обращаются к отсутствующему идентификатору 999. Сервис выбрасывает BookNotFoundException, а формат ответа определяется контроллером и областью применения advice.</w:t>
+        <w:t>Both requests use the missing identifier 999. BookService throws BookNotFoundException; the controller type and the scope of its advice determine the response format.</w:t>
       </w:r>
     </w:p>
     <w:tbl>
@@ -563,7 +563,7 @@
                 <w:color w:val="000000"/>
                 <w:sz w:val="18"/>
               </w:rPr>
-              <w:t>Запрос</w:t>
+              <w:t>Request</w:t>
             </w:r>
           </w:p>
         </w:tc>
@@ -583,7 +583,7 @@
                 <w:color w:val="000000"/>
                 <w:sz w:val="18"/>
               </w:rPr>
-              <w:t>Статус и Content Type</w:t>
+              <w:t>Status and Content Type</w:t>
             </w:r>
           </w:p>
         </w:tc>
@@ -603,7 +603,7 @@
                 <w:color w:val="000000"/>
                 <w:sz w:val="18"/>
               </w:rPr>
-              <w:t>Обработчик и содержимое</w:t>
+              <w:t>Handler and response</w:t>
             </w:r>
           </w:p>
         </w:tc>
@@ -672,7 +672,7 @@
               </w:rPr>
               <w:t>PageExceptionHandler.bookNotFound</w:t>
               <w:br/>
-              <w:t>HTML error/not-found; «Книга не найдена», идентификатор 999.</w:t>
+              <w:t>HTML view error/not-found with a localized Book not found message for identifier 999.</w:t>
             </w:r>
           </w:p>
         </w:tc>
@@ -741,7 +741,7 @@
               </w:rPr>
               <w:t>ApiExceptionHandler.bookNotFound</w:t>
               <w:br/>
-              <w:t>JSON ProblemDetail с status=404 и instance=/api/books/999.</w:t>
+              <w:t>JSON ProblemDetail with status=404 and instance=/api/books/999.</w:t>
             </w:r>
           </w:p>
         </w:tc>
@@ -757,12 +757,12 @@
         <w:pStyle w:val="Heading1"/>
       </w:pPr>
       <w:r>
-        <w:t>Снимки экрана и результаты</w:t>
+        <w:t>Application screenshots and observed results</w:t>
       </w:r>
     </w:p>
     <w:p>
       <w:r>
-        <w:t>Снимки получены в запущенном приложении. Обязательные случаи показывают пустое название, год 1200, отсутствие жанра и успешное сохранение. Дополнительные проверки демонстрируют обе локали, @NoDigits и страницы ошибок.</w:t>
+        <w:t>These screenshots were captured from the running application. The four required cases show an empty title, the year 1200, a missing genre and a successful submission. The English and Russian forms each include a validation message. Further captures show @NoDigits, simultaneous field errors, 404 responses and Variant 11.</w:t>
       </w:r>
     </w:p>
     <w:p>
@@ -775,7 +775,7 @@
         <w:drawing>
           <wp:inline xmlns:a="http://schemas.openxmlformats.org/drawingml/2006/main" xmlns:pic="http://schemas.openxmlformats.org/drawingml/2006/picture">
             <wp:extent cx="5201920" cy="3657600"/>
-            <wp:docPr id="1" name="Picture 1" descr="POST /books вернул HTTP 200 с той же формой. Ошибка показана у названия и в сводке; автор, год, жанр и флаг доступности сохранены. Адрес: http://localhost:8080/books"/>
+            <wp:docPr id="1" name="Picture 1" descr="POST /books returned HTTP 200 with the same form. The title error appears next to the field and in the summary. The author, year, genre and availability checkbox retain their values. URL: http://localhost:8080/books"/>
             <wp:cNvGraphicFramePr>
               <a:graphicFrameLocks noChangeAspect="1"/>
             </wp:cNvGraphicFramePr>
@@ -812,12 +812,12 @@
         <w:keepNext/>
       </w:pPr>
       <w:r>
-        <w:t>Рисунок 1. Пустое название и сообщение на английском языке</w:t>
+        <w:t>Figure 1. An empty title produces an English validation message</w:t>
       </w:r>
     </w:p>
     <w:p>
       <w:r>
-        <w:t>POST /books вернул HTTP 200 с той же формой. Ошибка показана у названия и в сводке; автор, год, жанр и флаг доступности сохранены. Адрес: http://localhost:8080/books</w:t>
+        <w:t>POST /books returned HTTP 200 with the same form. The title error appears next to the field and in the summary. The author, year, genre and availability checkbox retain their values. URL: http://localhost:8080/books</w:t>
       </w:r>
     </w:p>
     <w:p>
@@ -830,7 +830,7 @@
         <w:drawing>
           <wp:inline xmlns:a="http://schemas.openxmlformats.org/drawingml/2006/main" xmlns:pic="http://schemas.openxmlformats.org/drawingml/2006/picture">
             <wp:extent cx="5201920" cy="3657600"/>
-            <wp:docPr id="2" name="Picture 2" descr="Ограничение @Min отклоняет значение 1200. Введённые значения остаются в форме; год выделен красной рамкой. Адрес: http://localhost:8080/books"/>
+            <wp:docPr id="2" name="Picture 2" descr="@Min rejects the year 1200. The submitted values remain in the form, and the year input has a red border. URL: http://localhost:8080/books"/>
             <wp:cNvGraphicFramePr>
               <a:graphicFrameLocks noChangeAspect="1"/>
             </wp:cNvGraphicFramePr>
@@ -867,12 +867,12 @@
         <w:keepNext/>
       </w:pPr>
       <w:r>
-        <w:t>Рисунок 2. Год 1200 отклонён</w:t>
+        <w:t>Figure 2. The year 1200 is rejected</w:t>
       </w:r>
     </w:p>
     <w:p>
       <w:r>
-        <w:t>Ограничение @Min отклоняет значение 1200. Введённые значения остаются в форме; год выделен красной рамкой. Адрес: http://localhost:8080/books</w:t>
+        <w:t>@Min rejects the year 1200. The submitted values remain in the form, and the year input has a red border. URL: http://localhost:8080/books</w:t>
       </w:r>
     </w:p>
     <w:p>
@@ -885,7 +885,7 @@
         <w:drawing>
           <wp:inline xmlns:a="http://schemas.openxmlformats.org/drawingml/2006/main" xmlns:pic="http://schemas.openxmlformats.org/drawingml/2006/picture">
             <wp:extent cx="5201920" cy="3657600"/>
-            <wp:docPr id="3" name="Picture 3" descr="@NotNull требует выбрать жанр. Название, автор, год и флажок доступности сохранены; список жанров повторно добавлен в модель. Адрес: http://localhost:8080/books"/>
+            <wp:docPr id="3" name="Picture 3" descr="@NotNull requires a genre. The title, author, year and availability flag are retained; the controller restores the genre options in the model. URL: http://localhost:8080/books"/>
             <wp:cNvGraphicFramePr>
               <a:graphicFrameLocks noChangeAspect="1"/>
             </wp:cNvGraphicFramePr>
@@ -922,12 +922,12 @@
         <w:keepNext/>
       </w:pPr>
       <w:r>
-        <w:t>Рисунок 3. Не выбран жанр</w:t>
+        <w:t>Figure 3. The genre is not selected</w:t>
       </w:r>
     </w:p>
     <w:p>
       <w:r>
-        <w:t>@NotNull требует выбрать жанр. Название, автор, год и флажок доступности сохранены; список жанров повторно добавлен в модель. Адрес: http://localhost:8080/books</w:t>
+        <w:t>@NotNull requires a genre. The title, author, year and availability flag are retained; the controller restores the genre options in the model. URL: http://localhost:8080/books</w:t>
       </w:r>
     </w:p>
     <w:p>
@@ -940,7 +940,7 @@
         <w:drawing>
           <wp:inline xmlns:a="http://schemas.openxmlformats.org/drawingml/2006/main" xmlns:pic="http://schemas.openxmlformats.org/drawingml/2006/picture">
             <wp:extent cx="5201920" cy="3657600"/>
-            <wp:docPr id="4" name="Picture 4" descr="После ?lang=ru подписи, жанры, кнопки, общий заголовок и сообщение валидации отображаются по-русски. Локаль сохраняется в HTTP-сессии для POST. Адрес: http://localhost:8080/books"/>
+            <wp:docPr id="4" name="Picture 4" descr="After ?lang=ru, the labels, genres, buttons, shared heading and validation message appear in Russian. The selected locale remains in the HTTP session for the POST request. URL: http://localhost:8080/books"/>
             <wp:cNvGraphicFramePr>
               <a:graphicFrameLocks noChangeAspect="1"/>
             </wp:cNvGraphicFramePr>
@@ -977,12 +977,12 @@
         <w:keepNext/>
       </w:pPr>
       <w:r>
-        <w:t>Рисунок 4. Та же форма и ошибка на русском языке</w:t>
+        <w:t>Figure 4. The same form and validation message in Russian</w:t>
       </w:r>
     </w:p>
     <w:p>
       <w:r>
-        <w:t>После ?lang=ru подписи, жанры, кнопки, общий заголовок и сообщение валидации отображаются по-русски. Локаль сохраняется в HTTP-сессии для POST. Адрес: http://localhost:8080/books</w:t>
+        <w:t>After ?lang=ru, the labels, genres, buttons, shared heading and validation message appear in Russian. The selected locale remains in the HTTP session for the POST request. URL: http://localhost:8080/books</w:t>
       </w:r>
     </w:p>
     <w:p>
@@ -995,7 +995,7 @@
         <w:drawing>
           <wp:inline xmlns:a="http://schemas.openxmlformats.org/drawingml/2006/main" xmlns:pic="http://schemas.openxmlformats.org/drawingml/2006/picture">
             <wp:extent cx="5201920" cy="3657600"/>
-            <wp:docPr id="5" name="Picture 5" descr="Имя автора Bloch 2018 отклонено валидатором NoDigitsValidator. Текст ошибки получен по ключу book.author.nodigits из русского bundle. Адрес: http://localhost:8080/books"/>
+            <wp:docPr id="5" name="Picture 5" descr="NoDigitsValidator rejects Bloch 2018. The Russian error message is resolved from book.author.nodigits in the Russian resource bundle. URL: http://localhost:8080/books"/>
             <wp:cNvGraphicFramePr>
               <a:graphicFrameLocks noChangeAspect="1"/>
             </wp:cNvGraphicFramePr>
@@ -1032,12 +1032,12 @@
         <w:keepNext/>
       </w:pPr>
       <w:r>
-        <w:t>Рисунок 5. Собственное ограничение NoDigits</w:t>
+        <w:t>Figure 5. The custom NoDigits constraint rejects an author containing digits</w:t>
       </w:r>
     </w:p>
     <w:p>
       <w:r>
-        <w:t>Имя автора Bloch 2018 отклонено валидатором NoDigitsValidator. Текст ошибки получен по ключу book.author.nodigits из русского bundle. Адрес: http://localhost:8080/books</w:t>
+        <w:t>NoDigitsValidator rejects Bloch 2018. The Russian error message is resolved from book.author.nodigits in the Russian resource bundle. URL: http://localhost:8080/books</w:t>
       </w:r>
     </w:p>
     <w:p>
@@ -1050,7 +1050,7 @@
         <w:drawing>
           <wp:inline xmlns:a="http://schemas.openxmlformats.org/drawingml/2006/main" xmlns:pic="http://schemas.openxmlformats.org/drawingml/2006/picture">
             <wp:extent cx="5201920" cy="3657600"/>
-            <wp:docPr id="6" name="Picture 6" descr="Год 1200 и отсутствие жанра проверяются одновременно. #fields.allErrors() показывает обе ошибки; каждая также расположена рядом с полем. Адрес: http://localhost:8080/books"/>
+            <wp:docPr id="6" name="Picture 6" descr="The year 1200 and the missing genre are checked in the same submission. #fields.allErrors() lists both violations; each message also appears beside its field. URL: http://localhost:8080/books"/>
             <wp:cNvGraphicFramePr>
               <a:graphicFrameLocks noChangeAspect="1"/>
             </wp:cNvGraphicFramePr>
@@ -1087,12 +1087,12 @@
         <w:keepNext/>
       </w:pPr>
       <w:r>
-        <w:t>Рисунок 6. Сводка двух ошибок</w:t>
+        <w:t>Figure 6. Two field errors are shown together</w:t>
       </w:r>
     </w:p>
     <w:p>
       <w:r>
-        <w:t>Год 1200 и отсутствие жанра проверяются одновременно. #fields.allErrors() показывает обе ошибки; каждая также расположена рядом с полем. Адрес: http://localhost:8080/books</w:t>
+        <w:t>The year 1200 and the missing genre are checked in the same submission. #fields.allErrors() lists both violations; each message also appears beside its field. URL: http://localhost:8080/books</w:t>
       </w:r>
     </w:p>
     <w:p>
@@ -1105,7 +1105,7 @@
         <w:drawing>
           <wp:inline xmlns:a="http://schemas.openxmlformats.org/drawingml/2006/main" xmlns:pic="http://schemas.openxmlformats.org/drawingml/2006/picture">
             <wp:extent cx="5201920" cy="3657600"/>
-            <wp:docPr id="7" name="Picture 7" descr="Корректный POST вернул HTTP 302 с переходом на /books. После редиректа видны разовое flash-сообщение и новая книга Effective Java с сохранёнными жанром и доступностью. Адрес: http://localhost:8080/books"/>
+            <wp:docPr id="7" name="Picture 7" descr="The valid POST returned HTTP 302 and redirected to /books. The following GET shows a one-time flash message and the new Effective Java book with its selected genre and availability. URL: http://localhost:8080/books"/>
             <wp:cNvGraphicFramePr>
               <a:graphicFrameLocks noChangeAspect="1"/>
             </wp:cNvGraphicFramePr>
@@ -1142,12 +1142,12 @@
         <w:keepNext/>
       </w:pPr>
       <w:r>
-        <w:t>Рисунок 7. Успешное добавление книги</w:t>
+        <w:t>Figure 7. A valid submission creates a book</w:t>
       </w:r>
     </w:p>
     <w:p>
       <w:r>
-        <w:t>Корректный POST вернул HTTP 302 с переходом на /books. После редиректа видны разовое flash-сообщение и новая книга Effective Java с сохранёнными жанром и доступностью. Адрес: http://localhost:8080/books</w:t>
+        <w:t>The valid POST returned HTTP 302 and redirected to /books. The following GET shows a one-time flash message and the new Effective Java book with its selected genre and availability. URL: http://localhost:8080/books</w:t>
       </w:r>
     </w:p>
     <w:p>
@@ -1160,7 +1160,7 @@
         <w:drawing>
           <wp:inline xmlns:a="http://schemas.openxmlformats.org/drawingml/2006/main" xmlns:pic="http://schemas.openxmlformats.org/drawingml/2006/picture">
             <wp:extent cx="5201920" cy="3657600"/>
-            <wp:docPr id="8" name="Picture 8" descr="После обновления GET /books flash-сообщение исчезло. Количество записей не изменилось; Effective Java присутствует ровно один раз. Адрес: http://localhost:8080/books"/>
+            <wp:docPr id="8" name="Picture 8" descr="After reloading GET /books, the flash message is gone. The book count remains unchanged, and Effective Java appears exactly once. URL: http://localhost:8080/books"/>
             <wp:cNvGraphicFramePr>
               <a:graphicFrameLocks noChangeAspect="1"/>
             </wp:cNvGraphicFramePr>
@@ -1197,12 +1197,12 @@
         <w:keepNext/>
       </w:pPr>
       <w:r>
-        <w:t>Рисунок 8. Обновление страницы после добавления</w:t>
+        <w:t>Figure 8. Reloading the result does not create a duplicate</w:t>
       </w:r>
     </w:p>
     <w:p>
       <w:r>
-        <w:t>После обновления GET /books flash-сообщение исчезло. Количество записей не изменилось; Effective Java присутствует ровно один раз. Адрес: http://localhost:8080/books</w:t>
+        <w:t>After reloading GET /books, the flash message is gone. The book count remains unchanged, and Effective Java appears exactly once. URL: http://localhost:8080/books</w:t>
       </w:r>
     </w:p>
     <w:p>
@@ -1215,7 +1215,7 @@
         <w:drawing>
           <wp:inline xmlns:a="http://schemas.openxmlformats.org/drawingml/2006/main" xmlns:pic="http://schemas.openxmlformats.org/drawingml/2006/picture">
             <wp:extent cx="5201920" cy="3657600"/>
-            <wp:docPr id="9" name="Picture 9" descr="GET /books/999 возвращает HTTP 404 и HTML-страницу error/not-found. PageExceptionHandler также добавляет общий libraryName. Адрес: http://localhost:8080/books/999?lang=ru"/>
+            <wp:docPr id="9" name="Picture 9" descr="GET /books/999 returned HTTP 404 with the error/not-found HTML view. PageExceptionHandler also supplies the shared libraryName attribute. URL: http://localhost:8080/books/999?lang=ru"/>
             <wp:cNvGraphicFramePr>
               <a:graphicFrameLocks noChangeAspect="1"/>
             </wp:cNvGraphicFramePr>
@@ -1252,12 +1252,12 @@
         <w:keepNext/>
       </w:pPr>
       <w:r>
-        <w:t>Рисунок 9. HTML-страница для отсутствующей книги</w:t>
+        <w:t>Figure 9. An HTML error page for a missing book</w:t>
       </w:r>
     </w:p>
     <w:p>
       <w:r>
-        <w:t>GET /books/999 возвращает HTTP 404 и HTML-страницу error/not-found. PageExceptionHandler также добавляет общий libraryName. Адрес: http://localhost:8080/books/999?lang=ru</w:t>
+        <w:t>GET /books/999 returned HTTP 404 with the error/not-found HTML view. PageExceptionHandler also supplies the shared libraryName attribute. URL: http://localhost:8080/books/999?lang=ru</w:t>
       </w:r>
     </w:p>
     <w:p>
@@ -1270,7 +1270,7 @@
         <w:drawing>
           <wp:inline xmlns:a="http://schemas.openxmlformats.org/drawingml/2006/main" xmlns:pic="http://schemas.openxmlformats.org/drawingml/2006/picture">
             <wp:extent cx="5943600" cy="2037806"/>
-            <wp:docPr id="10" name="Picture 10" descr="GET /api/books/999 возвращает HTTP 404, Content-Type application/problem+json и поля type, title, status, detail, instance. Запрос обработан ApiExceptionHandler. Адрес: http://localhost:8080/api/books/999"/>
+            <wp:docPr id="10" name="Picture 10" descr="GET /api/books/999 returned HTTP 404 with Content-Type application/problem+json and the type, title, status, detail and instance fields. ApiExceptionHandler handled the request. URL: http://localhost:8080/api/books/999"/>
             <wp:cNvGraphicFramePr>
               <a:graphicFrameLocks noChangeAspect="1"/>
             </wp:cNvGraphicFramePr>
@@ -1307,12 +1307,12 @@
         <w:keepNext/>
       </w:pPr>
       <w:r>
-        <w:t>Рисунок 10. ProblemDetail для API</w:t>
+        <w:t>Figure 10. A ProblemDetail response for the API</w:t>
       </w:r>
     </w:p>
     <w:p>
       <w:r>
-        <w:t>GET /api/books/999 возвращает HTTP 404, Content-Type application/problem+json и поля type, title, status, detail, instance. Запрос обработан ApiExceptionHandler. Адрес: http://localhost:8080/api/books/999</w:t>
+        <w:t>GET /api/books/999 returned HTTP 404 with Content-Type application/problem+json and the type, title, status, detail and instance fields. ApiExceptionHandler handled the request. URL: http://localhost:8080/api/books/999</w:t>
       </w:r>
     </w:p>
     <w:p>
@@ -1325,7 +1325,7 @@
         <w:drawing>
           <wp:inline xmlns:a="http://schemas.openxmlformats.org/drawingml/2006/main" xmlns:pic="http://schemas.openxmlformats.org/drawingml/2006/picture">
             <wp:extent cx="5201920" cy="3657600"/>
-            <wp:docPr id="11" name="Picture 11" descr="На странице деталей отображается libraryName из @ModelAttribute в PageExceptionHandler. Тот же общий атрибут используется формой, каталогом и HTML-страницей ошибки. Адрес: http://localhost:8080/books/4?lang=ru"/>
+            <wp:docPr id="11" name="Picture 11" descr="The detail page displays libraryName supplied by @ModelAttribute in PageExceptionHandler. The same attribute is used by the form, catalogue and HTML error page. URL: http://localhost:8080/books/4?lang=ru"/>
             <wp:cNvGraphicFramePr>
               <a:graphicFrameLocks noChangeAspect="1"/>
             </wp:cNvGraphicFramePr>
@@ -1362,12 +1362,12 @@
         <w:keepNext/>
       </w:pPr>
       <w:r>
-        <w:t>Рисунок 11. Вариант 11 и сохранённая книга</w:t>
+        <w:t>Figure 11. Variant 11 supplies the shared attribute on the book detail page</w:t>
       </w:r>
     </w:p>
     <w:p>
       <w:r>
-        <w:t>На странице деталей отображается libraryName из @ModelAttribute в PageExceptionHandler. Тот же общий атрибут используется формой, каталогом и HTML-страницей ошибки. Адрес: http://localhost:8080/books/4?lang=ru</w:t>
+        <w:t>The detail page displays libraryName supplied by @ModelAttribute in PageExceptionHandler. The same attribute is used by the form, catalogue and HTML error page. URL: http://localhost:8080/books/4?lang=ru</w:t>
       </w:r>
     </w:p>
     <w:p>
@@ -1380,615 +1380,25 @@
         <w:pStyle w:val="Heading1"/>
       </w:pPr>
       <w:r>
-        <w:t>Объект формы и привязка данных</w:t>
+        <w:t>Source code screenshots</w:t>
       </w:r>
     </w:p>
     <w:p>
       <w:r>
-        <w:t>BookForm отделяет входные поля от объекта Book и ограничивает набор данных, которые принимает форма. Integer позволяет отличать незаполненный год от числового значения. @NotNull проверяет отсутствие года, а @Min и @Max его диапазон.</w:t>
+        <w:t>The following listings are screenshots of the implemented source code. Each listing identifies its repository path and original line ranges. Long files are split into consecutive captures, including both complete resource bundles.</w:t>
       </w:r>
     </w:p>
     <w:p>
       <w:pPr>
-        <w:pStyle w:val="Heading2"/>
+        <w:pStyle w:val="Heading1"/>
       </w:pPr>
       <w:r>
-        <w:t>Объект BookForm</w:t>
-      </w:r>
-    </w:p>
-    <w:p>
-      <w:pPr>
-        <w:pStyle w:val="Caption"/>
-        <w:keepNext/>
-      </w:pPr>
-      <w:r>
-        <w:t>Листинг 1. src/main/java/kz/iitu/springlab/lab6/web/BookForm.java</w:t>
-      </w:r>
-    </w:p>
-    <w:p>
-      <w:pPr>
-        <w:pStyle w:val="CodeListing"/>
-      </w:pPr>
-      <w:r>
-        <w:t>package kz.iitu.springlab.lab6.web;</w:t>
-      </w:r>
-    </w:p>
-    <w:p>
-      <w:pPr>
-        <w:pStyle w:val="CodeListing"/>
-      </w:pPr>
-    </w:p>
-    <w:p>
-      <w:pPr>
-        <w:pStyle w:val="CodeListing"/>
-      </w:pPr>
-      <w:r>
-        <w:t>import jakarta.validation.constraints.Max;</w:t>
-      </w:r>
-    </w:p>
-    <w:p>
-      <w:pPr>
-        <w:pStyle w:val="CodeListing"/>
-      </w:pPr>
-      <w:r>
-        <w:t>import jakarta.validation.constraints.Min;</w:t>
-      </w:r>
-    </w:p>
-    <w:p>
-      <w:pPr>
-        <w:pStyle w:val="CodeListing"/>
-      </w:pPr>
-      <w:r>
-        <w:t>import jakarta.validation.constraints.NotBlank;</w:t>
-      </w:r>
-    </w:p>
-    <w:p>
-      <w:pPr>
-        <w:pStyle w:val="CodeListing"/>
-      </w:pPr>
-      <w:r>
-        <w:t>import jakarta.validation.constraints.NotNull;</w:t>
-      </w:r>
-    </w:p>
-    <w:p>
-      <w:pPr>
-        <w:pStyle w:val="CodeListing"/>
-      </w:pPr>
-      <w:r>
-        <w:t>import jakarta.validation.constraints.Size;</w:t>
-      </w:r>
-    </w:p>
-    <w:p>
-      <w:pPr>
-        <w:pStyle w:val="CodeListing"/>
-      </w:pPr>
-      <w:r>
-        <w:t>import kz.iitu.springlab.lab6.domain.Genre;</w:t>
-      </w:r>
-    </w:p>
-    <w:p>
-      <w:pPr>
-        <w:pStyle w:val="CodeListing"/>
-      </w:pPr>
-      <w:r>
-        <w:t>import kz.iitu.springlab.lab6.validation.NoDigits;</w:t>
-      </w:r>
-    </w:p>
-    <w:p>
-      <w:pPr>
-        <w:pStyle w:val="CodeListing"/>
-      </w:pPr>
-    </w:p>
-    <w:p>
-      <w:pPr>
-        <w:pStyle w:val="CodeListing"/>
-      </w:pPr>
-      <w:r>
-        <w:t>public class BookForm {</w:t>
-      </w:r>
-    </w:p>
-    <w:p>
-      <w:pPr>
-        <w:pStyle w:val="CodeListing"/>
-      </w:pPr>
-    </w:p>
-    <w:p>
-      <w:pPr>
-        <w:pStyle w:val="CodeListing"/>
-      </w:pPr>
-      <w:r>
-        <w:t xml:space="preserve">    @NotBlank(message = "{book.title.required}")</w:t>
-      </w:r>
-    </w:p>
-    <w:p>
-      <w:pPr>
-        <w:pStyle w:val="CodeListing"/>
-      </w:pPr>
-      <w:r>
-        <w:t xml:space="preserve">    @Size(max = 120, message = "{book.title.size}")</w:t>
-      </w:r>
-    </w:p>
-    <w:p>
-      <w:pPr>
-        <w:pStyle w:val="CodeListing"/>
-      </w:pPr>
-      <w:r>
-        <w:t xml:space="preserve">    private String title;</w:t>
-      </w:r>
-    </w:p>
-    <w:p>
-      <w:pPr>
-        <w:pStyle w:val="CodeListing"/>
-      </w:pPr>
-    </w:p>
-    <w:p>
-      <w:pPr>
-        <w:pStyle w:val="CodeListing"/>
-      </w:pPr>
-      <w:r>
-        <w:t xml:space="preserve">    @NotBlank(message = "{book.author.required}")</w:t>
-      </w:r>
-    </w:p>
-    <w:p>
-      <w:pPr>
-        <w:pStyle w:val="CodeListing"/>
-      </w:pPr>
-      <w:r>
-        <w:t xml:space="preserve">    @NoDigits</w:t>
-      </w:r>
-    </w:p>
-    <w:p>
-      <w:pPr>
-        <w:pStyle w:val="CodeListing"/>
-      </w:pPr>
-      <w:r>
-        <w:t xml:space="preserve">    private String author;</w:t>
-      </w:r>
-    </w:p>
-    <w:p>
-      <w:pPr>
-        <w:pStyle w:val="CodeListing"/>
-      </w:pPr>
-    </w:p>
-    <w:p>
-      <w:pPr>
-        <w:pStyle w:val="CodeListing"/>
-      </w:pPr>
-      <w:r>
-        <w:t xml:space="preserve">    @NotNull(message = "{book.year.required}")</w:t>
-      </w:r>
-    </w:p>
-    <w:p>
-      <w:pPr>
-        <w:pStyle w:val="CodeListing"/>
-      </w:pPr>
-      <w:r>
-        <w:t xml:space="preserve">    @Min(value = 1450, message = "{book.year.range}")</w:t>
-      </w:r>
-    </w:p>
-    <w:p>
-      <w:pPr>
-        <w:pStyle w:val="CodeListing"/>
-      </w:pPr>
-      <w:r>
-        <w:t xml:space="preserve">    @Max(value = 2100, message = "{book.year.range}")</w:t>
-      </w:r>
-    </w:p>
-    <w:p>
-      <w:pPr>
-        <w:pStyle w:val="CodeListing"/>
-      </w:pPr>
-      <w:r>
-        <w:t xml:space="preserve">    private Integer year;</w:t>
-      </w:r>
-    </w:p>
-    <w:p>
-      <w:pPr>
-        <w:pStyle w:val="CodeListing"/>
-      </w:pPr>
-    </w:p>
-    <w:p>
-      <w:pPr>
-        <w:pStyle w:val="CodeListing"/>
-      </w:pPr>
-      <w:r>
-        <w:t xml:space="preserve">    @NotNull(message = "{book.genre.required}")</w:t>
-      </w:r>
-    </w:p>
-    <w:p>
-      <w:pPr>
-        <w:pStyle w:val="CodeListing"/>
-      </w:pPr>
-      <w:r>
-        <w:t xml:space="preserve">    private Genre genre;</w:t>
-      </w:r>
-    </w:p>
-    <w:p>
-      <w:pPr>
-        <w:pStyle w:val="CodeListing"/>
-      </w:pPr>
-    </w:p>
-    <w:p>
-      <w:pPr>
-        <w:pStyle w:val="CodeListing"/>
-      </w:pPr>
-      <w:r>
-        <w:t xml:space="preserve">    private boolean available = true;</w:t>
-      </w:r>
-    </w:p>
-    <w:p>
-      <w:pPr>
-        <w:pStyle w:val="CodeListing"/>
-      </w:pPr>
-    </w:p>
-    <w:p>
-      <w:pPr>
-        <w:pStyle w:val="CodeListing"/>
-      </w:pPr>
-      <w:r>
-        <w:t xml:space="preserve">    public String getTitle() {</w:t>
-      </w:r>
-    </w:p>
-    <w:p>
-      <w:pPr>
-        <w:pStyle w:val="CodeListing"/>
-      </w:pPr>
-      <w:r>
-        <w:t xml:space="preserve">        return title;</w:t>
-      </w:r>
-    </w:p>
-    <w:p>
-      <w:pPr>
-        <w:pStyle w:val="CodeListing"/>
-      </w:pPr>
-      <w:r>
-        <w:t xml:space="preserve">    }</w:t>
-      </w:r>
-    </w:p>
-    <w:p>
-      <w:pPr>
-        <w:pStyle w:val="CodeListing"/>
-      </w:pPr>
-    </w:p>
-    <w:p>
-      <w:pPr>
-        <w:pStyle w:val="CodeListing"/>
-      </w:pPr>
-      <w:r>
-        <w:t xml:space="preserve">    public void setTitle(String title) {</w:t>
-      </w:r>
-    </w:p>
-    <w:p>
-      <w:pPr>
-        <w:pStyle w:val="CodeListing"/>
-      </w:pPr>
-      <w:r>
-        <w:t xml:space="preserve">        this.title = title;</w:t>
-      </w:r>
-    </w:p>
-    <w:p>
-      <w:pPr>
-        <w:pStyle w:val="CodeListing"/>
-      </w:pPr>
-      <w:r>
-        <w:t xml:space="preserve">    }</w:t>
-      </w:r>
-    </w:p>
-    <w:p>
-      <w:pPr>
-        <w:pStyle w:val="CodeListing"/>
-      </w:pPr>
-    </w:p>
-    <w:p>
-      <w:pPr>
-        <w:pStyle w:val="CodeListing"/>
-      </w:pPr>
-      <w:r>
-        <w:t xml:space="preserve">    public String getAuthor() {</w:t>
-      </w:r>
-    </w:p>
-    <w:p>
-      <w:pPr>
-        <w:pStyle w:val="CodeListing"/>
-      </w:pPr>
-      <w:r>
-        <w:t xml:space="preserve">        return author;</w:t>
-      </w:r>
-    </w:p>
-    <w:p>
-      <w:pPr>
-        <w:pStyle w:val="CodeListing"/>
-      </w:pPr>
-      <w:r>
-        <w:t xml:space="preserve">    }</w:t>
-      </w:r>
-    </w:p>
-    <w:p>
-      <w:pPr>
-        <w:pStyle w:val="CodeListing"/>
-      </w:pPr>
-    </w:p>
-    <w:p>
-      <w:pPr>
-        <w:pStyle w:val="CodeListing"/>
-      </w:pPr>
-      <w:r>
-        <w:t xml:space="preserve">    public void setAuthor(String author) {</w:t>
-      </w:r>
-    </w:p>
-    <w:p>
-      <w:pPr>
-        <w:pStyle w:val="CodeListing"/>
-      </w:pPr>
-      <w:r>
-        <w:t xml:space="preserve">        this.author = author;</w:t>
-      </w:r>
-    </w:p>
-    <w:p>
-      <w:pPr>
-        <w:pStyle w:val="CodeListing"/>
-      </w:pPr>
-      <w:r>
-        <w:t xml:space="preserve">    }</w:t>
-      </w:r>
-    </w:p>
-    <w:p>
-      <w:pPr>
-        <w:pStyle w:val="CodeListing"/>
-      </w:pPr>
-    </w:p>
-    <w:p>
-      <w:pPr>
-        <w:pStyle w:val="CodeListing"/>
-      </w:pPr>
-      <w:r>
-        <w:t xml:space="preserve">    public Integer getYear() {</w:t>
-      </w:r>
-    </w:p>
-    <w:p>
-      <w:pPr>
-        <w:pStyle w:val="CodeListing"/>
-      </w:pPr>
-      <w:r>
-        <w:t xml:space="preserve">        return year;</w:t>
-      </w:r>
-    </w:p>
-    <w:p>
-      <w:pPr>
-        <w:pStyle w:val="CodeListing"/>
-      </w:pPr>
-      <w:r>
-        <w:t xml:space="preserve">    }</w:t>
-      </w:r>
-    </w:p>
-    <w:p>
-      <w:pPr>
-        <w:pStyle w:val="CodeListing"/>
-      </w:pPr>
-    </w:p>
-    <w:p>
-      <w:pPr>
-        <w:pStyle w:val="CodeListing"/>
-      </w:pPr>
-      <w:r>
-        <w:t xml:space="preserve">    public void setYear(Integer year) {</w:t>
-      </w:r>
-    </w:p>
-    <w:p>
-      <w:pPr>
-        <w:pStyle w:val="CodeListing"/>
-      </w:pPr>
-      <w:r>
-        <w:t xml:space="preserve">        this.year = year;</w:t>
-      </w:r>
-    </w:p>
-    <w:p>
-      <w:pPr>
-        <w:pStyle w:val="CodeListing"/>
-      </w:pPr>
-      <w:r>
-        <w:t xml:space="preserve">    }</w:t>
-      </w:r>
-    </w:p>
-    <w:p>
-      <w:pPr>
-        <w:pStyle w:val="CodeListing"/>
-      </w:pPr>
-    </w:p>
-    <w:p>
-      <w:pPr>
-        <w:pStyle w:val="CodeListing"/>
-      </w:pPr>
-      <w:r>
-        <w:t xml:space="preserve">    public Genre getGenre() {</w:t>
-      </w:r>
-    </w:p>
-    <w:p>
-      <w:pPr>
-        <w:pStyle w:val="CodeListing"/>
-      </w:pPr>
-      <w:r>
-        <w:t xml:space="preserve">        return genre;</w:t>
-      </w:r>
-    </w:p>
-    <w:p>
-      <w:pPr>
-        <w:pStyle w:val="CodeListing"/>
-      </w:pPr>
-      <w:r>
-        <w:t xml:space="preserve">    }</w:t>
-      </w:r>
-    </w:p>
-    <w:p>
-      <w:pPr>
-        <w:pStyle w:val="CodeListing"/>
-      </w:pPr>
-    </w:p>
-    <w:p>
-      <w:pPr>
-        <w:pStyle w:val="CodeListing"/>
-      </w:pPr>
-      <w:r>
-        <w:t xml:space="preserve">    public void setGenre(Genre genre) {</w:t>
-      </w:r>
-    </w:p>
-    <w:p>
-      <w:pPr>
-        <w:pStyle w:val="CodeListing"/>
-      </w:pPr>
-      <w:r>
-        <w:t xml:space="preserve">        this.genre = genre;</w:t>
-      </w:r>
-    </w:p>
-    <w:p>
-      <w:pPr>
-        <w:pStyle w:val="CodeListing"/>
-      </w:pPr>
-      <w:r>
-        <w:t xml:space="preserve">    }</w:t>
-      </w:r>
-    </w:p>
-    <w:p>
-      <w:pPr>
-        <w:pStyle w:val="CodeListing"/>
-      </w:pPr>
-    </w:p>
-    <w:p>
-      <w:pPr>
-        <w:pStyle w:val="CodeListing"/>
-      </w:pPr>
-      <w:r>
-        <w:t xml:space="preserve">    public boolean isAvailable() {</w:t>
-      </w:r>
-    </w:p>
-    <w:p>
-      <w:pPr>
-        <w:pStyle w:val="CodeListing"/>
-      </w:pPr>
-      <w:r>
-        <w:t xml:space="preserve">        return available;</w:t>
-      </w:r>
-    </w:p>
-    <w:p>
-      <w:pPr>
-        <w:pStyle w:val="CodeListing"/>
-      </w:pPr>
-      <w:r>
-        <w:t xml:space="preserve">    }</w:t>
-      </w:r>
-    </w:p>
-    <w:p>
-      <w:pPr>
-        <w:pStyle w:val="CodeListing"/>
-      </w:pPr>
-    </w:p>
-    <w:p>
-      <w:pPr>
-        <w:pStyle w:val="CodeListing"/>
-      </w:pPr>
-      <w:r>
-        <w:t xml:space="preserve">    public void setAvailable(boolean available) {</w:t>
-      </w:r>
-    </w:p>
-    <w:p>
-      <w:pPr>
-        <w:pStyle w:val="CodeListing"/>
-      </w:pPr>
-      <w:r>
-        <w:t xml:space="preserve">        this.available = available;</w:t>
-      </w:r>
-    </w:p>
-    <w:p>
-      <w:pPr>
-        <w:pStyle w:val="CodeListing"/>
-      </w:pPr>
-      <w:r>
-        <w:t xml:space="preserve">    }</w:t>
-      </w:r>
-    </w:p>
-    <w:p>
-      <w:pPr>
-        <w:pStyle w:val="CodeListing"/>
-      </w:pPr>
-      <w:r>
-        <w:t>}</w:t>
-      </w:r>
-    </w:p>
-    <w:p>
-      <w:pPr>
-        <w:spacing w:after="40"/>
-      </w:pPr>
-    </w:p>
-    <w:p>
-      <w:pPr>
-        <w:pStyle w:val="Heading2"/>
-      </w:pPr>
-      <w:r>
-        <w:t>Перечисление жанров</w:t>
-      </w:r>
-    </w:p>
-    <w:p>
-      <w:pPr>
-        <w:pStyle w:val="Caption"/>
-        <w:keepNext/>
-      </w:pPr>
-      <w:r>
-        <w:t>Листинг 2. src/main/java/kz/iitu/springlab/lab6/domain/Genre.java</w:t>
-      </w:r>
-    </w:p>
-    <w:p>
-      <w:pPr>
-        <w:pStyle w:val="CodeListing"/>
-      </w:pPr>
-      <w:r>
-        <w:t>package kz.iitu.springlab.lab6.domain;</w:t>
-      </w:r>
-    </w:p>
-    <w:p>
-      <w:pPr>
-        <w:pStyle w:val="CodeListing"/>
-      </w:pPr>
-    </w:p>
-    <w:p>
-      <w:pPr>
-        <w:pStyle w:val="CodeListing"/>
-      </w:pPr>
-      <w:r>
-        <w:t>public enum Genre {</w:t>
-      </w:r>
-    </w:p>
-    <w:p>
-      <w:pPr>
-        <w:pStyle w:val="CodeListing"/>
-      </w:pPr>
-      <w:r>
-        <w:t xml:space="preserve">    FICTION, SCIENCE, HISTORY, TECHNOLOGY, ART</w:t>
-      </w:r>
-    </w:p>
-    <w:p>
-      <w:pPr>
-        <w:pStyle w:val="CodeListing"/>
-      </w:pPr>
-      <w:r>
-        <w:t>}</w:t>
-      </w:r>
-    </w:p>
-    <w:p>
-      <w:pPr>
-        <w:spacing w:after="40"/>
-      </w:pPr>
-    </w:p>
-    <w:p>
-      <w:pPr>
-        <w:pStyle w:val="Heading1"/>
-      </w:pPr>
-      <w:r>
-        <w:t>Шаблон формы</w:t>
+        <w:t>Form object and data binding</w:t>
       </w:r>
     </w:p>
     <w:p>
       <w:r>
-        <w:t>th:object задаёт объект form для выражений *{...}. th:field формирует name, id и текущее значение поля, включая повторный показ после ошибки. Ошибки выводятся рядом с полем и в сводном списке; CSS выделяет неверное поле.</w:t>
+        <w:t>BookForm separates incoming fields from the stored Book record. Integer distinguishes an empty year from a numeric value. @NotNull checks that the year is present, while @Min and @Max enforce the allowed range from 1450 to 2100.</w:t>
       </w:r>
     </w:p>
     <w:p>
@@ -1996,7 +1406,7 @@
         <w:pStyle w:val="Heading2"/>
       </w:pPr>
       <w:r>
-        <w:t>Полный шаблон добавления книги</w:t>
+        <w:t>The BookForm class</w:t>
       </w:r>
     </w:p>
     <w:p>
@@ -2005,545 +1415,237 @@
         <w:keepNext/>
       </w:pPr>
       <w:r>
-        <w:t>Листинг 3. src/main/resources/templates/books/form.html</w:t>
+        <w:t>Listing 1. src/main/java/kz/iitu/springlab/lab6/web/BookForm.java</w:t>
       </w:r>
     </w:p>
     <w:p>
       <w:pPr>
-        <w:pStyle w:val="CodeListing"/>
+        <w:keepNext/>
+        <w:spacing w:before="40" w:after="0" w:line="240" w:lineRule="auto"/>
+        <w:jc w:val="center"/>
       </w:pPr>
       <w:r>
-        <w:t>&lt;!DOCTYPE html&gt;</w:t>
+        <w:drawing>
+          <wp:inline xmlns:a="http://schemas.openxmlformats.org/drawingml/2006/main" xmlns:pic="http://schemas.openxmlformats.org/drawingml/2006/picture">
+            <wp:extent cx="5943600" cy="3666744"/>
+            <wp:docPr id="12" name="Picture 12" descr="src/main/java/kz/iitu/springlab/lab6/web/BookForm.java, source lines 1 to 24: Book form and validation constraints"/>
+            <wp:cNvGraphicFramePr>
+              <a:graphicFrameLocks noChangeAspect="1"/>
+            </wp:cNvGraphicFramePr>
+            <a:graphic>
+              <a:graphicData uri="http://schemas.openxmlformats.org/drawingml/2006/picture">
+                <pic:pic>
+                  <pic:nvPicPr>
+                    <pic:cNvPr id="0" name="01-BookForm-java-1.png"/>
+                    <pic:cNvPicPr/>
+                  </pic:nvPicPr>
+                  <pic:blipFill>
+                    <a:blip r:embed="rId22"/>
+                    <a:stretch>
+                      <a:fillRect/>
+                    </a:stretch>
+                  </pic:blipFill>
+                  <pic:spPr>
+                    <a:xfrm>
+                      <a:off x="0" y="0"/>
+                      <a:ext cx="5943600" cy="3666744"/>
+                    </a:xfrm>
+                    <a:prstGeom prst="rect"/>
+                  </pic:spPr>
+                </pic:pic>
+              </a:graphicData>
+            </a:graphic>
+          </wp:inline>
+        </w:drawing>
       </w:r>
     </w:p>
     <w:p>
       <w:pPr>
-        <w:pStyle w:val="CodeListing"/>
+        <w:pStyle w:val="Caption"/>
+        <w:keepNext w:val="0"/>
       </w:pPr>
       <w:r>
-        <w:t>&lt;html xmlns:th="http://www.thymeleaf.org" th:lang="${#locale.language}"&gt;</w:t>
+        <w:t>Listing 1 part 1 of 3. Book form and validation constraints. Source lines 1 to 24.</w:t>
       </w:r>
     </w:p>
     <w:p>
       <w:pPr>
-        <w:pStyle w:val="CodeListing"/>
+        <w:keepNext/>
+        <w:spacing w:before="40" w:after="0" w:line="240" w:lineRule="auto"/>
+        <w:jc w:val="center"/>
       </w:pPr>
       <w:r>
-        <w:t>&lt;head&gt;</w:t>
+        <w:drawing>
+          <wp:inline xmlns:a="http://schemas.openxmlformats.org/drawingml/2006/main" xmlns:pic="http://schemas.openxmlformats.org/drawingml/2006/picture">
+            <wp:extent cx="5943600" cy="3666744"/>
+            <wp:docPr id="13" name="Picture 13" descr="src/main/java/kz/iitu/springlab/lab6/web/BookForm.java, source lines 25 to 48: Book form and validation constraints"/>
+            <wp:cNvGraphicFramePr>
+              <a:graphicFrameLocks noChangeAspect="1"/>
+            </wp:cNvGraphicFramePr>
+            <a:graphic>
+              <a:graphicData uri="http://schemas.openxmlformats.org/drawingml/2006/picture">
+                <pic:pic>
+                  <pic:nvPicPr>
+                    <pic:cNvPr id="0" name="02-BookForm-java-2.png"/>
+                    <pic:cNvPicPr/>
+                  </pic:nvPicPr>
+                  <pic:blipFill>
+                    <a:blip r:embed="rId23"/>
+                    <a:stretch>
+                      <a:fillRect/>
+                    </a:stretch>
+                  </pic:blipFill>
+                  <pic:spPr>
+                    <a:xfrm>
+                      <a:off x="0" y="0"/>
+                      <a:ext cx="5943600" cy="3666744"/>
+                    </a:xfrm>
+                    <a:prstGeom prst="rect"/>
+                  </pic:spPr>
+                </pic:pic>
+              </a:graphicData>
+            </a:graphic>
+          </wp:inline>
+        </w:drawing>
       </w:r>
     </w:p>
     <w:p>
       <w:pPr>
-        <w:pStyle w:val="CodeListing"/>
+        <w:pStyle w:val="Caption"/>
+        <w:keepNext w:val="0"/>
       </w:pPr>
       <w:r>
-        <w:t xml:space="preserve">    &lt;meta charset="UTF-8"&gt;</w:t>
+        <w:t>Listing 1 part 2 of 3. Book form and validation constraints. Source lines 25 to 48.</w:t>
       </w:r>
     </w:p>
     <w:p>
       <w:pPr>
-        <w:pStyle w:val="CodeListing"/>
+        <w:keepNext/>
+        <w:spacing w:before="40" w:after="0" w:line="240" w:lineRule="auto"/>
+        <w:jc w:val="center"/>
       </w:pPr>
       <w:r>
-        <w:t xml:space="preserve">    &lt;meta name="viewport" content="width=device-width, initial-scale=1"&gt;</w:t>
+        <w:drawing>
+          <wp:inline xmlns:a="http://schemas.openxmlformats.org/drawingml/2006/main" xmlns:pic="http://schemas.openxmlformats.org/drawingml/2006/picture">
+            <wp:extent cx="5943600" cy="3407664"/>
+            <wp:docPr id="14" name="Picture 14" descr="src/main/java/kz/iitu/springlab/lab6/web/BookForm.java, source lines 49 to 70: Book form and validation constraints"/>
+            <wp:cNvGraphicFramePr>
+              <a:graphicFrameLocks noChangeAspect="1"/>
+            </wp:cNvGraphicFramePr>
+            <a:graphic>
+              <a:graphicData uri="http://schemas.openxmlformats.org/drawingml/2006/picture">
+                <pic:pic>
+                  <pic:nvPicPr>
+                    <pic:cNvPr id="0" name="03-BookForm-java-3.png"/>
+                    <pic:cNvPicPr/>
+                  </pic:nvPicPr>
+                  <pic:blipFill>
+                    <a:blip r:embed="rId24"/>
+                    <a:stretch>
+                      <a:fillRect/>
+                    </a:stretch>
+                  </pic:blipFill>
+                  <pic:spPr>
+                    <a:xfrm>
+                      <a:off x="0" y="0"/>
+                      <a:ext cx="5943600" cy="3407664"/>
+                    </a:xfrm>
+                    <a:prstGeom prst="rect"/>
+                  </pic:spPr>
+                </pic:pic>
+              </a:graphicData>
+            </a:graphic>
+          </wp:inline>
+        </w:drawing>
       </w:r>
     </w:p>
     <w:p>
       <w:pPr>
-        <w:pStyle w:val="CodeListing"/>
+        <w:pStyle w:val="Caption"/>
+        <w:keepNext w:val="0"/>
       </w:pPr>
       <w:r>
-        <w:t xml:space="preserve">    &lt;title th:text="#{book.new}"&gt;New book&lt;/title&gt;</w:t>
+        <w:t>Listing 1 part 3 of 3. Book form and validation constraints. Source lines 49 to 70.</w:t>
       </w:r>
     </w:p>
     <w:p>
       <w:pPr>
-        <w:pStyle w:val="CodeListing"/>
+        <w:pStyle w:val="Heading2"/>
       </w:pPr>
       <w:r>
-        <w:t xml:space="preserve">    &lt;link rel="stylesheet" th:href="@{/css/app.css}"&gt;</w:t>
+        <w:t>The Genre enumeration</w:t>
       </w:r>
     </w:p>
     <w:p>
       <w:pPr>
-        <w:pStyle w:val="CodeListing"/>
+        <w:pStyle w:val="Caption"/>
+        <w:keepNext/>
       </w:pPr>
       <w:r>
-        <w:t>&lt;/head&gt;</w:t>
+        <w:t>Listing 2. src/main/java/kz/iitu/springlab/lab6/domain/Genre.java</w:t>
       </w:r>
     </w:p>
     <w:p>
       <w:pPr>
-        <w:pStyle w:val="CodeListing"/>
+        <w:keepNext/>
+        <w:spacing w:before="40" w:after="0" w:line="240" w:lineRule="auto"/>
+        <w:jc w:val="center"/>
       </w:pPr>
       <w:r>
-        <w:t>&lt;body&gt;</w:t>
+        <w:drawing>
+          <wp:inline xmlns:a="http://schemas.openxmlformats.org/drawingml/2006/main" xmlns:pic="http://schemas.openxmlformats.org/drawingml/2006/picture">
+            <wp:extent cx="5943600" cy="1197864"/>
+            <wp:docPr id="15" name="Picture 15" descr="src/main/java/kz/iitu/springlab/lab6/domain/Genre.java, source lines 1 to 5: Available book genres"/>
+            <wp:cNvGraphicFramePr>
+              <a:graphicFrameLocks noChangeAspect="1"/>
+            </wp:cNvGraphicFramePr>
+            <a:graphic>
+              <a:graphicData uri="http://schemas.openxmlformats.org/drawingml/2006/picture">
+                <pic:pic>
+                  <pic:nvPicPr>
+                    <pic:cNvPr id="0" name="04-Genre-java-1.png"/>
+                    <pic:cNvPicPr/>
+                  </pic:nvPicPr>
+                  <pic:blipFill>
+                    <a:blip r:embed="rId25"/>
+                    <a:stretch>
+                      <a:fillRect/>
+                    </a:stretch>
+                  </pic:blipFill>
+                  <pic:spPr>
+                    <a:xfrm>
+                      <a:off x="0" y="0"/>
+                      <a:ext cx="5943600" cy="1197864"/>
+                    </a:xfrm>
+                    <a:prstGeom prst="rect"/>
+                  </pic:spPr>
+                </pic:pic>
+              </a:graphicData>
+            </a:graphic>
+          </wp:inline>
+        </w:drawing>
       </w:r>
     </w:p>
     <w:p>
       <w:pPr>
-        <w:pStyle w:val="CodeListing"/>
+        <w:pStyle w:val="Caption"/>
+        <w:keepNext w:val="0"/>
       </w:pPr>
       <w:r>
-        <w:t>&lt;header th:replace="~{fragments/header :: header}"&gt;&lt;/header&gt;</w:t>
+        <w:t>Listing 2. Available book genres. Source lines 1 to 5.</w:t>
       </w:r>
     </w:p>
     <w:p>
       <w:pPr>
-        <w:pStyle w:val="CodeListing"/>
+        <w:pStyle w:val="Heading1"/>
       </w:pPr>
       <w:r>
-        <w:t>&lt;main class="container narrow"&gt;</w:t>
-      </w:r>
-    </w:p>
-    <w:p>
-      <w:pPr>
-        <w:pStyle w:val="CodeListing"/>
-      </w:pPr>
-      <w:r>
-        <w:t xml:space="preserve">    &lt;p class="eyebrow" th:text="#{book.catalog}"&gt;Book catalogue&lt;/p&gt;</w:t>
-      </w:r>
-    </w:p>
-    <w:p>
-      <w:pPr>
-        <w:pStyle w:val="CodeListing"/>
-      </w:pPr>
-      <w:r>
-        <w:t xml:space="preserve">    &lt;h1 th:text="#{book.new}"&gt;New book&lt;/h1&gt;</w:t>
-      </w:r>
-    </w:p>
-    <w:p>
-      <w:pPr>
-        <w:pStyle w:val="CodeListing"/>
-      </w:pPr>
-      <w:r>
-        <w:t xml:space="preserve">    &lt;p class="intro" th:text="#{form.intro}"&gt;Add a book to the catalogue.&lt;/p&gt;</w:t>
-      </w:r>
-    </w:p>
-    <w:p>
-      <w:pPr>
-        <w:pStyle w:val="CodeListing"/>
-      </w:pPr>
-      <w:r>
-        <w:t xml:space="preserve">    &lt;form class="card" th:action="@{/books}" th:object="${form}" method="post" novalidate&gt;</w:t>
-      </w:r>
-    </w:p>
-    <w:p>
-      <w:pPr>
-        <w:pStyle w:val="CodeListing"/>
-      </w:pPr>
-      <w:r>
-        <w:t xml:space="preserve">        &lt;div class="alert alert-error" role="alert" th:if="${#fields.hasAnyErrors()}"&gt;</w:t>
-      </w:r>
-    </w:p>
-    <w:p>
-      <w:pPr>
-        <w:pStyle w:val="CodeListing"/>
-      </w:pPr>
-      <w:r>
-        <w:t xml:space="preserve">            &lt;strong th:text="#{form.errors}"&gt;Please correct the following errors&lt;/strong&gt;</w:t>
-      </w:r>
-    </w:p>
-    <w:p>
-      <w:pPr>
-        <w:pStyle w:val="CodeListing"/>
-      </w:pPr>
-      <w:r>
-        <w:t xml:space="preserve">            &lt;ul&gt;&lt;li th:each="e : ${#fields.allErrors()}" th:text="${e}"&gt;&lt;/li&gt;&lt;/ul&gt;</w:t>
-      </w:r>
-    </w:p>
-    <w:p>
-      <w:pPr>
-        <w:pStyle w:val="CodeListing"/>
-      </w:pPr>
-      <w:r>
-        <w:t xml:space="preserve">        &lt;/div&gt;</w:t>
-      </w:r>
-    </w:p>
-    <w:p>
-      <w:pPr>
-        <w:pStyle w:val="CodeListing"/>
-      </w:pPr>
-      <w:r>
-        <w:t xml:space="preserve">        &lt;div class="form-grid"&gt;</w:t>
-      </w:r>
-    </w:p>
-    <w:p>
-      <w:pPr>
-        <w:pStyle w:val="CodeListing"/>
-      </w:pPr>
-      <w:r>
-        <w:t xml:space="preserve">            &lt;div class="field full-width"&gt;</w:t>
-      </w:r>
-    </w:p>
-    <w:p>
-      <w:pPr>
-        <w:pStyle w:val="CodeListing"/>
-      </w:pPr>
-      <w:r>
-        <w:t xml:space="preserve">                &lt;label for="title" th:text="#{book.title}"&gt;Title&lt;/label&gt;</w:t>
-      </w:r>
-    </w:p>
-    <w:p>
-      <w:pPr>
-        <w:pStyle w:val="CodeListing"/>
-      </w:pPr>
-      <w:r>
-        <w:t xml:space="preserve">                &lt;input type="text" th:field="*{title}" th:errorclass="is-invalid" </w:t>
-      </w:r>
-    </w:p>
-    <w:p>
-      <w:pPr>
-        <w:pStyle w:val="CodeListing"/>
-      </w:pPr>
-      <w:r>
-        <w:t xml:space="preserve">                    aria-describedby="title-error"&gt;</w:t>
-      </w:r>
-    </w:p>
-    <w:p>
-      <w:pPr>
-        <w:pStyle w:val="CodeListing"/>
-      </w:pPr>
-      <w:r>
-        <w:t xml:space="preserve">                &lt;span id="title-error" class="error" th:if="${#fields.hasErrors('title')}" </w:t>
-      </w:r>
-    </w:p>
-    <w:p>
-      <w:pPr>
-        <w:pStyle w:val="CodeListing"/>
-      </w:pPr>
-      <w:r>
-        <w:t xml:space="preserve">                    th:errors="*{title}"&gt;&lt;/span&gt;</w:t>
-      </w:r>
-    </w:p>
-    <w:p>
-      <w:pPr>
-        <w:pStyle w:val="CodeListing"/>
-      </w:pPr>
-      <w:r>
-        <w:t xml:space="preserve">            &lt;/div&gt;</w:t>
-      </w:r>
-    </w:p>
-    <w:p>
-      <w:pPr>
-        <w:pStyle w:val="CodeListing"/>
-      </w:pPr>
-      <w:r>
-        <w:t xml:space="preserve">            &lt;div class="field full-width"&gt;</w:t>
-      </w:r>
-    </w:p>
-    <w:p>
-      <w:pPr>
-        <w:pStyle w:val="CodeListing"/>
-      </w:pPr>
-      <w:r>
-        <w:t xml:space="preserve">                &lt;label for="author" th:text="#{book.author}"&gt;Author&lt;/label&gt;</w:t>
-      </w:r>
-    </w:p>
-    <w:p>
-      <w:pPr>
-        <w:pStyle w:val="CodeListing"/>
-      </w:pPr>
-      <w:r>
-        <w:t xml:space="preserve">                &lt;input type="text" th:field="*{author}" th:errorclass="is-invalid" </w:t>
-      </w:r>
-    </w:p>
-    <w:p>
-      <w:pPr>
-        <w:pStyle w:val="CodeListing"/>
-      </w:pPr>
-      <w:r>
-        <w:t xml:space="preserve">                    aria-describedby="author-error"&gt;</w:t>
-      </w:r>
-    </w:p>
-    <w:p>
-      <w:pPr>
-        <w:pStyle w:val="CodeListing"/>
-      </w:pPr>
-      <w:r>
-        <w:t xml:space="preserve">                &lt;span id="author-error" class="error" th:if="${#fields.hasErrors('author')}" </w:t>
-      </w:r>
-    </w:p>
-    <w:p>
-      <w:pPr>
-        <w:pStyle w:val="CodeListing"/>
-      </w:pPr>
-      <w:r>
-        <w:t xml:space="preserve">                    th:errors="*{author}"&gt;&lt;/span&gt;</w:t>
-      </w:r>
-    </w:p>
-    <w:p>
-      <w:pPr>
-        <w:pStyle w:val="CodeListing"/>
-      </w:pPr>
-      <w:r>
-        <w:t xml:space="preserve">            &lt;/div&gt;</w:t>
-      </w:r>
-    </w:p>
-    <w:p>
-      <w:pPr>
-        <w:pStyle w:val="CodeListing"/>
-      </w:pPr>
-      <w:r>
-        <w:t xml:space="preserve">            &lt;div class="field"&gt;</w:t>
-      </w:r>
-    </w:p>
-    <w:p>
-      <w:pPr>
-        <w:pStyle w:val="CodeListing"/>
-      </w:pPr>
-      <w:r>
-        <w:t xml:space="preserve">                &lt;label for="year" th:text="#{book.year}"&gt;Year&lt;/label&gt;</w:t>
-      </w:r>
-    </w:p>
-    <w:p>
-      <w:pPr>
-        <w:pStyle w:val="CodeListing"/>
-      </w:pPr>
-      <w:r>
-        <w:t xml:space="preserve">                &lt;input type="text" inputmode="numeric" th:field="*{year}" </w:t>
-      </w:r>
-    </w:p>
-    <w:p>
-      <w:pPr>
-        <w:pStyle w:val="CodeListing"/>
-      </w:pPr>
-      <w:r>
-        <w:t xml:space="preserve">                    th:errorclass="is-invalid" aria-describedby="year-error"&gt;</w:t>
-      </w:r>
-    </w:p>
-    <w:p>
-      <w:pPr>
-        <w:pStyle w:val="CodeListing"/>
-      </w:pPr>
-      <w:r>
-        <w:t xml:space="preserve">                &lt;span id="year-error" class="error" th:if="${#fields.hasErrors('year')}" </w:t>
-      </w:r>
-    </w:p>
-    <w:p>
-      <w:pPr>
-        <w:pStyle w:val="CodeListing"/>
-      </w:pPr>
-      <w:r>
-        <w:t xml:space="preserve">                    th:errors="*{year}"&gt;&lt;/span&gt;</w:t>
-      </w:r>
-    </w:p>
-    <w:p>
-      <w:pPr>
-        <w:pStyle w:val="CodeListing"/>
-      </w:pPr>
-      <w:r>
-        <w:t xml:space="preserve">            &lt;/div&gt;</w:t>
-      </w:r>
-    </w:p>
-    <w:p>
-      <w:pPr>
-        <w:pStyle w:val="CodeListing"/>
-      </w:pPr>
-      <w:r>
-        <w:t xml:space="preserve">            &lt;div class="field"&gt;</w:t>
-      </w:r>
-    </w:p>
-    <w:p>
-      <w:pPr>
-        <w:pStyle w:val="CodeListing"/>
-      </w:pPr>
-      <w:r>
-        <w:t xml:space="preserve">                &lt;label for="genre" th:text="#{book.genre}"&gt;Genre&lt;/label&gt;</w:t>
-      </w:r>
-    </w:p>
-    <w:p>
-      <w:pPr>
-        <w:pStyle w:val="CodeListing"/>
-      </w:pPr>
-      <w:r>
-        <w:t xml:space="preserve">                &lt;select th:field="*{genre}" th:errorclass="is-invalid" </w:t>
-      </w:r>
-    </w:p>
-    <w:p>
-      <w:pPr>
-        <w:pStyle w:val="CodeListing"/>
-      </w:pPr>
-      <w:r>
-        <w:t xml:space="preserve">                    aria-describedby="genre-error"&gt;</w:t>
-      </w:r>
-    </w:p>
-    <w:p>
-      <w:pPr>
-        <w:pStyle w:val="CodeListing"/>
-      </w:pPr>
-      <w:r>
-        <w:t xml:space="preserve">                    &lt;option value="" th:text="#{book.genre.choose}"&gt;Choose a genre&lt;/option&gt;</w:t>
-      </w:r>
-    </w:p>
-    <w:p>
-      <w:pPr>
-        <w:pStyle w:val="CodeListing"/>
-      </w:pPr>
-      <w:r>
-        <w:t xml:space="preserve">                    &lt;option th:each="g : ${genres}" th:value="${g}" th:text="#{__${'genre.' + </w:t>
-      </w:r>
-    </w:p>
-    <w:p>
-      <w:pPr>
-        <w:pStyle w:val="CodeListing"/>
-      </w:pPr>
-      <w:r>
-        <w:t xml:space="preserve">                        g.name()}__}"&gt;&lt;/option&gt;</w:t>
-      </w:r>
-    </w:p>
-    <w:p>
-      <w:pPr>
-        <w:pStyle w:val="CodeListing"/>
-      </w:pPr>
-      <w:r>
-        <w:t xml:space="preserve">                &lt;/select&gt;</w:t>
-      </w:r>
-    </w:p>
-    <w:p>
-      <w:pPr>
-        <w:pStyle w:val="CodeListing"/>
-      </w:pPr>
-      <w:r>
-        <w:t xml:space="preserve">                &lt;span id="genre-error" class="error" th:if="${#fields.hasErrors('genre')}" </w:t>
-      </w:r>
-    </w:p>
-    <w:p>
-      <w:pPr>
-        <w:pStyle w:val="CodeListing"/>
-      </w:pPr>
-      <w:r>
-        <w:t xml:space="preserve">                    th:errors="*{genre}"&gt;&lt;/span&gt;</w:t>
-      </w:r>
-    </w:p>
-    <w:p>
-      <w:pPr>
-        <w:pStyle w:val="CodeListing"/>
-      </w:pPr>
-      <w:r>
-        <w:t xml:space="preserve">            &lt;/div&gt;</w:t>
-      </w:r>
-    </w:p>
-    <w:p>
-      <w:pPr>
-        <w:pStyle w:val="CodeListing"/>
-      </w:pPr>
-      <w:r>
-        <w:t xml:space="preserve">            &lt;label class="checkbox full-width"&gt;</w:t>
-      </w:r>
-    </w:p>
-    <w:p>
-      <w:pPr>
-        <w:pStyle w:val="CodeListing"/>
-      </w:pPr>
-      <w:r>
-        <w:t xml:space="preserve">                &lt;input type="checkbox" th:field="*{available}"&gt;</w:t>
-      </w:r>
-    </w:p>
-    <w:p>
-      <w:pPr>
-        <w:pStyle w:val="CodeListing"/>
-      </w:pPr>
-      <w:r>
-        <w:t xml:space="preserve">                &lt;span th:text="#{book.available}"&gt;Available&lt;/span&gt;</w:t>
-      </w:r>
-    </w:p>
-    <w:p>
-      <w:pPr>
-        <w:pStyle w:val="CodeListing"/>
-      </w:pPr>
-      <w:r>
-        <w:t xml:space="preserve">            &lt;/label&gt;</w:t>
-      </w:r>
-    </w:p>
-    <w:p>
-      <w:pPr>
-        <w:pStyle w:val="CodeListing"/>
-      </w:pPr>
-      <w:r>
-        <w:t xml:space="preserve">        &lt;/div&gt;</w:t>
-      </w:r>
-    </w:p>
-    <w:p>
-      <w:pPr>
-        <w:pStyle w:val="CodeListing"/>
-      </w:pPr>
-      <w:r>
-        <w:t xml:space="preserve">        &lt;div class="form-actions"&gt;</w:t>
-      </w:r>
-    </w:p>
-    <w:p>
-      <w:pPr>
-        <w:pStyle w:val="CodeListing"/>
-      </w:pPr>
-      <w:r>
-        <w:t xml:space="preserve">            &lt;button type="submit" th:text="#{form.submit}"&gt;Save&lt;/button&gt;</w:t>
-      </w:r>
-    </w:p>
-    <w:p>
-      <w:pPr>
-        <w:pStyle w:val="CodeListing"/>
-      </w:pPr>
-      <w:r>
-        <w:t xml:space="preserve">            &lt;a class="secondary-link" th:href="@{/books}" th:text="#{form.cancel}"&gt;Cancel&lt;/a&gt;</w:t>
-      </w:r>
-    </w:p>
-    <w:p>
-      <w:pPr>
-        <w:pStyle w:val="CodeListing"/>
-      </w:pPr>
-      <w:r>
-        <w:t xml:space="preserve">        &lt;/div&gt;</w:t>
-      </w:r>
-    </w:p>
-    <w:p>
-      <w:pPr>
-        <w:pStyle w:val="CodeListing"/>
-      </w:pPr>
-      <w:r>
-        <w:t xml:space="preserve">    &lt;/form&gt;</w:t>
-      </w:r>
-    </w:p>
-    <w:p>
-      <w:pPr>
-        <w:pStyle w:val="CodeListing"/>
-      </w:pPr>
-      <w:r>
-        <w:t>&lt;/main&gt;</w:t>
-      </w:r>
-    </w:p>
-    <w:p>
-      <w:pPr>
-        <w:pStyle w:val="CodeListing"/>
-      </w:pPr>
-      <w:r>
-        <w:t>&lt;/body&gt;</w:t>
-      </w:r>
-    </w:p>
-    <w:p>
-      <w:pPr>
-        <w:pStyle w:val="CodeListing"/>
-      </w:pPr>
-      <w:r>
-        <w:t>&lt;/html&gt;</w:t>
-      </w:r>
-    </w:p>
-    <w:p>
-      <w:pPr>
-        <w:spacing w:after="40"/>
-      </w:pPr>
-    </w:p>
-    <w:p>
-      <w:pPr>
-        <w:pStyle w:val="Heading1"/>
-      </w:pPr>
-      <w:r>
-        <w:t>Обработка корректного и неверного запроса</w:t>
+        <w:t>The form template</w:t>
       </w:r>
     </w:p>
     <w:p>
       <w:r>
-        <w:t>После @Valid Spring записывает ошибки в BindingResult. Контроллер возвращает books/form при наличии ошибок и повторно добавляет genres, поэтому список жанров сохраняется. Успешный POST завершается redirect:/books; flash сообщение передаётся только следующему запросу и использует выбранную локаль.</w:t>
+        <w:t>th:object selects form as the object for *{...} expressions. th:field generates the name, id and current field value, including when invalid input is redisplayed. Messages appear beside the fields and in a summary; CSS highlights invalid fields.</w:t>
       </w:r>
     </w:p>
     <w:p>
@@ -2551,7 +1653,7 @@
         <w:pStyle w:val="Heading2"/>
       </w:pPr>
       <w:r>
-        <w:t>Метод POST</w:t>
+        <w:t>The complete book creation template</w:t>
       </w:r>
     </w:p>
     <w:p>
@@ -2560,145 +1662,170 @@
         <w:keepNext/>
       </w:pPr>
       <w:r>
-        <w:t>Листинг 4. src/main/java/kz/iitu/springlab/lab6/web/BookPageController.java</w:t>
+        <w:t>Listing 3. src/main/resources/templates/books/form.html</w:t>
       </w:r>
     </w:p>
     <w:p>
       <w:pPr>
-        <w:pStyle w:val="CodeListing"/>
+        <w:keepNext/>
+        <w:spacing w:before="40" w:after="0" w:line="240" w:lineRule="auto"/>
+        <w:jc w:val="center"/>
       </w:pPr>
       <w:r>
-        <w:t xml:space="preserve">    @PostMapping</w:t>
+        <w:drawing>
+          <wp:inline xmlns:a="http://schemas.openxmlformats.org/drawingml/2006/main" xmlns:pic="http://schemas.openxmlformats.org/drawingml/2006/picture">
+            <wp:extent cx="5943600" cy="3017520"/>
+            <wp:docPr id="16" name="Picture 16" descr="src/main/resources/templates/books/form.html, source lines 1 to 19: Thymeleaf form with binding and validation messages"/>
+            <wp:cNvGraphicFramePr>
+              <a:graphicFrameLocks noChangeAspect="1"/>
+            </wp:cNvGraphicFramePr>
+            <a:graphic>
+              <a:graphicData uri="http://schemas.openxmlformats.org/drawingml/2006/picture">
+                <pic:pic>
+                  <pic:nvPicPr>
+                    <pic:cNvPr id="0" name="05-form-html-1.png"/>
+                    <pic:cNvPicPr/>
+                  </pic:nvPicPr>
+                  <pic:blipFill>
+                    <a:blip r:embed="rId26"/>
+                    <a:stretch>
+                      <a:fillRect/>
+                    </a:stretch>
+                  </pic:blipFill>
+                  <pic:spPr>
+                    <a:xfrm>
+                      <a:off x="0" y="0"/>
+                      <a:ext cx="5943600" cy="3017520"/>
+                    </a:xfrm>
+                    <a:prstGeom prst="rect"/>
+                  </pic:spPr>
+                </pic:pic>
+              </a:graphicData>
+            </a:graphic>
+          </wp:inline>
+        </w:drawing>
       </w:r>
     </w:p>
     <w:p>
       <w:pPr>
-        <w:pStyle w:val="CodeListing"/>
+        <w:pStyle w:val="Caption"/>
+        <w:keepNext w:val="0"/>
       </w:pPr>
       <w:r>
-        <w:t xml:space="preserve">    public String create(@Valid @ModelAttribute("form") BookForm form,</w:t>
+        <w:t>Listing 3 part 1 of 3. Thymeleaf form with binding and validation messages. Source lines 1 to 19.</w:t>
       </w:r>
     </w:p>
     <w:p>
       <w:pPr>
-        <w:pStyle w:val="CodeListing"/>
+        <w:keepNext/>
+        <w:spacing w:before="40" w:after="0" w:line="240" w:lineRule="auto"/>
+        <w:jc w:val="center"/>
       </w:pPr>
       <w:r>
-        <w:t xml:space="preserve">                         BindingResult result, Model model,</w:t>
+        <w:drawing>
+          <wp:inline xmlns:a="http://schemas.openxmlformats.org/drawingml/2006/main" xmlns:pic="http://schemas.openxmlformats.org/drawingml/2006/picture">
+            <wp:extent cx="5943600" cy="3922776"/>
+            <wp:docPr id="17" name="Picture 17" descr="src/main/resources/templates/books/form.html, source lines 20 to 38: Thymeleaf form with binding and validation messages"/>
+            <wp:cNvGraphicFramePr>
+              <a:graphicFrameLocks noChangeAspect="1"/>
+            </wp:cNvGraphicFramePr>
+            <a:graphic>
+              <a:graphicData uri="http://schemas.openxmlformats.org/drawingml/2006/picture">
+                <pic:pic>
+                  <pic:nvPicPr>
+                    <pic:cNvPr id="0" name="06-form-html-2.png"/>
+                    <pic:cNvPicPr/>
+                  </pic:nvPicPr>
+                  <pic:blipFill>
+                    <a:blip r:embed="rId27"/>
+                    <a:stretch>
+                      <a:fillRect/>
+                    </a:stretch>
+                  </pic:blipFill>
+                  <pic:spPr>
+                    <a:xfrm>
+                      <a:off x="0" y="0"/>
+                      <a:ext cx="5943600" cy="3922776"/>
+                    </a:xfrm>
+                    <a:prstGeom prst="rect"/>
+                  </pic:spPr>
+                </pic:pic>
+              </a:graphicData>
+            </a:graphic>
+          </wp:inline>
+        </w:drawing>
       </w:r>
     </w:p>
     <w:p>
       <w:pPr>
-        <w:pStyle w:val="CodeListing"/>
+        <w:pStyle w:val="Caption"/>
+        <w:keepNext w:val="0"/>
       </w:pPr>
       <w:r>
-        <w:t xml:space="preserve">                         RedirectAttributes redirectAttributes, Locale locale) {</w:t>
+        <w:t>Listing 3 part 2 of 3. Thymeleaf form with binding and validation messages. Source lines 20 to 38.</w:t>
       </w:r>
     </w:p>
     <w:p>
       <w:pPr>
-        <w:pStyle w:val="CodeListing"/>
+        <w:keepNext/>
+        <w:spacing w:before="40" w:after="0" w:line="240" w:lineRule="auto"/>
+        <w:jc w:val="center"/>
       </w:pPr>
       <w:r>
-        <w:t xml:space="preserve">        if (result.hasErrors()) {</w:t>
+        <w:drawing>
+          <wp:inline xmlns:a="http://schemas.openxmlformats.org/drawingml/2006/main" xmlns:pic="http://schemas.openxmlformats.org/drawingml/2006/picture">
+            <wp:extent cx="5943600" cy="3145536"/>
+            <wp:docPr id="18" name="Picture 18" descr="src/main/resources/templates/books/form.html, source lines 39 to 56: Thymeleaf form with binding and validation messages"/>
+            <wp:cNvGraphicFramePr>
+              <a:graphicFrameLocks noChangeAspect="1"/>
+            </wp:cNvGraphicFramePr>
+            <a:graphic>
+              <a:graphicData uri="http://schemas.openxmlformats.org/drawingml/2006/picture">
+                <pic:pic>
+                  <pic:nvPicPr>
+                    <pic:cNvPr id="0" name="07-form-html-3.png"/>
+                    <pic:cNvPicPr/>
+                  </pic:nvPicPr>
+                  <pic:blipFill>
+                    <a:blip r:embed="rId28"/>
+                    <a:stretch>
+                      <a:fillRect/>
+                    </a:stretch>
+                  </pic:blipFill>
+                  <pic:spPr>
+                    <a:xfrm>
+                      <a:off x="0" y="0"/>
+                      <a:ext cx="5943600" cy="3145536"/>
+                    </a:xfrm>
+                    <a:prstGeom prst="rect"/>
+                  </pic:spPr>
+                </pic:pic>
+              </a:graphicData>
+            </a:graphic>
+          </wp:inline>
+        </w:drawing>
       </w:r>
     </w:p>
     <w:p>
       <w:pPr>
-        <w:pStyle w:val="CodeListing"/>
+        <w:pStyle w:val="Caption"/>
+        <w:keepNext w:val="0"/>
       </w:pPr>
       <w:r>
-        <w:t xml:space="preserve">            model.addAttribute("genres", Genre.values());</w:t>
+        <w:t>Listing 3 part 3 of 3. Thymeleaf form with binding and validation messages. Source lines 39 to 56.</w:t>
       </w:r>
     </w:p>
     <w:p>
       <w:pPr>
-        <w:pStyle w:val="CodeListing"/>
+        <w:pStyle w:val="Heading1"/>
       </w:pPr>
       <w:r>
-        <w:t xml:space="preserve">            return "books/form";</w:t>
-      </w:r>
-    </w:p>
-    <w:p>
-      <w:pPr>
-        <w:pStyle w:val="CodeListing"/>
-      </w:pPr>
-      <w:r>
-        <w:t xml:space="preserve">        }</w:t>
-      </w:r>
-    </w:p>
-    <w:p>
-      <w:pPr>
-        <w:pStyle w:val="CodeListing"/>
-      </w:pPr>
-      <w:r>
-        <w:t xml:space="preserve">        Book book = books.create(form.getTitle(), form.getAuthor(), form.getYear(),</w:t>
-      </w:r>
-    </w:p>
-    <w:p>
-      <w:pPr>
-        <w:pStyle w:val="CodeListing"/>
-      </w:pPr>
-      <w:r>
-        <w:t xml:space="preserve">                form.getGenre(), form.isAvailable());</w:t>
-      </w:r>
-    </w:p>
-    <w:p>
-      <w:pPr>
-        <w:pStyle w:val="CodeListing"/>
-      </w:pPr>
-      <w:r>
-        <w:t xml:space="preserve">        redirectAttributes.addFlashAttribute("successMessage",</w:t>
-      </w:r>
-    </w:p>
-    <w:p>
-      <w:pPr>
-        <w:pStyle w:val="CodeListing"/>
-      </w:pPr>
-      <w:r>
-        <w:t xml:space="preserve">                messages.getMessage("book.created", new Object[]{book.title(), book.id()}, </w:t>
-      </w:r>
-    </w:p>
-    <w:p>
-      <w:pPr>
-        <w:pStyle w:val="CodeListing"/>
-      </w:pPr>
-      <w:r>
-        <w:t xml:space="preserve">                    locale));</w:t>
-      </w:r>
-    </w:p>
-    <w:p>
-      <w:pPr>
-        <w:pStyle w:val="CodeListing"/>
-      </w:pPr>
-      <w:r>
-        <w:t xml:space="preserve">        return "redirect:/books";</w:t>
-      </w:r>
-    </w:p>
-    <w:p>
-      <w:pPr>
-        <w:pStyle w:val="CodeListing"/>
-      </w:pPr>
-      <w:r>
-        <w:t xml:space="preserve">    }</w:t>
-      </w:r>
-    </w:p>
-    <w:p>
-      <w:pPr>
-        <w:spacing w:after="40"/>
-      </w:pPr>
-    </w:p>
-    <w:p>
-      <w:pPr>
-        <w:pStyle w:val="Heading1"/>
-      </w:pPr>
-      <w:r>
-        <w:t>Собственное ограничение для автора</w:t>
+        <w:t>Handling invalid and valid submissions</w:t>
       </w:r>
     </w:p>
     <w:p>
       <w:r>
-        <w:t>@NoDigits проверяет, что имя автора не содержит цифр. Аннотация объявляет обязательные message, groups и payload и связывается с NoDigitsValidator. Ввод Bloch 2018 отклоняется, а текст ошибки берётся по ключу book.author.nodigits.</w:t>
+        <w:t>@Valid triggers validation and Spring records violations in BindingResult. When errors exist, the controller returns books/form and restores genres. A valid POST finishes with redirect:/books. The localized flash message is available only to the following request.</w:t>
       </w:r>
     </w:p>
     <w:p>
@@ -2706,7 +1833,7 @@
         <w:pStyle w:val="Heading2"/>
       </w:pPr>
       <w:r>
-        <w:t>Аннотация NoDigits</w:t>
+        <w:t>The POST handler</w:t>
       </w:r>
     </w:p>
     <w:p>
@@ -2715,308 +1842,70 @@
         <w:keepNext/>
       </w:pPr>
       <w:r>
-        <w:t>Листинг 5. src/main/java/kz/iitu/springlab/lab6/validation/NoDigits.java</w:t>
+        <w:t>Listing 4. src/main/java/kz/iitu/springlab/lab6/web/BookPageController.java</w:t>
       </w:r>
     </w:p>
     <w:p>
       <w:pPr>
-        <w:pStyle w:val="CodeListing"/>
+        <w:keepNext/>
+        <w:spacing w:before="40" w:after="0" w:line="240" w:lineRule="auto"/>
+        <w:jc w:val="center"/>
       </w:pPr>
       <w:r>
-        <w:t>package kz.iitu.springlab.lab6.validation;</w:t>
+        <w:drawing>
+          <wp:inline xmlns:a="http://schemas.openxmlformats.org/drawingml/2006/main" xmlns:pic="http://schemas.openxmlformats.org/drawingml/2006/picture">
+            <wp:extent cx="5943600" cy="2368296"/>
+            <wp:docPr id="19" name="Picture 19" descr="src/main/java/kz/iitu/springlab/lab6/web/BookPageController.java, source lines 51 to 64: POST handler with BindingResult and Post Redirect Get"/>
+            <wp:cNvGraphicFramePr>
+              <a:graphicFrameLocks noChangeAspect="1"/>
+            </wp:cNvGraphicFramePr>
+            <a:graphic>
+              <a:graphicData uri="http://schemas.openxmlformats.org/drawingml/2006/picture">
+                <pic:pic>
+                  <pic:nvPicPr>
+                    <pic:cNvPr id="0" name="08-post-1.png"/>
+                    <pic:cNvPicPr/>
+                  </pic:nvPicPr>
+                  <pic:blipFill>
+                    <a:blip r:embed="rId29"/>
+                    <a:stretch>
+                      <a:fillRect/>
+                    </a:stretch>
+                  </pic:blipFill>
+                  <pic:spPr>
+                    <a:xfrm>
+                      <a:off x="0" y="0"/>
+                      <a:ext cx="5943600" cy="2368296"/>
+                    </a:xfrm>
+                    <a:prstGeom prst="rect"/>
+                  </pic:spPr>
+                </pic:pic>
+              </a:graphicData>
+            </a:graphic>
+          </wp:inline>
+        </w:drawing>
       </w:r>
     </w:p>
     <w:p>
       <w:pPr>
-        <w:pStyle w:val="CodeListing"/>
-      </w:pPr>
-    </w:p>
-    <w:p>
-      <w:pPr>
-        <w:pStyle w:val="CodeListing"/>
+        <w:pStyle w:val="Caption"/>
+        <w:keepNext w:val="0"/>
       </w:pPr>
       <w:r>
-        <w:t>import java.lang.annotation.Documented;</w:t>
+        <w:t>Listing 4. POST handler with BindingResult and Post Redirect Get. Source lines 51 to 64.</w:t>
       </w:r>
     </w:p>
     <w:p>
       <w:pPr>
-        <w:pStyle w:val="CodeListing"/>
+        <w:pStyle w:val="Heading1"/>
       </w:pPr>
       <w:r>
-        <w:t>import java.lang.annotation.ElementType;</w:t>
-      </w:r>
-    </w:p>
-    <w:p>
-      <w:pPr>
-        <w:pStyle w:val="CodeListing"/>
-      </w:pPr>
-      <w:r>
-        <w:t>import java.lang.annotation.Retention;</w:t>
-      </w:r>
-    </w:p>
-    <w:p>
-      <w:pPr>
-        <w:pStyle w:val="CodeListing"/>
-      </w:pPr>
-      <w:r>
-        <w:t>import java.lang.annotation.RetentionPolicy;</w:t>
-      </w:r>
-    </w:p>
-    <w:p>
-      <w:pPr>
-        <w:pStyle w:val="CodeListing"/>
-      </w:pPr>
-      <w:r>
-        <w:t>import java.lang.annotation.Target;</w:t>
-      </w:r>
-    </w:p>
-    <w:p>
-      <w:pPr>
-        <w:pStyle w:val="CodeListing"/>
-      </w:pPr>
-    </w:p>
-    <w:p>
-      <w:pPr>
-        <w:pStyle w:val="CodeListing"/>
-      </w:pPr>
-      <w:r>
-        <w:t>import jakarta.validation.Constraint;</w:t>
-      </w:r>
-    </w:p>
-    <w:p>
-      <w:pPr>
-        <w:pStyle w:val="CodeListing"/>
-      </w:pPr>
-      <w:r>
-        <w:t>import jakarta.validation.Payload;</w:t>
-      </w:r>
-    </w:p>
-    <w:p>
-      <w:pPr>
-        <w:pStyle w:val="CodeListing"/>
-      </w:pPr>
-    </w:p>
-    <w:p>
-      <w:pPr>
-        <w:pStyle w:val="CodeListing"/>
-      </w:pPr>
-      <w:r>
-        <w:t>@Documented</w:t>
-      </w:r>
-    </w:p>
-    <w:p>
-      <w:pPr>
-        <w:pStyle w:val="CodeListing"/>
-      </w:pPr>
-      <w:r>
-        <w:t>@Constraint(validatedBy = NoDigitsValidator.class)</w:t>
-      </w:r>
-    </w:p>
-    <w:p>
-      <w:pPr>
-        <w:pStyle w:val="CodeListing"/>
-      </w:pPr>
-      <w:r>
-        <w:t>@Target({ElementType.FIELD, ElementType.PARAMETER, ElementType.ANNOTATION_TYPE})</w:t>
-      </w:r>
-    </w:p>
-    <w:p>
-      <w:pPr>
-        <w:pStyle w:val="CodeListing"/>
-      </w:pPr>
-      <w:r>
-        <w:t>@Retention(RetentionPolicy.RUNTIME)</w:t>
-      </w:r>
-    </w:p>
-    <w:p>
-      <w:pPr>
-        <w:pStyle w:val="CodeListing"/>
-      </w:pPr>
-      <w:r>
-        <w:t>public @interface NoDigits {</w:t>
-      </w:r>
-    </w:p>
-    <w:p>
-      <w:pPr>
-        <w:pStyle w:val="CodeListing"/>
-      </w:pPr>
-    </w:p>
-    <w:p>
-      <w:pPr>
-        <w:pStyle w:val="CodeListing"/>
-      </w:pPr>
-      <w:r>
-        <w:t xml:space="preserve">    String message() default "{book.author.nodigits}";</w:t>
-      </w:r>
-    </w:p>
-    <w:p>
-      <w:pPr>
-        <w:pStyle w:val="CodeListing"/>
-      </w:pPr>
-    </w:p>
-    <w:p>
-      <w:pPr>
-        <w:pStyle w:val="CodeListing"/>
-      </w:pPr>
-      <w:r>
-        <w:t xml:space="preserve">    Class&lt;?&gt;[] groups() default {};</w:t>
-      </w:r>
-    </w:p>
-    <w:p>
-      <w:pPr>
-        <w:pStyle w:val="CodeListing"/>
-      </w:pPr>
-    </w:p>
-    <w:p>
-      <w:pPr>
-        <w:pStyle w:val="CodeListing"/>
-      </w:pPr>
-      <w:r>
-        <w:t xml:space="preserve">    Class&lt;? extends Payload&gt;[] payload() default {};</w:t>
-      </w:r>
-    </w:p>
-    <w:p>
-      <w:pPr>
-        <w:pStyle w:val="CodeListing"/>
-      </w:pPr>
-      <w:r>
-        <w:t>}</w:t>
-      </w:r>
-    </w:p>
-    <w:p>
-      <w:pPr>
-        <w:spacing w:after="40"/>
-      </w:pPr>
-    </w:p>
-    <w:p>
-      <w:pPr>
-        <w:pStyle w:val="Heading2"/>
-      </w:pPr>
-      <w:r>
-        <w:t>Валидатор NoDigitsValidator</w:t>
-      </w:r>
-    </w:p>
-    <w:p>
-      <w:pPr>
-        <w:pStyle w:val="Caption"/>
-        <w:keepNext/>
-      </w:pPr>
-      <w:r>
-        <w:t>Листинг 6. src/main/java/kz/iitu/springlab/lab6/validation/NoDigitsValidator.java</w:t>
-      </w:r>
-    </w:p>
-    <w:p>
-      <w:pPr>
-        <w:pStyle w:val="CodeListing"/>
-      </w:pPr>
-      <w:r>
-        <w:t>package kz.iitu.springlab.lab6.validation;</w:t>
-      </w:r>
-    </w:p>
-    <w:p>
-      <w:pPr>
-        <w:pStyle w:val="CodeListing"/>
-      </w:pPr>
-    </w:p>
-    <w:p>
-      <w:pPr>
-        <w:pStyle w:val="CodeListing"/>
-      </w:pPr>
-      <w:r>
-        <w:t>import jakarta.validation.ConstraintValidator;</w:t>
-      </w:r>
-    </w:p>
-    <w:p>
-      <w:pPr>
-        <w:pStyle w:val="CodeListing"/>
-      </w:pPr>
-      <w:r>
-        <w:t>import jakarta.validation.ConstraintValidatorContext;</w:t>
-      </w:r>
-    </w:p>
-    <w:p>
-      <w:pPr>
-        <w:pStyle w:val="CodeListing"/>
-      </w:pPr>
-    </w:p>
-    <w:p>
-      <w:pPr>
-        <w:pStyle w:val="CodeListing"/>
-      </w:pPr>
-      <w:r>
-        <w:t>public class NoDigitsValidator implements ConstraintValidator&lt;NoDigits, String&gt; {</w:t>
-      </w:r>
-    </w:p>
-    <w:p>
-      <w:pPr>
-        <w:pStyle w:val="CodeListing"/>
-      </w:pPr>
-    </w:p>
-    <w:p>
-      <w:pPr>
-        <w:pStyle w:val="CodeListing"/>
-      </w:pPr>
-      <w:r>
-        <w:t xml:space="preserve">    @Override</w:t>
-      </w:r>
-    </w:p>
-    <w:p>
-      <w:pPr>
-        <w:pStyle w:val="CodeListing"/>
-      </w:pPr>
-      <w:r>
-        <w:t xml:space="preserve">    public boolean isValid(String value, ConstraintValidatorContext context) {</w:t>
-      </w:r>
-    </w:p>
-    <w:p>
-      <w:pPr>
-        <w:pStyle w:val="CodeListing"/>
-      </w:pPr>
-      <w:r>
-        <w:t xml:space="preserve">        // @NotBlank checks missing values; this constraint checks Unicode digits.</w:t>
-      </w:r>
-    </w:p>
-    <w:p>
-      <w:pPr>
-        <w:pStyle w:val="CodeListing"/>
-      </w:pPr>
-      <w:r>
-        <w:t xml:space="preserve">        return value == null || value.codePoints().noneMatch(Character::isDigit);</w:t>
-      </w:r>
-    </w:p>
-    <w:p>
-      <w:pPr>
-        <w:pStyle w:val="CodeListing"/>
-      </w:pPr>
-      <w:r>
-        <w:t xml:space="preserve">    }</w:t>
-      </w:r>
-    </w:p>
-    <w:p>
-      <w:pPr>
-        <w:pStyle w:val="CodeListing"/>
-      </w:pPr>
-      <w:r>
-        <w:t>}</w:t>
-      </w:r>
-    </w:p>
-    <w:p>
-      <w:pPr>
-        <w:spacing w:after="40"/>
-      </w:pPr>
-    </w:p>
-    <w:p>
-      <w:pPr>
-        <w:pStyle w:val="Heading1"/>
-      </w:pPr>
-      <w:r>
-        <w:t>Локаль и централизованная обработка исключений</w:t>
+        <w:t>The custom author constraint</w:t>
       </w:r>
     </w:p>
     <w:p>
       <w:r>
-        <w:t>SessionLocaleResolver хранит выбранный язык в сессии, а LocaleChangeInterceptor обрабатывает ?lang=en и ?lang=ru. PageExceptionHandler обслуживает HTML контроллер страниц книг, ApiExceptionHandler обслуживает @RestController. Так исключение из сервиса превращается в ожидаемый ответ для каждой аудитории.</w:t>
+        <w:t>@NoDigits checks that an author name contains no digits. The annotation declares the required message, groups and payload members and selects NoDigitsValidator. Bloch 2018 is rejected with the message resolved from book.author.nodigits.</w:t>
       </w:r>
     </w:p>
     <w:p>
@@ -3024,7 +1913,7 @@
         <w:pStyle w:val="Heading2"/>
       </w:pPr>
       <w:r>
-        <w:t>Настройка локали</w:t>
+        <w:t>The NoDigits annotation</w:t>
       </w:r>
     </w:p>
     <w:p>
@@ -3033,1578 +1922,519 @@
         <w:keepNext/>
       </w:pPr>
       <w:r>
-        <w:t>Листинг 7. src/main/java/kz/iitu/springlab/lab6/config/LocaleConfiguration.java</w:t>
+        <w:t>Listing 5. src/main/java/kz/iitu/springlab/lab6/validation/NoDigits.java</w:t>
       </w:r>
     </w:p>
     <w:p>
       <w:pPr>
-        <w:pStyle w:val="CodeListing"/>
+        <w:keepNext/>
+        <w:spacing w:before="40" w:after="0" w:line="240" w:lineRule="auto"/>
+        <w:jc w:val="center"/>
       </w:pPr>
       <w:r>
-        <w:t>package kz.iitu.springlab.lab6.config;</w:t>
+        <w:drawing>
+          <wp:inline xmlns:a="http://schemas.openxmlformats.org/drawingml/2006/main" xmlns:pic="http://schemas.openxmlformats.org/drawingml/2006/picture">
+            <wp:extent cx="5943600" cy="3535680"/>
+            <wp:docPr id="20" name="Picture 20" descr="src/main/java/kz/iitu/springlab/lab6/validation/NoDigits.java, source lines 1 to 23: Custom NoDigits constraint annotation"/>
+            <wp:cNvGraphicFramePr>
+              <a:graphicFrameLocks noChangeAspect="1"/>
+            </wp:cNvGraphicFramePr>
+            <a:graphic>
+              <a:graphicData uri="http://schemas.openxmlformats.org/drawingml/2006/picture">
+                <pic:pic>
+                  <pic:nvPicPr>
+                    <pic:cNvPr id="0" name="09-NoDigits-java-1.png"/>
+                    <pic:cNvPicPr/>
+                  </pic:nvPicPr>
+                  <pic:blipFill>
+                    <a:blip r:embed="rId30"/>
+                    <a:stretch>
+                      <a:fillRect/>
+                    </a:stretch>
+                  </pic:blipFill>
+                  <pic:spPr>
+                    <a:xfrm>
+                      <a:off x="0" y="0"/>
+                      <a:ext cx="5943600" cy="3535680"/>
+                    </a:xfrm>
+                    <a:prstGeom prst="rect"/>
+                  </pic:spPr>
+                </pic:pic>
+              </a:graphicData>
+            </a:graphic>
+          </wp:inline>
+        </w:drawing>
       </w:r>
     </w:p>
     <w:p>
       <w:pPr>
-        <w:pStyle w:val="CodeListing"/>
-      </w:pPr>
-    </w:p>
-    <w:p>
-      <w:pPr>
-        <w:pStyle w:val="CodeListing"/>
+        <w:pStyle w:val="Caption"/>
+        <w:keepNext w:val="0"/>
       </w:pPr>
       <w:r>
-        <w:t>import java.util.Locale;</w:t>
+        <w:t>Listing 5. Custom NoDigits constraint annotation. Source lines 1 to 23.</w:t>
       </w:r>
     </w:p>
     <w:p>
       <w:pPr>
-        <w:pStyle w:val="CodeListing"/>
-      </w:pPr>
-    </w:p>
-    <w:p>
-      <w:pPr>
-        <w:pStyle w:val="CodeListing"/>
+        <w:pStyle w:val="Heading2"/>
       </w:pPr>
       <w:r>
-        <w:t>import org.springframework.context.annotation.Bean;</w:t>
+        <w:t>The NoDigitsValidator implementation</w:t>
       </w:r>
     </w:p>
     <w:p>
       <w:pPr>
-        <w:pStyle w:val="CodeListing"/>
+        <w:pStyle w:val="Caption"/>
+        <w:keepNext/>
       </w:pPr>
       <w:r>
-        <w:t>import org.springframework.context.annotation.Configuration;</w:t>
+        <w:t>Listing 6. src/main/java/kz/iitu/springlab/lab6/validation/NoDigitsValidator.java</w:t>
       </w:r>
     </w:p>
     <w:p>
       <w:pPr>
-        <w:pStyle w:val="CodeListing"/>
+        <w:keepNext/>
+        <w:spacing w:before="40" w:after="0" w:line="240" w:lineRule="auto"/>
+        <w:jc w:val="center"/>
       </w:pPr>
       <w:r>
-        <w:t>import org.springframework.web.servlet.LocaleResolver;</w:t>
+        <w:drawing>
+          <wp:inline xmlns:a="http://schemas.openxmlformats.org/drawingml/2006/main" xmlns:pic="http://schemas.openxmlformats.org/drawingml/2006/picture">
+            <wp:extent cx="5943600" cy="2237232"/>
+            <wp:docPr id="21" name="Picture 21" descr="src/main/java/kz/iitu/springlab/lab6/validation/NoDigitsValidator.java, source lines 1 to 13: NoDigits validator implementation"/>
+            <wp:cNvGraphicFramePr>
+              <a:graphicFrameLocks noChangeAspect="1"/>
+            </wp:cNvGraphicFramePr>
+            <a:graphic>
+              <a:graphicData uri="http://schemas.openxmlformats.org/drawingml/2006/picture">
+                <pic:pic>
+                  <pic:nvPicPr>
+                    <pic:cNvPr id="0" name="10-NoDigitsValidator-java-1.png"/>
+                    <pic:cNvPicPr/>
+                  </pic:nvPicPr>
+                  <pic:blipFill>
+                    <a:blip r:embed="rId31"/>
+                    <a:stretch>
+                      <a:fillRect/>
+                    </a:stretch>
+                  </pic:blipFill>
+                  <pic:spPr>
+                    <a:xfrm>
+                      <a:off x="0" y="0"/>
+                      <a:ext cx="5943600" cy="2237232"/>
+                    </a:xfrm>
+                    <a:prstGeom prst="rect"/>
+                  </pic:spPr>
+                </pic:pic>
+              </a:graphicData>
+            </a:graphic>
+          </wp:inline>
+        </w:drawing>
       </w:r>
     </w:p>
     <w:p>
       <w:pPr>
-        <w:pStyle w:val="CodeListing"/>
+        <w:pStyle w:val="Caption"/>
+        <w:keepNext w:val="0"/>
       </w:pPr>
       <w:r>
-        <w:t>import org.springframework.web.servlet.config.annotation.InterceptorRegistry;</w:t>
+        <w:t>Listing 6. NoDigits validator implementation. Source lines 1 to 13.</w:t>
       </w:r>
     </w:p>
     <w:p>
       <w:pPr>
-        <w:pStyle w:val="CodeListing"/>
+        <w:pStyle w:val="Heading1"/>
       </w:pPr>
       <w:r>
-        <w:t>import org.springframework.web.servlet.config.annotation.WebMvcConfigurer;</w:t>
-      </w:r>
-    </w:p>
-    <w:p>
-      <w:pPr>
-        <w:pStyle w:val="CodeListing"/>
-      </w:pPr>
-      <w:r>
-        <w:t>import org.springframework.web.servlet.i18n.LocaleChangeInterceptor;</w:t>
-      </w:r>
-    </w:p>
-    <w:p>
-      <w:pPr>
-        <w:pStyle w:val="CodeListing"/>
-      </w:pPr>
-      <w:r>
-        <w:t>import org.springframework.web.servlet.i18n.SessionLocaleResolver;</w:t>
-      </w:r>
-    </w:p>
-    <w:p>
-      <w:pPr>
-        <w:pStyle w:val="CodeListing"/>
-      </w:pPr>
-    </w:p>
-    <w:p>
-      <w:pPr>
-        <w:pStyle w:val="CodeListing"/>
-      </w:pPr>
-      <w:r>
-        <w:t>@Configuration</w:t>
-      </w:r>
-    </w:p>
-    <w:p>
-      <w:pPr>
-        <w:pStyle w:val="CodeListing"/>
-      </w:pPr>
-      <w:r>
-        <w:t>public class LocaleConfiguration implements WebMvcConfigurer {</w:t>
-      </w:r>
-    </w:p>
-    <w:p>
-      <w:pPr>
-        <w:pStyle w:val="CodeListing"/>
-      </w:pPr>
-    </w:p>
-    <w:p>
-      <w:pPr>
-        <w:pStyle w:val="CodeListing"/>
-      </w:pPr>
-      <w:r>
-        <w:t xml:space="preserve">    @Bean</w:t>
-      </w:r>
-    </w:p>
-    <w:p>
-      <w:pPr>
-        <w:pStyle w:val="CodeListing"/>
-      </w:pPr>
-      <w:r>
-        <w:t xml:space="preserve">    public LocaleResolver localeResolver() {</w:t>
-      </w:r>
-    </w:p>
-    <w:p>
-      <w:pPr>
-        <w:pStyle w:val="CodeListing"/>
-      </w:pPr>
-      <w:r>
-        <w:t xml:space="preserve">        SessionLocaleResolver resolver = new SessionLocaleResolver();</w:t>
-      </w:r>
-    </w:p>
-    <w:p>
-      <w:pPr>
-        <w:pStyle w:val="CodeListing"/>
-      </w:pPr>
-      <w:r>
-        <w:t xml:space="preserve">        resolver.setDefaultLocale(Locale.ENGLISH);</w:t>
-      </w:r>
-    </w:p>
-    <w:p>
-      <w:pPr>
-        <w:pStyle w:val="CodeListing"/>
-      </w:pPr>
-      <w:r>
-        <w:t xml:space="preserve">        return resolver;</w:t>
-      </w:r>
-    </w:p>
-    <w:p>
-      <w:pPr>
-        <w:pStyle w:val="CodeListing"/>
-      </w:pPr>
-      <w:r>
-        <w:t xml:space="preserve">    }</w:t>
-      </w:r>
-    </w:p>
-    <w:p>
-      <w:pPr>
-        <w:pStyle w:val="CodeListing"/>
-      </w:pPr>
-    </w:p>
-    <w:p>
-      <w:pPr>
-        <w:pStyle w:val="CodeListing"/>
-      </w:pPr>
-      <w:r>
-        <w:t xml:space="preserve">    @Override</w:t>
-      </w:r>
-    </w:p>
-    <w:p>
-      <w:pPr>
-        <w:pStyle w:val="CodeListing"/>
-      </w:pPr>
-      <w:r>
-        <w:t xml:space="preserve">    public void addInterceptors(InterceptorRegistry registry) {</w:t>
-      </w:r>
-    </w:p>
-    <w:p>
-      <w:pPr>
-        <w:pStyle w:val="CodeListing"/>
-      </w:pPr>
-      <w:r>
-        <w:t xml:space="preserve">        LocaleChangeInterceptor interceptor = new LocaleChangeInterceptor();</w:t>
-      </w:r>
-    </w:p>
-    <w:p>
-      <w:pPr>
-        <w:pStyle w:val="CodeListing"/>
-      </w:pPr>
-      <w:r>
-        <w:t xml:space="preserve">        interceptor.setParamName("lang");</w:t>
-      </w:r>
-    </w:p>
-    <w:p>
-      <w:pPr>
-        <w:pStyle w:val="CodeListing"/>
-      </w:pPr>
-      <w:r>
-        <w:t xml:space="preserve">        interceptor.setIgnoreInvalidLocale(true);</w:t>
-      </w:r>
-    </w:p>
-    <w:p>
-      <w:pPr>
-        <w:pStyle w:val="CodeListing"/>
-      </w:pPr>
-      <w:r>
-        <w:t xml:space="preserve">        registry.addInterceptor(interceptor);</w:t>
-      </w:r>
-    </w:p>
-    <w:p>
-      <w:pPr>
-        <w:pStyle w:val="CodeListing"/>
-      </w:pPr>
-      <w:r>
-        <w:t xml:space="preserve">    }</w:t>
-      </w:r>
-    </w:p>
-    <w:p>
-      <w:pPr>
-        <w:pStyle w:val="CodeListing"/>
-      </w:pPr>
-      <w:r>
-        <w:t>}</w:t>
-      </w:r>
-    </w:p>
-    <w:p>
-      <w:pPr>
-        <w:spacing w:after="40"/>
-      </w:pPr>
-    </w:p>
-    <w:p>
-      <w:pPr>
-        <w:pStyle w:val="Heading2"/>
-      </w:pPr>
-      <w:r>
-        <w:t>Advice для HTML страниц и вариант 11</w:t>
-      </w:r>
-    </w:p>
-    <w:p>
-      <w:pPr>
-        <w:pStyle w:val="Caption"/>
-        <w:keepNext/>
-      </w:pPr>
-      <w:r>
-        <w:t>Листинг 8. src/main/java/kz/iitu/springlab/lab6/web/PageExceptionHandler.java</w:t>
-      </w:r>
-    </w:p>
-    <w:p>
-      <w:pPr>
-        <w:pStyle w:val="CodeListing"/>
-      </w:pPr>
-      <w:r>
-        <w:t>package kz.iitu.springlab.lab6.web;</w:t>
-      </w:r>
-    </w:p>
-    <w:p>
-      <w:pPr>
-        <w:pStyle w:val="CodeListing"/>
-      </w:pPr>
-    </w:p>
-    <w:p>
-      <w:pPr>
-        <w:pStyle w:val="CodeListing"/>
-      </w:pPr>
-      <w:r>
-        <w:t>import java.util.Locale;</w:t>
-      </w:r>
-    </w:p>
-    <w:p>
-      <w:pPr>
-        <w:pStyle w:val="CodeListing"/>
-      </w:pPr>
-    </w:p>
-    <w:p>
-      <w:pPr>
-        <w:pStyle w:val="CodeListing"/>
-      </w:pPr>
-      <w:r>
-        <w:t>import jakarta.servlet.http.HttpServletRequest;</w:t>
-      </w:r>
-    </w:p>
-    <w:p>
-      <w:pPr>
-        <w:pStyle w:val="CodeListing"/>
-      </w:pPr>
-      <w:r>
-        <w:t>import kz.iitu.springlab.lab6.service.BookNotFoundException;</w:t>
-      </w:r>
-    </w:p>
-    <w:p>
-      <w:pPr>
-        <w:pStyle w:val="CodeListing"/>
-      </w:pPr>
-      <w:r>
-        <w:t>import org.springframework.context.MessageSource;</w:t>
-      </w:r>
-    </w:p>
-    <w:p>
-      <w:pPr>
-        <w:pStyle w:val="CodeListing"/>
-      </w:pPr>
-      <w:r>
-        <w:t>import org.springframework.http.HttpStatus;</w:t>
-      </w:r>
-    </w:p>
-    <w:p>
-      <w:pPr>
-        <w:pStyle w:val="CodeListing"/>
-      </w:pPr>
-      <w:r>
-        <w:t>import org.springframework.ui.Model;</w:t>
-      </w:r>
-    </w:p>
-    <w:p>
-      <w:pPr>
-        <w:pStyle w:val="CodeListing"/>
-      </w:pPr>
-      <w:r>
-        <w:t>import org.springframework.web.bind.annotation.ControllerAdvice;</w:t>
-      </w:r>
-    </w:p>
-    <w:p>
-      <w:pPr>
-        <w:pStyle w:val="CodeListing"/>
-      </w:pPr>
-      <w:r>
-        <w:t>import org.springframework.web.bind.annotation.ExceptionHandler;</w:t>
-      </w:r>
-    </w:p>
-    <w:p>
-      <w:pPr>
-        <w:pStyle w:val="CodeListing"/>
-      </w:pPr>
-      <w:r>
-        <w:t>import org.springframework.web.bind.annotation.ModelAttribute;</w:t>
-      </w:r>
-    </w:p>
-    <w:p>
-      <w:pPr>
-        <w:pStyle w:val="CodeListing"/>
-      </w:pPr>
-      <w:r>
-        <w:t>import org.springframework.web.bind.annotation.ResponseStatus;</w:t>
-      </w:r>
-    </w:p>
-    <w:p>
-      <w:pPr>
-        <w:pStyle w:val="CodeListing"/>
-      </w:pPr>
-    </w:p>
-    <w:p>
-      <w:pPr>
-        <w:pStyle w:val="CodeListing"/>
-      </w:pPr>
-      <w:r>
-        <w:t>@ControllerAdvice(assignableTypes = BookPageController.class)</w:t>
-      </w:r>
-    </w:p>
-    <w:p>
-      <w:pPr>
-        <w:pStyle w:val="CodeListing"/>
-      </w:pPr>
-      <w:r>
-        <w:t>public class PageExceptionHandler {</w:t>
-      </w:r>
-    </w:p>
-    <w:p>
-      <w:pPr>
-        <w:pStyle w:val="CodeListing"/>
-      </w:pPr>
-    </w:p>
-    <w:p>
-      <w:pPr>
-        <w:pStyle w:val="CodeListing"/>
-      </w:pPr>
-      <w:r>
-        <w:t xml:space="preserve">    private final MessageSource messages;</w:t>
-      </w:r>
-    </w:p>
-    <w:p>
-      <w:pPr>
-        <w:pStyle w:val="CodeListing"/>
-      </w:pPr>
-    </w:p>
-    <w:p>
-      <w:pPr>
-        <w:pStyle w:val="CodeListing"/>
-      </w:pPr>
-      <w:r>
-        <w:t xml:space="preserve">    public PageExceptionHandler(MessageSource messages) {</w:t>
-      </w:r>
-    </w:p>
-    <w:p>
-      <w:pPr>
-        <w:pStyle w:val="CodeListing"/>
-      </w:pPr>
-      <w:r>
-        <w:t xml:space="preserve">        this.messages = messages;</w:t>
-      </w:r>
-    </w:p>
-    <w:p>
-      <w:pPr>
-        <w:pStyle w:val="CodeListing"/>
-      </w:pPr>
-      <w:r>
-        <w:t xml:space="preserve">    }</w:t>
-      </w:r>
-    </w:p>
-    <w:p>
-      <w:pPr>
-        <w:pStyle w:val="CodeListing"/>
-      </w:pPr>
-    </w:p>
-    <w:p>
-      <w:pPr>
-        <w:pStyle w:val="CodeListing"/>
-      </w:pPr>
-      <w:r>
-        <w:t xml:space="preserve">    // Individual variant 11: one common model attribute for all HTML pages.</w:t>
-      </w:r>
-    </w:p>
-    <w:p>
-      <w:pPr>
-        <w:pStyle w:val="CodeListing"/>
-      </w:pPr>
-      <w:r>
-        <w:t xml:space="preserve">    @ModelAttribute("libraryName")</w:t>
-      </w:r>
-    </w:p>
-    <w:p>
-      <w:pPr>
-        <w:pStyle w:val="CodeListing"/>
-      </w:pPr>
-      <w:r>
-        <w:t xml:space="preserve">    public String libraryName(Locale locale) {</w:t>
-      </w:r>
-    </w:p>
-    <w:p>
-      <w:pPr>
-        <w:pStyle w:val="CodeListing"/>
-      </w:pPr>
-      <w:r>
-        <w:t xml:space="preserve">        return messages.getMessage("library.name", null, locale);</w:t>
-      </w:r>
-    </w:p>
-    <w:p>
-      <w:pPr>
-        <w:pStyle w:val="CodeListing"/>
-      </w:pPr>
-      <w:r>
-        <w:t xml:space="preserve">    }</w:t>
-      </w:r>
-    </w:p>
-    <w:p>
-      <w:pPr>
-        <w:pStyle w:val="CodeListing"/>
-      </w:pPr>
-    </w:p>
-    <w:p>
-      <w:pPr>
-        <w:pStyle w:val="CodeListing"/>
-      </w:pPr>
-      <w:r>
-        <w:t xml:space="preserve">    @ExceptionHandler(BookNotFoundException.class)</w:t>
-      </w:r>
-    </w:p>
-    <w:p>
-      <w:pPr>
-        <w:pStyle w:val="CodeListing"/>
-      </w:pPr>
-      <w:r>
-        <w:t xml:space="preserve">    @ResponseStatus(HttpStatus.NOT_FOUND)</w:t>
-      </w:r>
-    </w:p>
-    <w:p>
-      <w:pPr>
-        <w:pStyle w:val="CodeListing"/>
-      </w:pPr>
-      <w:r>
-        <w:t xml:space="preserve">    public String bookNotFound(BookNotFoundException exception, Model model,</w:t>
-      </w:r>
-    </w:p>
-    <w:p>
-      <w:pPr>
-        <w:pStyle w:val="CodeListing"/>
-      </w:pPr>
-      <w:r>
-        <w:t xml:space="preserve">                               Locale locale, HttpServletRequest request) {</w:t>
-      </w:r>
-    </w:p>
-    <w:p>
-      <w:pPr>
-        <w:pStyle w:val="CodeListing"/>
-      </w:pPr>
-      <w:r>
-        <w:t xml:space="preserve">        model.addAttribute("libraryName", libraryName(locale));</w:t>
-      </w:r>
-    </w:p>
-    <w:p>
-      <w:pPr>
-        <w:pStyle w:val="CodeListing"/>
-      </w:pPr>
-      <w:r>
-        <w:t xml:space="preserve">        model.addAttribute("title", messages.getMessage("error.notFound.title", null, locale));</w:t>
-      </w:r>
-    </w:p>
-    <w:p>
-      <w:pPr>
-        <w:pStyle w:val="CodeListing"/>
-      </w:pPr>
-      <w:r>
-        <w:t xml:space="preserve">        model.addAttribute("message", messages.getMessage("error.bookNotFound",</w:t>
-      </w:r>
-    </w:p>
-    <w:p>
-      <w:pPr>
-        <w:pStyle w:val="CodeListing"/>
-      </w:pPr>
-      <w:r>
-        <w:t xml:space="preserve">                new Object[]{exception.getBookId()}, locale));</w:t>
-      </w:r>
-    </w:p>
-    <w:p>
-      <w:pPr>
-        <w:pStyle w:val="CodeListing"/>
-      </w:pPr>
-      <w:r>
-        <w:t xml:space="preserve">        model.addAttribute("requestedPath", request.getRequestURI());</w:t>
-      </w:r>
-    </w:p>
-    <w:p>
-      <w:pPr>
-        <w:pStyle w:val="CodeListing"/>
-      </w:pPr>
-      <w:r>
-        <w:t xml:space="preserve">        return "error/not-found";</w:t>
-      </w:r>
-    </w:p>
-    <w:p>
-      <w:pPr>
-        <w:pStyle w:val="CodeListing"/>
-      </w:pPr>
-      <w:r>
-        <w:t xml:space="preserve">    }</w:t>
-      </w:r>
-    </w:p>
-    <w:p>
-      <w:pPr>
-        <w:pStyle w:val="CodeListing"/>
-      </w:pPr>
-      <w:r>
-        <w:t>}</w:t>
-      </w:r>
-    </w:p>
-    <w:p>
-      <w:pPr>
-        <w:spacing w:after="40"/>
-      </w:pPr>
-    </w:p>
-    <w:p>
-      <w:pPr>
-        <w:pStyle w:val="Heading2"/>
-      </w:pPr>
-      <w:r>
-        <w:t>Advice для API</w:t>
-      </w:r>
-    </w:p>
-    <w:p>
-      <w:pPr>
-        <w:pStyle w:val="Caption"/>
-        <w:keepNext/>
-      </w:pPr>
-      <w:r>
-        <w:t>Листинг 9. src/main/java/kz/iitu/springlab/lab6/web/ApiExceptionHandler.java</w:t>
-      </w:r>
-    </w:p>
-    <w:p>
-      <w:pPr>
-        <w:pStyle w:val="CodeListing"/>
-      </w:pPr>
-      <w:r>
-        <w:t>package kz.iitu.springlab.lab6.web;</w:t>
-      </w:r>
-    </w:p>
-    <w:p>
-      <w:pPr>
-        <w:pStyle w:val="CodeListing"/>
-      </w:pPr>
-    </w:p>
-    <w:p>
-      <w:pPr>
-        <w:pStyle w:val="CodeListing"/>
-      </w:pPr>
-      <w:r>
-        <w:t>import java.net.URI;</w:t>
-      </w:r>
-    </w:p>
-    <w:p>
-      <w:pPr>
-        <w:pStyle w:val="CodeListing"/>
-      </w:pPr>
-      <w:r>
-        <w:t>import java.util.Locale;</w:t>
-      </w:r>
-    </w:p>
-    <w:p>
-      <w:pPr>
-        <w:pStyle w:val="CodeListing"/>
-      </w:pPr>
-    </w:p>
-    <w:p>
-      <w:pPr>
-        <w:pStyle w:val="CodeListing"/>
-      </w:pPr>
-      <w:r>
-        <w:t>import jakarta.servlet.http.HttpServletRequest;</w:t>
-      </w:r>
-    </w:p>
-    <w:p>
-      <w:pPr>
-        <w:pStyle w:val="CodeListing"/>
-      </w:pPr>
-      <w:r>
-        <w:t>import kz.iitu.springlab.lab6.service.BookNotFoundException;</w:t>
-      </w:r>
-    </w:p>
-    <w:p>
-      <w:pPr>
-        <w:pStyle w:val="CodeListing"/>
-      </w:pPr>
-      <w:r>
-        <w:t>import org.springframework.context.MessageSource;</w:t>
-      </w:r>
-    </w:p>
-    <w:p>
-      <w:pPr>
-        <w:pStyle w:val="CodeListing"/>
-      </w:pPr>
-      <w:r>
-        <w:t>import org.springframework.http.HttpStatus;</w:t>
-      </w:r>
-    </w:p>
-    <w:p>
-      <w:pPr>
-        <w:pStyle w:val="CodeListing"/>
-      </w:pPr>
-      <w:r>
-        <w:t>import org.springframework.http.ProblemDetail;</w:t>
-      </w:r>
-    </w:p>
-    <w:p>
-      <w:pPr>
-        <w:pStyle w:val="CodeListing"/>
-      </w:pPr>
-      <w:r>
-        <w:t>import org.springframework.web.bind.annotation.ExceptionHandler;</w:t>
-      </w:r>
-    </w:p>
-    <w:p>
-      <w:pPr>
-        <w:pStyle w:val="CodeListing"/>
-      </w:pPr>
-      <w:r>
-        <w:t>import org.springframework.web.bind.annotation.RestController;</w:t>
-      </w:r>
-    </w:p>
-    <w:p>
-      <w:pPr>
-        <w:pStyle w:val="CodeListing"/>
-      </w:pPr>
-      <w:r>
-        <w:t>import org.springframework.web.bind.annotation.RestControllerAdvice;</w:t>
-      </w:r>
-    </w:p>
-    <w:p>
-      <w:pPr>
-        <w:pStyle w:val="CodeListing"/>
-      </w:pPr>
-    </w:p>
-    <w:p>
-      <w:pPr>
-        <w:pStyle w:val="CodeListing"/>
-      </w:pPr>
-      <w:r>
-        <w:t>@RestControllerAdvice(annotations = RestController.class)</w:t>
-      </w:r>
-    </w:p>
-    <w:p>
-      <w:pPr>
-        <w:pStyle w:val="CodeListing"/>
-      </w:pPr>
-      <w:r>
-        <w:t>public class ApiExceptionHandler {</w:t>
-      </w:r>
-    </w:p>
-    <w:p>
-      <w:pPr>
-        <w:pStyle w:val="CodeListing"/>
-      </w:pPr>
-    </w:p>
-    <w:p>
-      <w:pPr>
-        <w:pStyle w:val="CodeListing"/>
-      </w:pPr>
-      <w:r>
-        <w:t xml:space="preserve">    private final MessageSource messages;</w:t>
-      </w:r>
-    </w:p>
-    <w:p>
-      <w:pPr>
-        <w:pStyle w:val="CodeListing"/>
-      </w:pPr>
-    </w:p>
-    <w:p>
-      <w:pPr>
-        <w:pStyle w:val="CodeListing"/>
-      </w:pPr>
-      <w:r>
-        <w:t xml:space="preserve">    public ApiExceptionHandler(MessageSource messages) {</w:t>
-      </w:r>
-    </w:p>
-    <w:p>
-      <w:pPr>
-        <w:pStyle w:val="CodeListing"/>
-      </w:pPr>
-      <w:r>
-        <w:t xml:space="preserve">        this.messages = messages;</w:t>
-      </w:r>
-    </w:p>
-    <w:p>
-      <w:pPr>
-        <w:pStyle w:val="CodeListing"/>
-      </w:pPr>
-      <w:r>
-        <w:t xml:space="preserve">    }</w:t>
-      </w:r>
-    </w:p>
-    <w:p>
-      <w:pPr>
-        <w:pStyle w:val="CodeListing"/>
-      </w:pPr>
-    </w:p>
-    <w:p>
-      <w:pPr>
-        <w:pStyle w:val="CodeListing"/>
-      </w:pPr>
-      <w:r>
-        <w:t xml:space="preserve">    @ExceptionHandler(BookNotFoundException.class)</w:t>
-      </w:r>
-    </w:p>
-    <w:p>
-      <w:pPr>
-        <w:pStyle w:val="CodeListing"/>
-      </w:pPr>
-      <w:r>
-        <w:t xml:space="preserve">    public ProblemDetail bookNotFound(BookNotFoundException exception, Locale locale,</w:t>
-      </w:r>
-    </w:p>
-    <w:p>
-      <w:pPr>
-        <w:pStyle w:val="CodeListing"/>
-      </w:pPr>
-      <w:r>
-        <w:t xml:space="preserve">                                     HttpServletRequest request) {</w:t>
-      </w:r>
-    </w:p>
-    <w:p>
-      <w:pPr>
-        <w:pStyle w:val="CodeListing"/>
-      </w:pPr>
-      <w:r>
-        <w:t xml:space="preserve">        ProblemDetail problem = ProblemDetail.forStatusAndDetail(HttpStatus.NOT_FOUND,</w:t>
-      </w:r>
-    </w:p>
-    <w:p>
-      <w:pPr>
-        <w:pStyle w:val="CodeListing"/>
-      </w:pPr>
-      <w:r>
-        <w:t xml:space="preserve">                messages.getMessage("error.bookNotFound", new Object[]{exception.getBookId()}, </w:t>
-      </w:r>
-    </w:p>
-    <w:p>
-      <w:pPr>
-        <w:pStyle w:val="CodeListing"/>
-      </w:pPr>
-      <w:r>
-        <w:t xml:space="preserve">                    locale));</w:t>
-      </w:r>
-    </w:p>
-    <w:p>
-      <w:pPr>
-        <w:pStyle w:val="CodeListing"/>
-      </w:pPr>
-      <w:r>
-        <w:t xml:space="preserve">        problem.setTitle(messages.getMessage("error.notFound.title", null, locale));</w:t>
-      </w:r>
-    </w:p>
-    <w:p>
-      <w:pPr>
-        <w:pStyle w:val="CodeListing"/>
-      </w:pPr>
-      <w:r>
-        <w:t xml:space="preserve">        problem.setType(URI.create("urn:problem:book-not-found"));</w:t>
-      </w:r>
-    </w:p>
-    <w:p>
-      <w:pPr>
-        <w:pStyle w:val="CodeListing"/>
-      </w:pPr>
-      <w:r>
-        <w:t xml:space="preserve">        problem.setInstance(URI.create(request.getRequestURI()));</w:t>
-      </w:r>
-    </w:p>
-    <w:p>
-      <w:pPr>
-        <w:pStyle w:val="CodeListing"/>
-      </w:pPr>
-      <w:r>
-        <w:t xml:space="preserve">        return problem;</w:t>
-      </w:r>
-    </w:p>
-    <w:p>
-      <w:pPr>
-        <w:pStyle w:val="CodeListing"/>
-      </w:pPr>
-      <w:r>
-        <w:t xml:space="preserve">    }</w:t>
-      </w:r>
-    </w:p>
-    <w:p>
-      <w:pPr>
-        <w:pStyle w:val="CodeListing"/>
-      </w:pPr>
-      <w:r>
-        <w:t>}</w:t>
-      </w:r>
-    </w:p>
-    <w:p>
-      <w:pPr>
-        <w:spacing w:after="40"/>
-      </w:pPr>
-    </w:p>
-    <w:p>
-      <w:pPr>
-        <w:pStyle w:val="Heading1"/>
-      </w:pPr>
-      <w:r>
-        <w:t>Индивидуальный вариант 11</w:t>
+        <w:t>Locale selection and centralized exception handling</w:t>
       </w:r>
     </w:p>
     <w:p>
       <w:r>
-        <w:t>Условие варианта требует @ControllerAdvice с @ModelAttribute, общим атрибутом для страниц и одним обработчиком исключения. В листинге 8 метод libraryName возвращает локализованное название библиотеки для модели. Обработчик bookNotFound в том же классе возвращает error/not-found со статусом 404.</w:t>
+        <w:t>SessionLocaleResolver stores the selected language in the HTTP session. LocaleChangeInterceptor processes ?lang=en and ?lang=ru. PageExceptionHandler is scoped to the book page controller, while ApiExceptionHandler handles @RestController classes. The same service exception therefore produces the response expected by each client.</w:t>
+      </w:r>
+    </w:p>
+    <w:p>
+      <w:pPr>
+        <w:pStyle w:val="Heading2"/>
+      </w:pPr>
+      <w:r>
+        <w:t>Locale configuration</w:t>
+      </w:r>
+    </w:p>
+    <w:p>
+      <w:pPr>
+        <w:pStyle w:val="Caption"/>
+        <w:keepNext/>
+      </w:pPr>
+      <w:r>
+        <w:t>Listing 7. src/main/java/kz/iitu/springlab/lab6/config/LocaleConfiguration.java</w:t>
+      </w:r>
+    </w:p>
+    <w:p>
+      <w:pPr>
+        <w:keepNext/>
+        <w:spacing w:before="40" w:after="0" w:line="240" w:lineRule="auto"/>
+        <w:jc w:val="center"/>
+      </w:pPr>
+      <w:r>
+        <w:drawing>
+          <wp:inline xmlns:a="http://schemas.openxmlformats.org/drawingml/2006/main" xmlns:pic="http://schemas.openxmlformats.org/drawingml/2006/picture">
+            <wp:extent cx="5943600" cy="2496312"/>
+            <wp:docPr id="22" name="Picture 22" descr="src/main/java/kz/iitu/springlab/lab6/config/LocaleConfiguration.java, source lines 1 to 15: Session locale and language interceptor"/>
+            <wp:cNvGraphicFramePr>
+              <a:graphicFrameLocks noChangeAspect="1"/>
+            </wp:cNvGraphicFramePr>
+            <a:graphic>
+              <a:graphicData uri="http://schemas.openxmlformats.org/drawingml/2006/picture">
+                <pic:pic>
+                  <pic:nvPicPr>
+                    <pic:cNvPr id="0" name="11-LocaleConfiguration-java-1.png"/>
+                    <pic:cNvPicPr/>
+                  </pic:nvPicPr>
+                  <pic:blipFill>
+                    <a:blip r:embed="rId32"/>
+                    <a:stretch>
+                      <a:fillRect/>
+                    </a:stretch>
+                  </pic:blipFill>
+                  <pic:spPr>
+                    <a:xfrm>
+                      <a:off x="0" y="0"/>
+                      <a:ext cx="5943600" cy="2496312"/>
+                    </a:xfrm>
+                    <a:prstGeom prst="rect"/>
+                  </pic:spPr>
+                </pic:pic>
+              </a:graphicData>
+            </a:graphic>
+          </wp:inline>
+        </w:drawing>
+      </w:r>
+    </w:p>
+    <w:p>
+      <w:pPr>
+        <w:pStyle w:val="Caption"/>
+        <w:keepNext w:val="0"/>
+      </w:pPr>
+      <w:r>
+        <w:t>Listing 7 part 1 of 2. Session locale and language interceptor. Source lines 1 to 15.</w:t>
+      </w:r>
+    </w:p>
+    <w:p>
+      <w:pPr>
+        <w:keepNext/>
+        <w:spacing w:before="40" w:after="0" w:line="240" w:lineRule="auto"/>
+        <w:jc w:val="center"/>
+      </w:pPr>
+      <w:r>
+        <w:drawing>
+          <wp:inline xmlns:a="http://schemas.openxmlformats.org/drawingml/2006/main" xmlns:pic="http://schemas.openxmlformats.org/drawingml/2006/picture">
+            <wp:extent cx="5943600" cy="2496312"/>
+            <wp:docPr id="23" name="Picture 23" descr="src/main/java/kz/iitu/springlab/lab6/config/LocaleConfiguration.java, source lines 16 to 30: Session locale and language interceptor"/>
+            <wp:cNvGraphicFramePr>
+              <a:graphicFrameLocks noChangeAspect="1"/>
+            </wp:cNvGraphicFramePr>
+            <a:graphic>
+              <a:graphicData uri="http://schemas.openxmlformats.org/drawingml/2006/picture">
+                <pic:pic>
+                  <pic:nvPicPr>
+                    <pic:cNvPr id="0" name="12-LocaleConfiguration-java-2.png"/>
+                    <pic:cNvPicPr/>
+                  </pic:nvPicPr>
+                  <pic:blipFill>
+                    <a:blip r:embed="rId33"/>
+                    <a:stretch>
+                      <a:fillRect/>
+                    </a:stretch>
+                  </pic:blipFill>
+                  <pic:spPr>
+                    <a:xfrm>
+                      <a:off x="0" y="0"/>
+                      <a:ext cx="5943600" cy="2496312"/>
+                    </a:xfrm>
+                    <a:prstGeom prst="rect"/>
+                  </pic:spPr>
+                </pic:pic>
+              </a:graphicData>
+            </a:graphic>
+          </wp:inline>
+        </w:drawing>
+      </w:r>
+    </w:p>
+    <w:p>
+      <w:pPr>
+        <w:pStyle w:val="Caption"/>
+        <w:keepNext w:val="0"/>
+      </w:pPr>
+      <w:r>
+        <w:t>Listing 7 part 2 of 2. Session locale and language interceptor. Source lines 16 to 30.</w:t>
+      </w:r>
+    </w:p>
+    <w:p>
+      <w:pPr>
+        <w:pStyle w:val="Heading2"/>
+      </w:pPr>
+      <w:r>
+        <w:t>HTML page advice and Variant 11</w:t>
+      </w:r>
+    </w:p>
+    <w:p>
+      <w:pPr>
+        <w:pStyle w:val="Caption"/>
+        <w:keepNext/>
+      </w:pPr>
+      <w:r>
+        <w:t>Listing 8. src/main/java/kz/iitu/springlab/lab6/web/PageExceptionHandler.java</w:t>
+      </w:r>
+    </w:p>
+    <w:p>
+      <w:pPr>
+        <w:keepNext/>
+        <w:spacing w:before="40" w:after="0" w:line="240" w:lineRule="auto"/>
+        <w:jc w:val="center"/>
+      </w:pPr>
+      <w:r>
+        <w:drawing>
+          <wp:inline xmlns:a="http://schemas.openxmlformats.org/drawingml/2006/main" xmlns:pic="http://schemas.openxmlformats.org/drawingml/2006/picture">
+            <wp:extent cx="5943600" cy="3273552"/>
+            <wp:docPr id="24" name="Picture 24" descr="src/main/java/kz/iitu/springlab/lab6/web/PageExceptionHandler.java, source lines 1 to 21: HTML advice and shared libraryName model attribute"/>
+            <wp:cNvGraphicFramePr>
+              <a:graphicFrameLocks noChangeAspect="1"/>
+            </wp:cNvGraphicFramePr>
+            <a:graphic>
+              <a:graphicData uri="http://schemas.openxmlformats.org/drawingml/2006/picture">
+                <pic:pic>
+                  <pic:nvPicPr>
+                    <pic:cNvPr id="0" name="13-PageExceptionHandler-java-1.png"/>
+                    <pic:cNvPicPr/>
+                  </pic:nvPicPr>
+                  <pic:blipFill>
+                    <a:blip r:embed="rId34"/>
+                    <a:stretch>
+                      <a:fillRect/>
+                    </a:stretch>
+                  </pic:blipFill>
+                  <pic:spPr>
+                    <a:xfrm>
+                      <a:off x="0" y="0"/>
+                      <a:ext cx="5943600" cy="3273552"/>
+                    </a:xfrm>
+                    <a:prstGeom prst="rect"/>
+                  </pic:spPr>
+                </pic:pic>
+              </a:graphicData>
+            </a:graphic>
+          </wp:inline>
+        </w:drawing>
+      </w:r>
+    </w:p>
+    <w:p>
+      <w:pPr>
+        <w:pStyle w:val="Caption"/>
+        <w:keepNext w:val="0"/>
+      </w:pPr>
+      <w:r>
+        <w:t>Listing 8 part 1 of 2. HTML advice and shared libraryName model attribute. Source lines 1 to 21.</w:t>
+      </w:r>
+    </w:p>
+    <w:p>
+      <w:pPr>
+        <w:keepNext/>
+        <w:spacing w:before="40" w:after="0" w:line="240" w:lineRule="auto"/>
+        <w:jc w:val="center"/>
+      </w:pPr>
+      <w:r>
+        <w:drawing>
+          <wp:inline xmlns:a="http://schemas.openxmlformats.org/drawingml/2006/main" xmlns:pic="http://schemas.openxmlformats.org/drawingml/2006/picture">
+            <wp:extent cx="5943600" cy="3145536"/>
+            <wp:docPr id="25" name="Picture 25" descr="src/main/java/kz/iitu/springlab/lab6/web/PageExceptionHandler.java, source lines 22 to 41: HTML advice and shared libraryName model attribute"/>
+            <wp:cNvGraphicFramePr>
+              <a:graphicFrameLocks noChangeAspect="1"/>
+            </wp:cNvGraphicFramePr>
+            <a:graphic>
+              <a:graphicData uri="http://schemas.openxmlformats.org/drawingml/2006/picture">
+                <pic:pic>
+                  <pic:nvPicPr>
+                    <pic:cNvPr id="0" name="14-PageExceptionHandler-java-2.png"/>
+                    <pic:cNvPicPr/>
+                  </pic:nvPicPr>
+                  <pic:blipFill>
+                    <a:blip r:embed="rId35"/>
+                    <a:stretch>
+                      <a:fillRect/>
+                    </a:stretch>
+                  </pic:blipFill>
+                  <pic:spPr>
+                    <a:xfrm>
+                      <a:off x="0" y="0"/>
+                      <a:ext cx="5943600" cy="3145536"/>
+                    </a:xfrm>
+                    <a:prstGeom prst="rect"/>
+                  </pic:spPr>
+                </pic:pic>
+              </a:graphicData>
+            </a:graphic>
+          </wp:inline>
+        </w:drawing>
+      </w:r>
+    </w:p>
+    <w:p>
+      <w:pPr>
+        <w:pStyle w:val="Caption"/>
+        <w:keepNext w:val="0"/>
+      </w:pPr>
+      <w:r>
+        <w:t>Listing 8 part 2 of 2. HTML advice and shared libraryName model attribute. Source lines 22 to 41.</w:t>
+      </w:r>
+    </w:p>
+    <w:p>
+      <w:pPr>
+        <w:pStyle w:val="Heading2"/>
+      </w:pPr>
+      <w:r>
+        <w:t>API advice</w:t>
+      </w:r>
+    </w:p>
+    <w:p>
+      <w:pPr>
+        <w:pStyle w:val="Caption"/>
+        <w:keepNext/>
+      </w:pPr>
+      <w:r>
+        <w:t>Listing 9. src/main/java/kz/iitu/springlab/lab6/web/ApiExceptionHandler.java</w:t>
+      </w:r>
+    </w:p>
+    <w:p>
+      <w:pPr>
+        <w:keepNext/>
+        <w:spacing w:before="40" w:after="0" w:line="240" w:lineRule="auto"/>
+        <w:jc w:val="center"/>
+      </w:pPr>
+      <w:r>
+        <w:drawing>
+          <wp:inline xmlns:a="http://schemas.openxmlformats.org/drawingml/2006/main" xmlns:pic="http://schemas.openxmlformats.org/drawingml/2006/picture">
+            <wp:extent cx="5943600" cy="2758440"/>
+            <wp:docPr id="26" name="Picture 26" descr="src/main/java/kz/iitu/springlab/lab6/web/ApiExceptionHandler.java, source lines 1 to 17: REST advice with a ProblemDetail response"/>
+            <wp:cNvGraphicFramePr>
+              <a:graphicFrameLocks noChangeAspect="1"/>
+            </wp:cNvGraphicFramePr>
+            <a:graphic>
+              <a:graphicData uri="http://schemas.openxmlformats.org/drawingml/2006/picture">
+                <pic:pic>
+                  <pic:nvPicPr>
+                    <pic:cNvPr id="0" name="15-ApiExceptionHandler-java-1.png"/>
+                    <pic:cNvPicPr/>
+                  </pic:nvPicPr>
+                  <pic:blipFill>
+                    <a:blip r:embed="rId36"/>
+                    <a:stretch>
+                      <a:fillRect/>
+                    </a:stretch>
+                  </pic:blipFill>
+                  <pic:spPr>
+                    <a:xfrm>
+                      <a:off x="0" y="0"/>
+                      <a:ext cx="5943600" cy="2758440"/>
+                    </a:xfrm>
+                    <a:prstGeom prst="rect"/>
+                  </pic:spPr>
+                </pic:pic>
+              </a:graphicData>
+            </a:graphic>
+          </wp:inline>
+        </w:drawing>
+      </w:r>
+    </w:p>
+    <w:p>
+      <w:pPr>
+        <w:pStyle w:val="Caption"/>
+        <w:keepNext w:val="0"/>
+      </w:pPr>
+      <w:r>
+        <w:t>Listing 9 part 1 of 2. REST advice with a ProblemDetail response. Source lines 1 to 17.</w:t>
+      </w:r>
+    </w:p>
+    <w:p>
+      <w:pPr>
+        <w:keepNext/>
+        <w:spacing w:before="40" w:after="0" w:line="240" w:lineRule="auto"/>
+        <w:jc w:val="center"/>
+      </w:pPr>
+      <w:r>
+        <w:drawing>
+          <wp:inline xmlns:a="http://schemas.openxmlformats.org/drawingml/2006/main" xmlns:pic="http://schemas.openxmlformats.org/drawingml/2006/picture">
+            <wp:extent cx="5943600" cy="2886456"/>
+            <wp:docPr id="27" name="Picture 27" descr="src/main/java/kz/iitu/springlab/lab6/web/ApiExceptionHandler.java, source lines 18 to 34: REST advice with a ProblemDetail response"/>
+            <wp:cNvGraphicFramePr>
+              <a:graphicFrameLocks noChangeAspect="1"/>
+            </wp:cNvGraphicFramePr>
+            <a:graphic>
+              <a:graphicData uri="http://schemas.openxmlformats.org/drawingml/2006/picture">
+                <pic:pic>
+                  <pic:nvPicPr>
+                    <pic:cNvPr id="0" name="16-ApiExceptionHandler-java-2.png"/>
+                    <pic:cNvPicPr/>
+                  </pic:nvPicPr>
+                  <pic:blipFill>
+                    <a:blip r:embed="rId37"/>
+                    <a:stretch>
+                      <a:fillRect/>
+                    </a:stretch>
+                  </pic:blipFill>
+                  <pic:spPr>
+                    <a:xfrm>
+                      <a:off x="0" y="0"/>
+                      <a:ext cx="5943600" cy="2886456"/>
+                    </a:xfrm>
+                    <a:prstGeom prst="rect"/>
+                  </pic:spPr>
+                </pic:pic>
+              </a:graphicData>
+            </a:graphic>
+          </wp:inline>
+        </w:drawing>
+      </w:r>
+    </w:p>
+    <w:p>
+      <w:pPr>
+        <w:pStyle w:val="Caption"/>
+        <w:keepNext w:val="0"/>
+      </w:pPr>
+      <w:r>
+        <w:t>Listing 9 part 2 of 2. REST advice with a ProblemDetail response. Source lines 18 to 34.</w:t>
+      </w:r>
+    </w:p>
+    <w:p>
+      <w:pPr>
+        <w:pStyle w:val="Heading1"/>
+      </w:pPr>
+      <w:r>
+        <w:t>Individual Variant 11</w:t>
       </w:r>
     </w:p>
     <w:p>
       <w:r>
-        <w:t>Результат виден в общей шапке формы, списка книг, страницы книги и страницы ошибки: название библиотеки появляется без ручного добавления в каждом обычном GET методе. При выборе русского языка меняется и значение libraryName.</w:t>
-      </w:r>
-    </w:p>
-    <w:p>
-      <w:pPr>
-        <w:pStyle w:val="Heading1"/>
-      </w:pPr>
-      <w:r>
-        <w:t>Ресурсные файлы сообщений</w:t>
+        <w:t>Variant 11 requires @ControllerAdvice with @ModelAttribute, a shared model attribute and an exception handler. In Listing 8, libraryName returns the localized library name. The bookNotFound handler in the same class returns error/not-found with status 404.</w:t>
       </w:r>
     </w:p>
     <w:p>
       <w:r>
-        <w:t>Ключ в фигурных скобках у ограничения передаётся механизму сообщений. MessageSource находит текст в bundle выбранной локали, BindingResult сохраняет сообщение, а th:errors выводит его у поля. Файл messages.properties служит основным набором и резервом для отсутствующих переводов; файлы сохранены в UTF-8.</w:t>
+        <w:t>The shared heading is visible on the form, catalogue, detail page and HTML error page. The normal GET handlers do not each add this attribute manually. Selecting Russian also changes libraryName, as shown in Figures 4, 9 and 11.</w:t>
       </w:r>
     </w:p>
     <w:p>
       <w:pPr>
-        <w:pStyle w:val="Heading2"/>
+        <w:pStyle w:val="Heading1"/>
       </w:pPr>
       <w:r>
-        <w:t>Английские подписи и сообщения</w:t>
-      </w:r>
-    </w:p>
-    <w:p>
-      <w:pPr>
-        <w:pStyle w:val="Caption"/>
-        <w:keepNext/>
-      </w:pPr>
-      <w:r>
-        <w:t>Листинг 10. src/main/resources/messages.properties</w:t>
-      </w:r>
-    </w:p>
-    <w:p>
-      <w:pPr>
-        <w:pStyle w:val="CodeListing"/>
-      </w:pPr>
-      <w:r>
-        <w:t>library.name=University Library</w:t>
-      </w:r>
-    </w:p>
-    <w:p>
-      <w:pPr>
-        <w:pStyle w:val="CodeListing"/>
-      </w:pPr>
-      <w:r>
-        <w:t>nav.label=Main navigation</w:t>
-      </w:r>
-    </w:p>
-    <w:p>
-      <w:pPr>
-        <w:pStyle w:val="CodeListing"/>
-      </w:pPr>
-      <w:r>
-        <w:t>book.catalog=Book catalogue</w:t>
-      </w:r>
-    </w:p>
-    <w:p>
-      <w:pPr>
-        <w:pStyle w:val="CodeListing"/>
-      </w:pPr>
-      <w:r>
-        <w:t>book.new=New book</w:t>
-      </w:r>
-    </w:p>
-    <w:p>
-      <w:pPr>
-        <w:pStyle w:val="CodeListing"/>
-      </w:pPr>
-      <w:r>
-        <w:t>book.title=Title</w:t>
-      </w:r>
-    </w:p>
-    <w:p>
-      <w:pPr>
-        <w:pStyle w:val="CodeListing"/>
-      </w:pPr>
-      <w:r>
-        <w:t>book.author=Author</w:t>
-      </w:r>
-    </w:p>
-    <w:p>
-      <w:pPr>
-        <w:pStyle w:val="CodeListing"/>
-      </w:pPr>
-      <w:r>
-        <w:t>book.year=Year</w:t>
-      </w:r>
-    </w:p>
-    <w:p>
-      <w:pPr>
-        <w:pStyle w:val="CodeListing"/>
-      </w:pPr>
-      <w:r>
-        <w:t>book.genre=Genre</w:t>
-      </w:r>
-    </w:p>
-    <w:p>
-      <w:pPr>
-        <w:pStyle w:val="CodeListing"/>
-      </w:pPr>
-      <w:r>
-        <w:t>book.genre.choose=Choose a genre</w:t>
-      </w:r>
-    </w:p>
-    <w:p>
-      <w:pPr>
-        <w:pStyle w:val="CodeListing"/>
-      </w:pPr>
-      <w:r>
-        <w:t>book.available=Available for borrowing</w:t>
-      </w:r>
-    </w:p>
-    <w:p>
-      <w:pPr>
-        <w:pStyle w:val="CodeListing"/>
-      </w:pPr>
-      <w:r>
-        <w:t>book.status=Status</w:t>
-      </w:r>
-    </w:p>
-    <w:p>
-      <w:pPr>
-        <w:pStyle w:val="CodeListing"/>
-      </w:pPr>
-      <w:r>
-        <w:t>book.status.available=Available</w:t>
-      </w:r>
-    </w:p>
-    <w:p>
-      <w:pPr>
-        <w:pStyle w:val="CodeListing"/>
-      </w:pPr>
-      <w:r>
-        <w:t>book.status.unavailable=Unavailable</w:t>
-      </w:r>
-    </w:p>
-    <w:p>
-      <w:pPr>
-        <w:pStyle w:val="CodeListing"/>
-      </w:pPr>
-      <w:r>
-        <w:t>book.id=Identifier</w:t>
-      </w:r>
-    </w:p>
-    <w:p>
-      <w:pPr>
-        <w:pStyle w:val="CodeListing"/>
-      </w:pPr>
-      <w:r>
-        <w:t>book.details=Book details</w:t>
-      </w:r>
-    </w:p>
-    <w:p>
-      <w:pPr>
-        <w:pStyle w:val="CodeListing"/>
-      </w:pPr>
-      <w:r>
-        <w:t>book.back=Back to catalogue</w:t>
-      </w:r>
-    </w:p>
-    <w:p>
-      <w:pPr>
-        <w:pStyle w:val="CodeListing"/>
-      </w:pPr>
-      <w:r>
-        <w:t>book.created=Book “{0}” has been added (ID {1}).</w:t>
-      </w:r>
-    </w:p>
-    <w:p>
-      <w:pPr>
-        <w:pStyle w:val="CodeListing"/>
-      </w:pPr>
-      <w:r>
-        <w:t>catalog.count=Books in the catalogue: {0}</w:t>
-      </w:r>
-    </w:p>
-    <w:p>
-      <w:pPr>
-        <w:pStyle w:val="CodeListing"/>
-      </w:pPr>
-      <w:r>
-        <w:t>catalog.empty=The catalogue is empty.</w:t>
-      </w:r>
-    </w:p>
-    <w:p>
-      <w:pPr>
-        <w:pStyle w:val="CodeListing"/>
-      </w:pPr>
-      <w:r>
-        <w:t>form.intro=Enter the book details. Title, author, year and genre are required.</w:t>
-      </w:r>
-    </w:p>
-    <w:p>
-      <w:pPr>
-        <w:pStyle w:val="CodeListing"/>
-      </w:pPr>
-      <w:r>
-        <w:t>form.submit=Save</w:t>
-      </w:r>
-    </w:p>
-    <w:p>
-      <w:pPr>
-        <w:pStyle w:val="CodeListing"/>
-      </w:pPr>
-      <w:r>
-        <w:t>form.cancel=Cancel</w:t>
-      </w:r>
-    </w:p>
-    <w:p>
-      <w:pPr>
-        <w:pStyle w:val="CodeListing"/>
-      </w:pPr>
-      <w:r>
-        <w:t>form.errors=Please correct the following errors</w:t>
-      </w:r>
-    </w:p>
-    <w:p>
-      <w:pPr>
-        <w:pStyle w:val="CodeListing"/>
-      </w:pPr>
-      <w:r>
-        <w:t>book.title.required=The title must not be empty</w:t>
-      </w:r>
-    </w:p>
-    <w:p>
-      <w:pPr>
-        <w:pStyle w:val="CodeListing"/>
-      </w:pPr>
-      <w:r>
-        <w:t>book.title.size=The title must not exceed 120 characters</w:t>
-      </w:r>
-    </w:p>
-    <w:p>
-      <w:pPr>
-        <w:pStyle w:val="CodeListing"/>
-      </w:pPr>
-      <w:r>
-        <w:t>book.author.required=The author must not be empty</w:t>
-      </w:r>
-    </w:p>
-    <w:p>
-      <w:pPr>
-        <w:pStyle w:val="CodeListing"/>
-      </w:pPr>
-      <w:r>
-        <w:t>book.author.nodigits=The author name must not contain digits</w:t>
-      </w:r>
-    </w:p>
-    <w:p>
-      <w:pPr>
-        <w:pStyle w:val="CodeListing"/>
-      </w:pPr>
-      <w:r>
-        <w:t>book.year.required=Enter the publication year</w:t>
-      </w:r>
-    </w:p>
-    <w:p>
-      <w:pPr>
-        <w:pStyle w:val="CodeListing"/>
-      </w:pPr>
-      <w:r>
-        <w:t>book.year.range=The year must be between 1450 and 2100</w:t>
-      </w:r>
-    </w:p>
-    <w:p>
-      <w:pPr>
-        <w:pStyle w:val="CodeListing"/>
-      </w:pPr>
-      <w:r>
-        <w:t>book.genre.required=Choose a genre</w:t>
-      </w:r>
-    </w:p>
-    <w:p>
-      <w:pPr>
-        <w:pStyle w:val="CodeListing"/>
-      </w:pPr>
-      <w:r>
-        <w:t>typeMismatch.form.year=Enter a whole number for the year</w:t>
-      </w:r>
-    </w:p>
-    <w:p>
-      <w:pPr>
-        <w:pStyle w:val="CodeListing"/>
-      </w:pPr>
-      <w:r>
-        <w:t>typeMismatch.form.genre=Choose a genre from the list</w:t>
-      </w:r>
-    </w:p>
-    <w:p>
-      <w:pPr>
-        <w:pStyle w:val="CodeListing"/>
-      </w:pPr>
-      <w:r>
-        <w:t>typeMismatch.java.lang.Integer=Enter a whole number</w:t>
-      </w:r>
-    </w:p>
-    <w:p>
-      <w:pPr>
-        <w:pStyle w:val="CodeListing"/>
-      </w:pPr>
-      <w:r>
-        <w:t>genre.FICTION=Fiction</w:t>
-      </w:r>
-    </w:p>
-    <w:p>
-      <w:pPr>
-        <w:pStyle w:val="CodeListing"/>
-      </w:pPr>
-      <w:r>
-        <w:t>genre.SCIENCE=Science</w:t>
-      </w:r>
-    </w:p>
-    <w:p>
-      <w:pPr>
-        <w:pStyle w:val="CodeListing"/>
-      </w:pPr>
-      <w:r>
-        <w:t>genre.HISTORY=History</w:t>
-      </w:r>
-    </w:p>
-    <w:p>
-      <w:pPr>
-        <w:pStyle w:val="CodeListing"/>
-      </w:pPr>
-      <w:r>
-        <w:t>genre.TECHNOLOGY=Technology</w:t>
-      </w:r>
-    </w:p>
-    <w:p>
-      <w:pPr>
-        <w:pStyle w:val="CodeListing"/>
-      </w:pPr>
-      <w:r>
-        <w:t>genre.ART=Art</w:t>
-      </w:r>
-    </w:p>
-    <w:p>
-      <w:pPr>
-        <w:pStyle w:val="CodeListing"/>
-      </w:pPr>
-      <w:r>
-        <w:t>error.notFound.title=Book not found</w:t>
-      </w:r>
-    </w:p>
-    <w:p>
-      <w:pPr>
-        <w:pStyle w:val="CodeListing"/>
-      </w:pPr>
-      <w:r>
-        <w:t>error.bookNotFound=Book with identifier {0} was not found.</w:t>
-      </w:r>
-    </w:p>
-    <w:p>
-      <w:pPr>
-        <w:spacing w:after="40"/>
-      </w:pPr>
-    </w:p>
-    <w:p>
-      <w:pPr>
-        <w:pStyle w:val="Heading2"/>
-      </w:pPr>
-      <w:r>
-        <w:t>Русские подписи и сообщения</w:t>
-      </w:r>
-    </w:p>
-    <w:p>
-      <w:pPr>
-        <w:pStyle w:val="Caption"/>
-        <w:keepNext/>
-      </w:pPr>
-      <w:r>
-        <w:t>Листинг 11. src/main/resources/messages_ru.properties</w:t>
-      </w:r>
-    </w:p>
-    <w:p>
-      <w:pPr>
-        <w:pStyle w:val="CodeListing"/>
-      </w:pPr>
-      <w:r>
-        <w:t>library.name=Университетская библиотека</w:t>
-      </w:r>
-    </w:p>
-    <w:p>
-      <w:pPr>
-        <w:pStyle w:val="CodeListing"/>
-      </w:pPr>
-      <w:r>
-        <w:t>nav.label=Основная навигация</w:t>
-      </w:r>
-    </w:p>
-    <w:p>
-      <w:pPr>
-        <w:pStyle w:val="CodeListing"/>
-      </w:pPr>
-      <w:r>
-        <w:t>book.catalog=Каталог книг</w:t>
-      </w:r>
-    </w:p>
-    <w:p>
-      <w:pPr>
-        <w:pStyle w:val="CodeListing"/>
-      </w:pPr>
-      <w:r>
-        <w:t>book.new=Новая книга</w:t>
-      </w:r>
-    </w:p>
-    <w:p>
-      <w:pPr>
-        <w:pStyle w:val="CodeListing"/>
-      </w:pPr>
-      <w:r>
-        <w:t>book.title=Название</w:t>
-      </w:r>
-    </w:p>
-    <w:p>
-      <w:pPr>
-        <w:pStyle w:val="CodeListing"/>
-      </w:pPr>
-      <w:r>
-        <w:t>book.author=Автор</w:t>
-      </w:r>
-    </w:p>
-    <w:p>
-      <w:pPr>
-        <w:pStyle w:val="CodeListing"/>
-      </w:pPr>
-      <w:r>
-        <w:t>book.year=Год</w:t>
-      </w:r>
-    </w:p>
-    <w:p>
-      <w:pPr>
-        <w:pStyle w:val="CodeListing"/>
-      </w:pPr>
-      <w:r>
-        <w:t>book.genre=Жанр</w:t>
-      </w:r>
-    </w:p>
-    <w:p>
-      <w:pPr>
-        <w:pStyle w:val="CodeListing"/>
-      </w:pPr>
-      <w:r>
-        <w:t>book.genre.choose=Выберите жанр</w:t>
-      </w:r>
-    </w:p>
-    <w:p>
-      <w:pPr>
-        <w:pStyle w:val="CodeListing"/>
-      </w:pPr>
-      <w:r>
-        <w:t>book.available=Доступна для выдачи</w:t>
-      </w:r>
-    </w:p>
-    <w:p>
-      <w:pPr>
-        <w:pStyle w:val="CodeListing"/>
-      </w:pPr>
-      <w:r>
-        <w:t>book.status=Статус</w:t>
-      </w:r>
-    </w:p>
-    <w:p>
-      <w:pPr>
-        <w:pStyle w:val="CodeListing"/>
-      </w:pPr>
-      <w:r>
-        <w:t>book.status.available=Доступна</w:t>
-      </w:r>
-    </w:p>
-    <w:p>
-      <w:pPr>
-        <w:pStyle w:val="CodeListing"/>
-      </w:pPr>
-      <w:r>
-        <w:t>book.status.unavailable=Недоступна</w:t>
-      </w:r>
-    </w:p>
-    <w:p>
-      <w:pPr>
-        <w:pStyle w:val="CodeListing"/>
-      </w:pPr>
-      <w:r>
-        <w:t>book.id=Идентификатор</w:t>
-      </w:r>
-    </w:p>
-    <w:p>
-      <w:pPr>
-        <w:pStyle w:val="CodeListing"/>
-      </w:pPr>
-      <w:r>
-        <w:t>book.details=Информация о книге</w:t>
-      </w:r>
-    </w:p>
-    <w:p>
-      <w:pPr>
-        <w:pStyle w:val="CodeListing"/>
-      </w:pPr>
-      <w:r>
-        <w:t>book.back=Вернуться в каталог</w:t>
-      </w:r>
-    </w:p>
-    <w:p>
-      <w:pPr>
-        <w:pStyle w:val="CodeListing"/>
-      </w:pPr>
-      <w:r>
-        <w:t>book.created=Книга «{0}» добавлена (ID {1}).</w:t>
-      </w:r>
-    </w:p>
-    <w:p>
-      <w:pPr>
-        <w:pStyle w:val="CodeListing"/>
-      </w:pPr>
-      <w:r>
-        <w:t>catalog.count=Книг в каталоге: {0}</w:t>
-      </w:r>
-    </w:p>
-    <w:p>
-      <w:pPr>
-        <w:pStyle w:val="CodeListing"/>
-      </w:pPr>
-      <w:r>
-        <w:t>catalog.empty=Каталог пока пуст.</w:t>
-      </w:r>
-    </w:p>
-    <w:p>
-      <w:pPr>
-        <w:pStyle w:val="CodeListing"/>
-      </w:pPr>
-      <w:r>
-        <w:t>form.intro=Введите данные книги. Название, автор, год и жанр обязательны.</w:t>
-      </w:r>
-    </w:p>
-    <w:p>
-      <w:pPr>
-        <w:pStyle w:val="CodeListing"/>
-      </w:pPr>
-      <w:r>
-        <w:t>form.submit=Сохранить</w:t>
-      </w:r>
-    </w:p>
-    <w:p>
-      <w:pPr>
-        <w:pStyle w:val="CodeListing"/>
-      </w:pPr>
-      <w:r>
-        <w:t>form.cancel=Отмена</w:t>
-      </w:r>
-    </w:p>
-    <w:p>
-      <w:pPr>
-        <w:pStyle w:val="CodeListing"/>
-      </w:pPr>
-      <w:r>
-        <w:t>form.errors=Исправьте следующие ошибки</w:t>
-      </w:r>
-    </w:p>
-    <w:p>
-      <w:pPr>
-        <w:pStyle w:val="CodeListing"/>
-      </w:pPr>
-      <w:r>
-        <w:t>book.title.required=Название не может быть пустым</w:t>
-      </w:r>
-    </w:p>
-    <w:p>
-      <w:pPr>
-        <w:pStyle w:val="CodeListing"/>
-      </w:pPr>
-      <w:r>
-        <w:t>book.title.size=Название не длиннее 120 символов</w:t>
-      </w:r>
-    </w:p>
-    <w:p>
-      <w:pPr>
-        <w:pStyle w:val="CodeListing"/>
-      </w:pPr>
-      <w:r>
-        <w:t>book.author.required=Автор не может быть пустым</w:t>
-      </w:r>
-    </w:p>
-    <w:p>
-      <w:pPr>
-        <w:pStyle w:val="CodeListing"/>
-      </w:pPr>
-      <w:r>
-        <w:t>book.author.nodigits=Имя автора не должно содержать цифры</w:t>
-      </w:r>
-    </w:p>
-    <w:p>
-      <w:pPr>
-        <w:pStyle w:val="CodeListing"/>
-      </w:pPr>
-      <w:r>
-        <w:t>book.year.required=Введите год публикации</w:t>
-      </w:r>
-    </w:p>
-    <w:p>
-      <w:pPr>
-        <w:pStyle w:val="CodeListing"/>
-      </w:pPr>
-      <w:r>
-        <w:t>book.year.range=Год должен быть в диапазоне 1450–2100</w:t>
-      </w:r>
-    </w:p>
-    <w:p>
-      <w:pPr>
-        <w:pStyle w:val="CodeListing"/>
-      </w:pPr>
-      <w:r>
-        <w:t>book.genre.required=Выберите жанр</w:t>
-      </w:r>
-    </w:p>
-    <w:p>
-      <w:pPr>
-        <w:pStyle w:val="CodeListing"/>
-      </w:pPr>
-      <w:r>
-        <w:t>typeMismatch.form.year=Введите целое число для года</w:t>
-      </w:r>
-    </w:p>
-    <w:p>
-      <w:pPr>
-        <w:pStyle w:val="CodeListing"/>
-      </w:pPr>
-      <w:r>
-        <w:t>typeMismatch.form.genre=Выберите жанр из списка</w:t>
-      </w:r>
-    </w:p>
-    <w:p>
-      <w:pPr>
-        <w:pStyle w:val="CodeListing"/>
-      </w:pPr>
-      <w:r>
-        <w:t>typeMismatch.java.lang.Integer=Введите целое число</w:t>
-      </w:r>
-    </w:p>
-    <w:p>
-      <w:pPr>
-        <w:pStyle w:val="CodeListing"/>
-      </w:pPr>
-      <w:r>
-        <w:t>genre.FICTION=Художественная литература</w:t>
-      </w:r>
-    </w:p>
-    <w:p>
-      <w:pPr>
-        <w:pStyle w:val="CodeListing"/>
-      </w:pPr>
-      <w:r>
-        <w:t>genre.SCIENCE=Наука</w:t>
-      </w:r>
-    </w:p>
-    <w:p>
-      <w:pPr>
-        <w:pStyle w:val="CodeListing"/>
-      </w:pPr>
-      <w:r>
-        <w:t>genre.HISTORY=История</w:t>
-      </w:r>
-    </w:p>
-    <w:p>
-      <w:pPr>
-        <w:pStyle w:val="CodeListing"/>
-      </w:pPr>
-      <w:r>
-        <w:t>genre.TECHNOLOGY=Технологии</w:t>
-      </w:r>
-    </w:p>
-    <w:p>
-      <w:pPr>
-        <w:pStyle w:val="CodeListing"/>
-      </w:pPr>
-      <w:r>
-        <w:t>genre.ART=Искусство</w:t>
-      </w:r>
-    </w:p>
-    <w:p>
-      <w:pPr>
-        <w:pStyle w:val="CodeListing"/>
-      </w:pPr>
-      <w:r>
-        <w:t>error.notFound.title=Книга не найдена</w:t>
-      </w:r>
-    </w:p>
-    <w:p>
-      <w:pPr>
-        <w:pStyle w:val="CodeListing"/>
-      </w:pPr>
-      <w:r>
-        <w:t>error.bookNotFound=Книга с идентификатором {0} не найдена.</w:t>
-      </w:r>
-    </w:p>
-    <w:p>
-      <w:pPr>
-        <w:spacing w:after="40"/>
-      </w:pPr>
-    </w:p>
-    <w:p>
-      <w:pPr>
-        <w:pStyle w:val="Heading1"/>
-      </w:pPr>
-      <w:r>
-        <w:t>Сравнение формы с моделью каталога</w:t>
+        <w:t>Resource bundles</w:t>
       </w:r>
     </w:p>
     <w:p>
       <w:r>
-        <w:t>В BookForm есть сеттеры для частичной привязки параметров и ограничения ввода. Book представляет уже сохранённую книгу и содержит идентификатор, который назначает сервис. У record Book нет сеттеров; новые значения передаются через конструктор после успешной проверки формы.</w:t>
+        <w:t>A constraint message in braces is interpreted as a resource key. MessageSource resolves the text for the selected locale, BindingResult retains the error, and th:errors displays it. messages.properties supplies the default bundle and fallback values. Both files use UTF-8; the Russian values are retained to demonstrate the required second language.</w:t>
       </w:r>
     </w:p>
     <w:p>
@@ -4612,7 +2442,7 @@
         <w:pStyle w:val="Heading2"/>
       </w:pPr>
       <w:r>
-        <w:t>Запись Book для сохранённых данных</w:t>
+        <w:t>English labels and messages</w:t>
       </w:r>
     </w:p>
     <w:p>
@@ -4621,233 +2451,541 @@
         <w:keepNext/>
       </w:pPr>
       <w:r>
-        <w:t>Листинг 12. src/main/java/kz/iitu/springlab/lab6/domain/Book.java</w:t>
+        <w:t>Listing 10. src/main/resources/messages.properties</w:t>
       </w:r>
     </w:p>
     <w:p>
       <w:pPr>
-        <w:pStyle w:val="CodeListing"/>
+        <w:keepNext/>
+        <w:spacing w:before="40" w:after="0" w:line="240" w:lineRule="auto"/>
+        <w:jc w:val="center"/>
       </w:pPr>
       <w:r>
-        <w:t>package kz.iitu.springlab.lab6.domain;</w:t>
+        <w:drawing>
+          <wp:inline xmlns:a="http://schemas.openxmlformats.org/drawingml/2006/main" xmlns:pic="http://schemas.openxmlformats.org/drawingml/2006/picture">
+            <wp:extent cx="5943600" cy="3145536"/>
+            <wp:docPr id="28" name="Picture 28" descr="src/main/resources/messages.properties, source lines 1 to 20: English labels and validation messages"/>
+            <wp:cNvGraphicFramePr>
+              <a:graphicFrameLocks noChangeAspect="1"/>
+            </wp:cNvGraphicFramePr>
+            <a:graphic>
+              <a:graphicData uri="http://schemas.openxmlformats.org/drawingml/2006/picture">
+                <pic:pic>
+                  <pic:nvPicPr>
+                    <pic:cNvPr id="0" name="17-messages-properties-1.png"/>
+                    <pic:cNvPicPr/>
+                  </pic:nvPicPr>
+                  <pic:blipFill>
+                    <a:blip r:embed="rId38"/>
+                    <a:stretch>
+                      <a:fillRect/>
+                    </a:stretch>
+                  </pic:blipFill>
+                  <pic:spPr>
+                    <a:xfrm>
+                      <a:off x="0" y="0"/>
+                      <a:ext cx="5943600" cy="3145536"/>
+                    </a:xfrm>
+                    <a:prstGeom prst="rect"/>
+                  </pic:spPr>
+                </pic:pic>
+              </a:graphicData>
+            </a:graphic>
+          </wp:inline>
+        </w:drawing>
       </w:r>
     </w:p>
     <w:p>
       <w:pPr>
-        <w:pStyle w:val="CodeListing"/>
-      </w:pPr>
-    </w:p>
-    <w:p>
-      <w:pPr>
-        <w:pStyle w:val="CodeListing"/>
+        <w:pStyle w:val="Caption"/>
+        <w:keepNext w:val="0"/>
       </w:pPr>
       <w:r>
-        <w:t>public record Book(long id, String title, String author, int year,</w:t>
+        <w:t>Listing 10 part 1 of 2. English labels and validation messages. Source lines 1 to 20.</w:t>
       </w:r>
     </w:p>
     <w:p>
       <w:pPr>
-        <w:pStyle w:val="CodeListing"/>
+        <w:keepNext/>
+        <w:spacing w:before="40" w:after="0" w:line="240" w:lineRule="auto"/>
+        <w:jc w:val="center"/>
       </w:pPr>
       <w:r>
-        <w:t xml:space="preserve">                   Genre genre, boolean available) {</w:t>
+        <w:drawing>
+          <wp:inline xmlns:a="http://schemas.openxmlformats.org/drawingml/2006/main" xmlns:pic="http://schemas.openxmlformats.org/drawingml/2006/picture">
+            <wp:extent cx="5943600" cy="3145536"/>
+            <wp:docPr id="29" name="Picture 29" descr="src/main/resources/messages.properties, source lines 21 to 40: English labels and validation messages"/>
+            <wp:cNvGraphicFramePr>
+              <a:graphicFrameLocks noChangeAspect="1"/>
+            </wp:cNvGraphicFramePr>
+            <a:graphic>
+              <a:graphicData uri="http://schemas.openxmlformats.org/drawingml/2006/picture">
+                <pic:pic>
+                  <pic:nvPicPr>
+                    <pic:cNvPr id="0" name="18-messages-properties-2.png"/>
+                    <pic:cNvPicPr/>
+                  </pic:nvPicPr>
+                  <pic:blipFill>
+                    <a:blip r:embed="rId39"/>
+                    <a:stretch>
+                      <a:fillRect/>
+                    </a:stretch>
+                  </pic:blipFill>
+                  <pic:spPr>
+                    <a:xfrm>
+                      <a:off x="0" y="0"/>
+                      <a:ext cx="5943600" cy="3145536"/>
+                    </a:xfrm>
+                    <a:prstGeom prst="rect"/>
+                  </pic:spPr>
+                </pic:pic>
+              </a:graphicData>
+            </a:graphic>
+          </wp:inline>
+        </w:drawing>
       </w:r>
     </w:p>
     <w:p>
       <w:pPr>
-        <w:pStyle w:val="CodeListing"/>
+        <w:pStyle w:val="Caption"/>
+        <w:keepNext w:val="0"/>
       </w:pPr>
       <w:r>
-        <w:t>}</w:t>
+        <w:t>Listing 10 part 2 of 2. English labels and validation messages. Source lines 21 to 40.</w:t>
       </w:r>
     </w:p>
     <w:p>
       <w:pPr>
-        <w:spacing w:after="40"/>
-      </w:pPr>
-    </w:p>
-    <w:p>
+        <w:pStyle w:val="Heading2"/>
+      </w:pPr>
       <w:r>
-        <w:t>GET /books/new помещает пустой BookForm в модель под именем form и добавляет список Genre.values(). Это обеспечивает разрешение th:object при первом открытии и заполнение вариантов списка жанров.</w:t>
+        <w:t>Russian labels and messages</w:t>
       </w:r>
     </w:p>
     <w:p>
       <w:pPr>
-        <w:pStyle w:val="Heading2"/>
+        <w:pStyle w:val="Caption"/>
+        <w:keepNext/>
       </w:pPr>
       <w:r>
-        <w:t>Первое открытие формы</w:t>
+        <w:t>Listing 11. src/main/resources/messages_ru.properties</w:t>
       </w:r>
     </w:p>
     <w:p>
       <w:pPr>
-        <w:pStyle w:val="Caption"/>
         <w:keepNext/>
+        <w:spacing w:before="40" w:after="0" w:line="240" w:lineRule="auto"/>
+        <w:jc w:val="center"/>
       </w:pPr>
       <w:r>
-        <w:t>Листинг 13. src/main/java/kz/iitu/springlab/lab6/web/BookPageController.java</w:t>
+        <w:drawing>
+          <wp:inline xmlns:a="http://schemas.openxmlformats.org/drawingml/2006/main" xmlns:pic="http://schemas.openxmlformats.org/drawingml/2006/picture">
+            <wp:extent cx="5943600" cy="3145536"/>
+            <wp:docPr id="30" name="Picture 30" descr="src/main/resources/messages_ru.properties, source lines 1 to 20: Russian labels and validation messages"/>
+            <wp:cNvGraphicFramePr>
+              <a:graphicFrameLocks noChangeAspect="1"/>
+            </wp:cNvGraphicFramePr>
+            <a:graphic>
+              <a:graphicData uri="http://schemas.openxmlformats.org/drawingml/2006/picture">
+                <pic:pic>
+                  <pic:nvPicPr>
+                    <pic:cNvPr id="0" name="19-messages-ru-properties-1.png"/>
+                    <pic:cNvPicPr/>
+                  </pic:nvPicPr>
+                  <pic:blipFill>
+                    <a:blip r:embed="rId40"/>
+                    <a:stretch>
+                      <a:fillRect/>
+                    </a:stretch>
+                  </pic:blipFill>
+                  <pic:spPr>
+                    <a:xfrm>
+                      <a:off x="0" y="0"/>
+                      <a:ext cx="5943600" cy="3145536"/>
+                    </a:xfrm>
+                    <a:prstGeom prst="rect"/>
+                  </pic:spPr>
+                </pic:pic>
+              </a:graphicData>
+            </a:graphic>
+          </wp:inline>
+        </w:drawing>
       </w:r>
     </w:p>
     <w:p>
       <w:pPr>
-        <w:pStyle w:val="CodeListing"/>
+        <w:pStyle w:val="Caption"/>
+        <w:keepNext w:val="0"/>
       </w:pPr>
       <w:r>
-        <w:t xml:space="preserve">    @GetMapping("/new")</w:t>
+        <w:t>Listing 11 part 1 of 2. Russian labels and validation messages. Source lines 1 to 20.</w:t>
       </w:r>
     </w:p>
     <w:p>
       <w:pPr>
-        <w:pStyle w:val="CodeListing"/>
+        <w:keepNext/>
+        <w:spacing w:before="40" w:after="0" w:line="240" w:lineRule="auto"/>
+        <w:jc w:val="center"/>
       </w:pPr>
       <w:r>
-        <w:t xml:space="preserve">    public String newBook(Model model) {</w:t>
+        <w:drawing>
+          <wp:inline xmlns:a="http://schemas.openxmlformats.org/drawingml/2006/main" xmlns:pic="http://schemas.openxmlformats.org/drawingml/2006/picture">
+            <wp:extent cx="5943600" cy="3145536"/>
+            <wp:docPr id="31" name="Picture 31" descr="src/main/resources/messages_ru.properties, source lines 21 to 40: Russian labels and validation messages"/>
+            <wp:cNvGraphicFramePr>
+              <a:graphicFrameLocks noChangeAspect="1"/>
+            </wp:cNvGraphicFramePr>
+            <a:graphic>
+              <a:graphicData uri="http://schemas.openxmlformats.org/drawingml/2006/picture">
+                <pic:pic>
+                  <pic:nvPicPr>
+                    <pic:cNvPr id="0" name="20-messages-ru-properties-2.png"/>
+                    <pic:cNvPicPr/>
+                  </pic:nvPicPr>
+                  <pic:blipFill>
+                    <a:blip r:embed="rId41"/>
+                    <a:stretch>
+                      <a:fillRect/>
+                    </a:stretch>
+                  </pic:blipFill>
+                  <pic:spPr>
+                    <a:xfrm>
+                      <a:off x="0" y="0"/>
+                      <a:ext cx="5943600" cy="3145536"/>
+                    </a:xfrm>
+                    <a:prstGeom prst="rect"/>
+                  </pic:spPr>
+                </pic:pic>
+              </a:graphicData>
+            </a:graphic>
+          </wp:inline>
+        </w:drawing>
       </w:r>
     </w:p>
     <w:p>
       <w:pPr>
-        <w:pStyle w:val="CodeListing"/>
+        <w:pStyle w:val="Caption"/>
+        <w:keepNext w:val="0"/>
       </w:pPr>
       <w:r>
-        <w:t xml:space="preserve">        model.addAttribute("form", new BookForm());</w:t>
+        <w:t>Listing 11 part 2 of 2. Russian labels and validation messages. Source lines 21 to 40.</w:t>
       </w:r>
     </w:p>
     <w:p>
       <w:pPr>
-        <w:pStyle w:val="CodeListing"/>
+        <w:pStyle w:val="Heading1"/>
       </w:pPr>
       <w:r>
-        <w:t xml:space="preserve">        model.addAttribute("genres", Genre.values());</w:t>
-      </w:r>
-    </w:p>
-    <w:p>
-      <w:pPr>
-        <w:pStyle w:val="CodeListing"/>
-      </w:pPr>
-      <w:r>
-        <w:t xml:space="preserve">        return "books/form";</w:t>
-      </w:r>
-    </w:p>
-    <w:p>
-      <w:pPr>
-        <w:pStyle w:val="CodeListing"/>
-      </w:pPr>
-      <w:r>
-        <w:t xml:space="preserve">    }</w:t>
-      </w:r>
-    </w:p>
-    <w:p>
-      <w:pPr>
-        <w:spacing w:after="40"/>
-      </w:pPr>
-    </w:p>
-    <w:p>
-      <w:pPr>
-        <w:pStyle w:val="Heading1"/>
-      </w:pPr>
-      <w:r>
-        <w:t>Выводы</w:t>
+        <w:t>Comparing the form with the stored model</w:t>
       </w:r>
     </w:p>
     <w:p>
       <w:r>
-        <w:t>Декларативная валидация переносит правила полей в BookForm, поэтому контроллер не повторяет ручные проверки каждого значения. BindingResult позволяет показать все нарушения и сохранить введённые данные на той же странице. Ресурсные файлы отделяют тексты от кода и согласуют язык подписей с сообщениями валидации. Централизованные advice задают единое поведение ошибок для HTML и API, а Post/Redirect/Get предотвращает повторный POST при обновлении результата.</w:t>
+        <w:t>BookForm has setters for partial binding and constraints for incoming values. Book represents a saved book and contains an identifier assigned by the service. The Book record has no setters; its constructor receives values after successful form validation.</w:t>
       </w:r>
     </w:p>
     <w:p>
       <w:pPr>
-        <w:pStyle w:val="Heading1"/>
+        <w:pStyle w:val="Heading2"/>
       </w:pPr>
       <w:r>
-        <w:t>Краткие ответы для защиты</w:t>
+        <w:t>The Book record</w:t>
+      </w:r>
+    </w:p>
+    <w:p>
+      <w:pPr>
+        <w:pStyle w:val="Caption"/>
+        <w:keepNext/>
+      </w:pPr>
+      <w:r>
+        <w:t>Listing 12. src/main/java/kz/iitu/springlab/lab6/domain/Book.java</w:t>
+      </w:r>
+    </w:p>
+    <w:p>
+      <w:pPr>
+        <w:keepNext/>
+        <w:spacing w:before="40" w:after="0" w:line="240" w:lineRule="auto"/>
+        <w:jc w:val="center"/>
+      </w:pPr>
+      <w:r>
+        <w:drawing>
+          <wp:inline xmlns:a="http://schemas.openxmlformats.org/drawingml/2006/main" xmlns:pic="http://schemas.openxmlformats.org/drawingml/2006/picture">
+            <wp:extent cx="5943600" cy="1197864"/>
+            <wp:docPr id="32" name="Picture 32" descr="src/main/java/kz/iitu/springlab/lab6/domain/Book.java, source lines 1 to 5: Saved book record"/>
+            <wp:cNvGraphicFramePr>
+              <a:graphicFrameLocks noChangeAspect="1"/>
+            </wp:cNvGraphicFramePr>
+            <a:graphic>
+              <a:graphicData uri="http://schemas.openxmlformats.org/drawingml/2006/picture">
+                <pic:pic>
+                  <pic:nvPicPr>
+                    <pic:cNvPr id="0" name="21-Book-java-1.png"/>
+                    <pic:cNvPicPr/>
+                  </pic:nvPicPr>
+                  <pic:blipFill>
+                    <a:blip r:embed="rId42"/>
+                    <a:stretch>
+                      <a:fillRect/>
+                    </a:stretch>
+                  </pic:blipFill>
+                  <pic:spPr>
+                    <a:xfrm>
+                      <a:off x="0" y="0"/>
+                      <a:ext cx="5943600" cy="1197864"/>
+                    </a:xfrm>
+                    <a:prstGeom prst="rect"/>
+                  </pic:spPr>
+                </pic:pic>
+              </a:graphicData>
+            </a:graphic>
+          </wp:inline>
+        </w:drawing>
+      </w:r>
+    </w:p>
+    <w:p>
+      <w:pPr>
+        <w:pStyle w:val="Caption"/>
+        <w:keepNext w:val="0"/>
+      </w:pPr>
+      <w:r>
+        <w:t>Listing 12. Saved book record. Source lines 1 to 5.</w:t>
       </w:r>
     </w:p>
     <w:p>
       <w:r>
-        <w:rPr>
-          <w:b/>
-        </w:rPr>
-        <w:t xml:space="preserve">Зачем отдельный объект формы. </w:t>
+        <w:t>GET /books/new puts an empty BookForm into the model as form and adds Genre.values(). This allows th:object to resolve during the first request and supplies the genre options.</w:t>
       </w:r>
+    </w:p>
+    <w:p>
+      <w:pPr>
+        <w:pStyle w:val="Heading2"/>
+      </w:pPr>
       <w:r>
-        <w:t>Он задаёт разрешённые входные поля и правила ввода; модель хранения может иметь другие поля и ограничения.</w:t>
+        <w:t>The GET handler for a new book</w:t>
+      </w:r>
+    </w:p>
+    <w:p>
+      <w:pPr>
+        <w:pStyle w:val="Caption"/>
+        <w:keepNext/>
+      </w:pPr>
+      <w:r>
+        <w:t>Listing 13. src/main/java/kz/iitu/springlab/lab6/web/BookPageController.java</w:t>
+      </w:r>
+    </w:p>
+    <w:p>
+      <w:pPr>
+        <w:keepNext/>
+        <w:spacing w:before="40" w:after="0" w:line="240" w:lineRule="auto"/>
+        <w:jc w:val="center"/>
+      </w:pPr>
+      <w:r>
+        <w:drawing>
+          <wp:inline xmlns:a="http://schemas.openxmlformats.org/drawingml/2006/main" xmlns:pic="http://schemas.openxmlformats.org/drawingml/2006/picture">
+            <wp:extent cx="5943600" cy="1331976"/>
+            <wp:docPr id="33" name="Picture 33" descr="src/main/java/kz/iitu/springlab/lab6/web/BookPageController.java, source lines 44 to 49: GET handler that initializes the new book form"/>
+            <wp:cNvGraphicFramePr>
+              <a:graphicFrameLocks noChangeAspect="1"/>
+            </wp:cNvGraphicFramePr>
+            <a:graphic>
+              <a:graphicData uri="http://schemas.openxmlformats.org/drawingml/2006/picture">
+                <pic:pic>
+                  <pic:nvPicPr>
+                    <pic:cNvPr id="0" name="22-get-new-1.png"/>
+                    <pic:cNvPicPr/>
+                  </pic:nvPicPr>
+                  <pic:blipFill>
+                    <a:blip r:embed="rId43"/>
+                    <a:stretch>
+                      <a:fillRect/>
+                    </a:stretch>
+                  </pic:blipFill>
+                  <pic:spPr>
+                    <a:xfrm>
+                      <a:off x="0" y="0"/>
+                      <a:ext cx="5943600" cy="1331976"/>
+                    </a:xfrm>
+                    <a:prstGeom prst="rect"/>
+                  </pic:spPr>
+                </pic:pic>
+              </a:graphicData>
+            </a:graphic>
+          </wp:inline>
+        </w:drawing>
+      </w:r>
+    </w:p>
+    <w:p>
+      <w:pPr>
+        <w:pStyle w:val="Caption"/>
+        <w:keepNext w:val="0"/>
+      </w:pPr>
+      <w:r>
+        <w:t>Listing 13. GET handler that initializes the new book form. Source lines 44 to 49.</w:t>
+      </w:r>
+    </w:p>
+    <w:p>
+      <w:pPr>
+        <w:pStyle w:val="Heading1"/>
+      </w:pPr>
+      <w:r>
+        <w:t>Conclusions</w:t>
       </w:r>
     </w:p>
     <w:p>
       <w:r>
-        <w:rPr>
-          <w:b/>
-        </w:rPr>
-        <w:t xml:space="preserve">Почему BindingResult стоит сразу после формы. </w:t>
-      </w:r>
-      <w:r>
-        <w:t>Spring должен связать результат привязки и валидации именно с этим параметром. Если его переставить, контроллер может не получить ошибки для обычного повторного показа формы.</w:t>
+        <w:t>Declarative validation places field rules in BookForm instead of repeating manual checks in the controller. BindingResult allows all violations to be shown while retaining the submitted values. Resource bundles separate text from code and keep labels and validation messages in the same language. Centralized advice makes HTML and API errors consistent, while Post/Redirect/Get prevents a result-page refresh from repeating the POST.</w:t>
       </w:r>
     </w:p>
     <w:p>
+      <w:pPr>
+        <w:pStyle w:val="Heading1"/>
+      </w:pPr>
+      <w:r>
+        <w:t>Short answers for the demonstration</w:t>
+      </w:r>
+    </w:p>
+    <w:p>
+      <w:pPr>
+        <w:spacing w:line="252" w:lineRule="auto" w:after="80"/>
+      </w:pPr>
       <w:r>
         <w:rPr>
           <w:b/>
+          <w:sz w:val="21"/>
         </w:rPr>
-        <w:t xml:space="preserve">Что изменится без @Valid. </w:t>
+        <w:t xml:space="preserve">Why use a separate form object. </w:t>
       </w:r>
       <w:r>
-        <w:t>Ограничения Bean Validation на объекте не будут запускаться этим обработчиком, хотя ошибки преобразования типов при привязке по-прежнему возможны.</w:t>
+        <w:rPr>
+          <w:sz w:val="21"/>
+        </w:rPr>
+        <w:t>It defines the allowed input fields and validation rules. The stored model can have different fields and constraints.</w:t>
       </w:r>
     </w:p>
     <w:p>
+      <w:pPr>
+        <w:spacing w:line="252" w:lineRule="auto" w:after="80"/>
+      </w:pPr>
       <w:r>
         <w:rPr>
           <w:b/>
+          <w:sz w:val="21"/>
         </w:rPr>
-        <w:t xml:space="preserve">Чем отличаются проверки обязательности. </w:t>
+        <w:t xml:space="preserve">Why place BindingResult immediately after the form. </w:t>
       </w:r>
       <w:r>
-        <w:t>@NotNull запрещает null. @NotEmpty дополнительно запрещает пустую строку или коллекцию. @NotBlank проверяет строку и запрещает значение только из пробелов.</w:t>
+        <w:rPr>
+          <w:sz w:val="21"/>
+        </w:rPr>
+        <w:t>Spring associates that result with the preceding bound object. Moving it can prevent normal handling of invalid input in this method.</w:t>
       </w:r>
     </w:p>
     <w:p>
+      <w:pPr>
+        <w:spacing w:line="252" w:lineRule="auto" w:after="80"/>
+      </w:pPr>
       <w:r>
         <w:rPr>
           <w:b/>
+          <w:sz w:val="21"/>
         </w:rPr>
-        <w:t xml:space="preserve">Какие ошибки используются в работе. </w:t>
+        <w:t xml:space="preserve">What changes without @Valid. </w:t>
       </w:r>
       <w:r>
-        <w:t>Ограничения полей создают field errors. Ошибка преобразования года также относится к полю. Классное ограничение на несколько полей могло бы создать global error.</w:t>
+        <w:rPr>
+          <w:sz w:val="21"/>
+        </w:rPr>
+        <w:t>The handler no longer invokes Bean Validation constraints on the object, although binding can still report type conversion errors.</w:t>
       </w:r>
     </w:p>
     <w:p>
+      <w:pPr>
+        <w:spacing w:line="252" w:lineRule="auto" w:after="80"/>
+      </w:pPr>
       <w:r>
         <w:rPr>
           <w:b/>
+          <w:sz w:val="21"/>
         </w:rPr>
-        <w:t xml:space="preserve">Почему null проходит NoDigitsValidator. </w:t>
+        <w:t xml:space="preserve">How the required-value constraints differ. </w:t>
       </w:r>
       <w:r>
-        <w:t>Обязательность проверяет @NotBlank, а собственный валидатор отвечает только за отсутствие цифр и не дублирует это правило.</w:t>
+        <w:rPr>
+          <w:sz w:val="21"/>
+        </w:rPr>
+        <w:t>@NotNull rejects null. @NotEmpty also rejects empty strings or collections. @NotBlank rejects empty or whitespace-only strings.</w:t>
       </w:r>
     </w:p>
     <w:p>
+      <w:pPr>
+        <w:spacing w:line="252" w:lineRule="auto" w:after="80"/>
+      </w:pPr>
       <w:r>
         <w:rPr>
           <w:b/>
+          <w:sz w:val="21"/>
         </w:rPr>
-        <w:t xml:space="preserve">Как выбирается обработчик исключения. </w:t>
+        <w:t xml:space="preserve">Which types of errors are used. </w:t>
       </w:r>
       <w:r>
-        <w:t>Spring учитывает область advice и тип исключения; локальный handler контроллера рассматривается раньше advice, а порядок advice и точность соответствия влияют на выбор между несколькими подходящими handler.</w:t>
+        <w:rPr>
+          <w:sz w:val="21"/>
+        </w:rPr>
+        <w:t>The form constraints produce field errors. A year conversion error also belongs to a field. A class-level constraint could create a global error.</w:t>
       </w:r>
     </w:p>
     <w:p>
+      <w:pPr>
+        <w:spacing w:line="252" w:lineRule="auto" w:after="80"/>
+      </w:pPr>
       <w:r>
         <w:rPr>
           <w:b/>
+          <w:sz w:val="21"/>
         </w:rPr>
-        <w:t xml:space="preserve">Почему введённый текст выводится через th:text. </w:t>
+        <w:t xml:space="preserve">Why NoDigitsValidator accepts null. </w:t>
       </w:r>
       <w:r>
-        <w:t>th:text экранирует HTML. th:utext выводит непроверенный HTML, поэтому пользовательский ввод через него может привести к XSS.</w:t>
+        <w:rPr>
+          <w:sz w:val="21"/>
+        </w:rPr>
+        <w:t>@NotBlank checks required input; the custom validator has the separate responsibility of rejecting digits.</w:t>
+      </w:r>
+    </w:p>
+    <w:p>
+      <w:pPr>
+        <w:spacing w:line="252" w:lineRule="auto" w:after="80"/>
+      </w:pPr>
+      <w:r>
+        <w:rPr>
+          <w:b/>
+          <w:sz w:val="21"/>
+        </w:rPr>
+        <w:t xml:space="preserve">How an exception handler is selected. </w:t>
+      </w:r>
+      <w:r>
+        <w:rPr>
+          <w:sz w:val="21"/>
+        </w:rPr>
+        <w:t>Spring considers the advice scope and exception type. Local controller handlers are considered before advice; advice order and match specificity affect other choices.</w:t>
+      </w:r>
+    </w:p>
+    <w:p>
+      <w:pPr>
+        <w:spacing w:line="252" w:lineRule="auto" w:after="80"/>
+      </w:pPr>
+      <w:r>
+        <w:rPr>
+          <w:b/>
+          <w:sz w:val="21"/>
+        </w:rPr>
+        <w:t xml:space="preserve">Why display user input with th:text. </w:t>
+      </w:r>
+      <w:r>
+        <w:rPr>
+          <w:sz w:val="21"/>
+        </w:rPr>
+        <w:t>th:text escapes HTML. th:utext outputs unescaped HTML, so using it for untrusted user input can introduce XSS.</w:t>
       </w:r>
     </w:p>
     <w:sectPr>
